--- a/TechnicalTest/Solution Analyst/Test Assessment Application Design-Solution Analyst.docx
+++ b/TechnicalTest/Solution Analyst/Test Assessment Application Design-Solution Analyst.docx
@@ -1,6 +1,6 @@
 
 <file path=word/document.xml><?xml version="1.0" encoding="utf-8"?>
-<w:document xmlns:wpc="http://schemas.microsoft.com/office/word/2010/wordprocessingCanvas" xmlns:mc="http://schemas.openxmlformats.org/markup-compatibility/2006" xmlns:o="urn:schemas-microsoft-com:office:office" xmlns:r="http://schemas.openxmlformats.org/officeDocument/2006/relationships" xmlns:m="http://schemas.openxmlformats.org/officeDocument/2006/math" xmlns:v="urn:schemas-microsoft-com:vml" xmlns:wp14="http://schemas.microsoft.com/office/word/2010/wordprocessingDrawing" xmlns:wp="http://schemas.openxmlformats.org/drawingml/2006/wordprocessingDrawing" xmlns:w10="urn:schemas-microsoft-com:office:word" xmlns:w="http://schemas.openxmlformats.org/wordprocessingml/2006/main" xmlns:w14="http://schemas.microsoft.com/office/word/2010/wordml" xmlns:w15="http://schemas.microsoft.com/office/word/2012/wordml" xmlns:wpg="http://schemas.microsoft.com/office/word/2010/wordprocessingGroup" xmlns:wpi="http://schemas.microsoft.com/office/word/2010/wordprocessingInk" xmlns:wne="http://schemas.microsoft.com/office/word/2006/wordml" xmlns:wps="http://schemas.microsoft.com/office/word/2010/wordprocessingShape" mc:Ignorable="w14 w15 wp14">
+<w:document xmlns:wpc="http://schemas.microsoft.com/office/word/2010/wordprocessingCanvas" xmlns:cx="http://schemas.microsoft.com/office/drawing/2014/chartex" xmlns:cx1="http://schemas.microsoft.com/office/drawing/2015/9/8/chartex" xmlns:cx2="http://schemas.microsoft.com/office/drawing/2015/10/21/chartex" xmlns:cx3="http://schemas.microsoft.com/office/drawing/2016/5/9/chartex" xmlns:cx4="http://schemas.microsoft.com/office/drawing/2016/5/10/chartex" xmlns:cx5="http://schemas.microsoft.com/office/drawing/2016/5/11/chartex" xmlns:cx6="http://schemas.microsoft.com/office/drawing/2016/5/12/chartex" xmlns:cx7="http://schemas.microsoft.com/office/drawing/2016/5/13/chartex" xmlns:cx8="http://schemas.microsoft.com/office/drawing/2016/5/14/chartex" xmlns:mc="http://schemas.openxmlformats.org/markup-compatibility/2006" xmlns:aink="http://schemas.microsoft.com/office/drawing/2016/ink" xmlns:am3d="http://schemas.microsoft.com/office/drawing/2017/model3d" xmlns:o="urn:schemas-microsoft-com:office:office" xmlns:oel="http://schemas.microsoft.com/office/2019/extlst" xmlns:r="http://schemas.openxmlformats.org/officeDocument/2006/relationships" xmlns:m="http://schemas.openxmlformats.org/officeDocument/2006/math" xmlns:v="urn:schemas-microsoft-com:vml" xmlns:wp14="http://schemas.microsoft.com/office/word/2010/wordprocessingDrawing" xmlns:wp="http://schemas.openxmlformats.org/drawingml/2006/wordprocessingDrawing" xmlns:w10="urn:schemas-microsoft-com:office:word" xmlns:w="http://schemas.openxmlformats.org/wordprocessingml/2006/main" xmlns:w14="http://schemas.microsoft.com/office/word/2010/wordml" xmlns:w15="http://schemas.microsoft.com/office/word/2012/wordml" xmlns:w16cex="http://schemas.microsoft.com/office/word/2018/wordml/cex" xmlns:w16cid="http://schemas.microsoft.com/office/word/2016/wordml/cid" xmlns:w16="http://schemas.microsoft.com/office/word/2018/wordml" xmlns:w16sdtdh="http://schemas.microsoft.com/office/word/2020/wordml/sdtdatahash" xmlns:w16se="http://schemas.microsoft.com/office/word/2015/wordml/symex" xmlns:wpg="http://schemas.microsoft.com/office/word/2010/wordprocessingGroup" xmlns:wpi="http://schemas.microsoft.com/office/word/2010/wordprocessingInk" xmlns:wne="http://schemas.microsoft.com/office/word/2006/wordml" xmlns:wps="http://schemas.microsoft.com/office/word/2010/wordprocessingShape" mc:Ignorable="w14 w15 w16se w16cid w16 w16cex w16sdtdh wp14">
   <w:body>
     <w:p>
       <w:pPr>
@@ -87,21 +87,7 @@
         <w:rPr>
           <w:lang w:val="en-US"/>
         </w:rPr>
-        <w:t xml:space="preserve"> </w:t>
-      </w:r>
-      <w:proofErr w:type="spellStart"/>
-      <w:r>
-        <w:rPr>
-          <w:lang w:val="en-US"/>
-        </w:rPr>
-        <w:t>fintech</w:t>
-      </w:r>
-      <w:proofErr w:type="spellEnd"/>
-      <w:r>
-        <w:rPr>
-          <w:lang w:val="en-US"/>
-        </w:rPr>
-        <w:t xml:space="preserve"> yang </w:t>
+        <w:t xml:space="preserve"> fintech yang </w:t>
       </w:r>
       <w:proofErr w:type="spellStart"/>
       <w:r>
@@ -437,21 +423,7 @@
         <w:rPr>
           <w:lang w:val="en-US"/>
         </w:rPr>
-        <w:t xml:space="preserve"> </w:t>
-      </w:r>
-      <w:proofErr w:type="spellStart"/>
-      <w:r>
-        <w:rPr>
-          <w:lang w:val="en-US"/>
-        </w:rPr>
-        <w:t>dan</w:t>
-      </w:r>
-      <w:proofErr w:type="spellEnd"/>
-      <w:r>
-        <w:rPr>
-          <w:lang w:val="en-US"/>
-        </w:rPr>
-        <w:t xml:space="preserve"> upload </w:t>
+        <w:t xml:space="preserve"> dan upload </w:t>
       </w:r>
       <w:proofErr w:type="spellStart"/>
       <w:r>
@@ -681,6 +653,20 @@
         <w:rPr>
           <w:lang w:val="en-US"/>
         </w:rPr>
+        <w:t xml:space="preserve"> dan </w:t>
+      </w:r>
+      <w:proofErr w:type="spellStart"/>
+      <w:r>
+        <w:rPr>
+          <w:lang w:val="en-US"/>
+        </w:rPr>
+        <w:t>tagihan</w:t>
+      </w:r>
+      <w:proofErr w:type="spellEnd"/>
+      <w:r>
+        <w:rPr>
+          <w:lang w:val="en-US"/>
+        </w:rPr>
         <w:t xml:space="preserve"> </w:t>
       </w:r>
       <w:proofErr w:type="spellStart"/>
@@ -688,84 +674,42 @@
         <w:rPr>
           <w:lang w:val="en-US"/>
         </w:rPr>
-        <w:t>dan</w:t>
+        <w:t>perbulan</w:t>
       </w:r>
       <w:proofErr w:type="spellEnd"/>
       <w:r>
         <w:rPr>
           <w:lang w:val="en-US"/>
         </w:rPr>
-        <w:t xml:space="preserve"> </w:t>
+        <w:t xml:space="preserve"> yang </w:t>
       </w:r>
       <w:proofErr w:type="spellStart"/>
       <w:r>
         <w:rPr>
           <w:lang w:val="en-US"/>
         </w:rPr>
-        <w:t>tagihan</w:t>
+        <w:t>harus</w:t>
       </w:r>
       <w:proofErr w:type="spellEnd"/>
       <w:r>
         <w:rPr>
           <w:lang w:val="en-US"/>
         </w:rPr>
-        <w:t xml:space="preserve"> </w:t>
+        <w:t xml:space="preserve"> di </w:t>
       </w:r>
       <w:proofErr w:type="spellStart"/>
       <w:r>
         <w:rPr>
           <w:lang w:val="en-US"/>
         </w:rPr>
-        <w:t>perbulan</w:t>
+        <w:t>bayarkan</w:t>
       </w:r>
       <w:proofErr w:type="spellEnd"/>
       <w:r>
         <w:rPr>
           <w:lang w:val="en-US"/>
         </w:rPr>
-        <w:t xml:space="preserve"> yang </w:t>
-      </w:r>
-      <w:proofErr w:type="spellStart"/>
-      <w:r>
-        <w:rPr>
-          <w:lang w:val="en-US"/>
-        </w:rPr>
-        <w:t>harus</w:t>
-      </w:r>
-      <w:proofErr w:type="spellEnd"/>
-      <w:r>
-        <w:rPr>
-          <w:lang w:val="en-US"/>
-        </w:rPr>
-        <w:t xml:space="preserve"> di </w:t>
-      </w:r>
-      <w:proofErr w:type="spellStart"/>
-      <w:r>
-        <w:rPr>
-          <w:lang w:val="en-US"/>
-        </w:rPr>
-        <w:t>bayarkan</w:t>
-      </w:r>
-      <w:proofErr w:type="spellEnd"/>
-      <w:r>
-        <w:rPr>
-          <w:lang w:val="en-US"/>
-        </w:rPr>
-        <w:t xml:space="preserve"> (</w:t>
-      </w:r>
-      <w:proofErr w:type="spellStart"/>
-      <w:r>
-        <w:rPr>
-          <w:lang w:val="en-US"/>
-        </w:rPr>
-        <w:t>Jika</w:t>
-      </w:r>
-      <w:proofErr w:type="spellEnd"/>
-      <w:r>
-        <w:rPr>
-          <w:lang w:val="en-US"/>
-        </w:rPr>
-        <w:t xml:space="preserve"> </w:t>
+        <w:t xml:space="preserve"> (Jika </w:t>
       </w:r>
       <w:proofErr w:type="spellStart"/>
       <w:r>
@@ -825,49 +769,21 @@
         <w:rPr>
           <w:lang w:val="en-US"/>
         </w:rPr>
-        <w:t xml:space="preserve"> </w:t>
+        <w:t xml:space="preserve"> uang paling </w:t>
       </w:r>
       <w:proofErr w:type="spellStart"/>
       <w:r>
         <w:rPr>
           <w:lang w:val="en-US"/>
         </w:rPr>
-        <w:t>uang</w:t>
+        <w:t>besar</w:t>
       </w:r>
       <w:proofErr w:type="spellEnd"/>
       <w:r>
         <w:rPr>
           <w:lang w:val="en-US"/>
         </w:rPr>
-        <w:t xml:space="preserve"> paling </w:t>
-      </w:r>
-      <w:proofErr w:type="spellStart"/>
-      <w:r>
-        <w:rPr>
-          <w:lang w:val="en-US"/>
-        </w:rPr>
-        <w:t>besar</w:t>
-      </w:r>
-      <w:proofErr w:type="spellEnd"/>
-      <w:r>
-        <w:rPr>
-          <w:lang w:val="en-US"/>
-        </w:rPr>
-        <w:t xml:space="preserve"> </w:t>
-      </w:r>
-      <w:proofErr w:type="spellStart"/>
-      <w:r>
-        <w:rPr>
-          <w:lang w:val="en-US"/>
-        </w:rPr>
-        <w:t>Rp</w:t>
-      </w:r>
-      <w:proofErr w:type="spellEnd"/>
-      <w:r>
-        <w:rPr>
-          <w:lang w:val="en-US"/>
-        </w:rPr>
-        <w:t>. 1</w:t>
+        <w:t xml:space="preserve"> Rp. 1</w:t>
       </w:r>
       <w:r>
         <w:rPr>
@@ -1065,12 +981,18 @@
           <w:lang w:val="en-US"/>
         </w:rPr>
       </w:pPr>
+      <w:r>
+        <w:rPr>
+          <w:lang w:val="en-US"/>
+        </w:rPr>
+        <w:t xml:space="preserve">Jika </w:t>
+      </w:r>
       <w:proofErr w:type="spellStart"/>
       <w:r>
         <w:rPr>
           <w:lang w:val="en-US"/>
         </w:rPr>
-        <w:t>Jika</w:t>
+        <w:t>pinjaman</w:t>
       </w:r>
       <w:proofErr w:type="spellEnd"/>
       <w:r>
@@ -1084,7 +1006,7 @@
         <w:rPr>
           <w:lang w:val="en-US"/>
         </w:rPr>
-        <w:t>pinjaman</w:t>
+        <w:t>diterima</w:t>
       </w:r>
       <w:proofErr w:type="spellEnd"/>
       <w:r>
@@ -1098,7 +1020,7 @@
         <w:rPr>
           <w:lang w:val="en-US"/>
         </w:rPr>
-        <w:t>diterima</w:t>
+        <w:t>maka</w:t>
       </w:r>
       <w:proofErr w:type="spellEnd"/>
       <w:r>
@@ -1112,7 +1034,7 @@
         <w:rPr>
           <w:lang w:val="en-US"/>
         </w:rPr>
-        <w:t>maka</w:t>
+        <w:t>akan</w:t>
       </w:r>
       <w:proofErr w:type="spellEnd"/>
       <w:r>
@@ -1126,7 +1048,7 @@
         <w:rPr>
           <w:lang w:val="en-US"/>
         </w:rPr>
-        <w:t>akan</w:t>
+        <w:t>ada</w:t>
       </w:r>
       <w:proofErr w:type="spellEnd"/>
       <w:r>
@@ -1140,7 +1062,7 @@
         <w:rPr>
           <w:lang w:val="en-US"/>
         </w:rPr>
-        <w:t>ada</w:t>
+        <w:t>notifikasi</w:t>
       </w:r>
       <w:proofErr w:type="spellEnd"/>
       <w:r>
@@ -1154,42 +1076,20 @@
         <w:rPr>
           <w:lang w:val="en-US"/>
         </w:rPr>
-        <w:t>notifikasi</w:t>
+        <w:t>lewat</w:t>
       </w:r>
       <w:proofErr w:type="spellEnd"/>
       <w:r>
         <w:rPr>
           <w:lang w:val="en-US"/>
         </w:rPr>
-        <w:t xml:space="preserve"> </w:t>
-      </w:r>
-      <w:proofErr w:type="spellStart"/>
-      <w:r>
-        <w:rPr>
-          <w:lang w:val="en-US"/>
-        </w:rPr>
-        <w:t>lewat</w:t>
-      </w:r>
-      <w:proofErr w:type="spellEnd"/>
-      <w:r>
-        <w:rPr>
-          <w:lang w:val="en-US"/>
-        </w:rPr>
         <w:t xml:space="preserve"> email </w:t>
       </w:r>
-      <w:proofErr w:type="spellStart"/>
-      <w:r>
-        <w:rPr>
-          <w:lang w:val="en-US"/>
-        </w:rPr>
-        <w:t>dan</w:t>
-      </w:r>
-      <w:proofErr w:type="spellEnd"/>
-      <w:r>
-        <w:rPr>
-          <w:lang w:val="en-US"/>
-        </w:rPr>
-        <w:t xml:space="preserve"> </w:t>
+      <w:r>
+        <w:rPr>
+          <w:lang w:val="en-US"/>
+        </w:rPr>
+        <w:t xml:space="preserve">dan </w:t>
       </w:r>
       <w:proofErr w:type="spellStart"/>
       <w:r>
@@ -1299,6 +1199,20 @@
         <w:rPr>
           <w:lang w:val="en-US"/>
         </w:rPr>
+        <w:t xml:space="preserve"> uang </w:t>
+      </w:r>
+      <w:proofErr w:type="spellStart"/>
+      <w:r>
+        <w:rPr>
+          <w:lang w:val="en-US"/>
+        </w:rPr>
+        <w:t>jika</w:t>
+      </w:r>
+      <w:proofErr w:type="spellEnd"/>
+      <w:r>
+        <w:rPr>
+          <w:lang w:val="en-US"/>
+        </w:rPr>
         <w:t xml:space="preserve"> </w:t>
       </w:r>
       <w:proofErr w:type="spellStart"/>
@@ -1306,7 +1220,7 @@
         <w:rPr>
           <w:lang w:val="en-US"/>
         </w:rPr>
-        <w:t>uang</w:t>
+        <w:t>sedang</w:t>
       </w:r>
       <w:proofErr w:type="spellEnd"/>
       <w:r>
@@ -1320,70 +1234,28 @@
         <w:rPr>
           <w:lang w:val="en-US"/>
         </w:rPr>
-        <w:t>jika</w:t>
+        <w:t>ada</w:t>
       </w:r>
       <w:proofErr w:type="spellEnd"/>
       <w:r>
         <w:rPr>
           <w:lang w:val="en-US"/>
         </w:rPr>
-        <w:t xml:space="preserve"> </w:t>
+        <w:t xml:space="preserve"> proses </w:t>
       </w:r>
       <w:proofErr w:type="spellStart"/>
       <w:r>
         <w:rPr>
           <w:lang w:val="en-US"/>
         </w:rPr>
-        <w:t>sedang</w:t>
+        <w:t>peminjaman</w:t>
       </w:r>
       <w:proofErr w:type="spellEnd"/>
       <w:r>
         <w:rPr>
           <w:lang w:val="en-US"/>
         </w:rPr>
-        <w:t xml:space="preserve"> </w:t>
-      </w:r>
-      <w:proofErr w:type="spellStart"/>
-      <w:r>
-        <w:rPr>
-          <w:lang w:val="en-US"/>
-        </w:rPr>
-        <w:t>ada</w:t>
-      </w:r>
-      <w:proofErr w:type="spellEnd"/>
-      <w:r>
-        <w:rPr>
-          <w:lang w:val="en-US"/>
-        </w:rPr>
-        <w:t xml:space="preserve"> proses </w:t>
-      </w:r>
-      <w:proofErr w:type="spellStart"/>
-      <w:r>
-        <w:rPr>
-          <w:lang w:val="en-US"/>
-        </w:rPr>
-        <w:t>peminjaman</w:t>
-      </w:r>
-      <w:proofErr w:type="spellEnd"/>
-      <w:r>
-        <w:rPr>
-          <w:lang w:val="en-US"/>
-        </w:rPr>
-        <w:t xml:space="preserve"> </w:t>
-      </w:r>
-      <w:proofErr w:type="spellStart"/>
-      <w:r>
-        <w:rPr>
-          <w:lang w:val="en-US"/>
-        </w:rPr>
-        <w:t>dan</w:t>
-      </w:r>
-      <w:proofErr w:type="spellEnd"/>
-      <w:r>
-        <w:rPr>
-          <w:lang w:val="en-US"/>
-        </w:rPr>
-        <w:t xml:space="preserve"> </w:t>
+        <w:t xml:space="preserve"> dan </w:t>
       </w:r>
       <w:proofErr w:type="spellStart"/>
       <w:r>
@@ -1439,21 +1311,7 @@
         <w:rPr>
           <w:lang w:val="en-US"/>
         </w:rPr>
-        <w:t xml:space="preserve"> </w:t>
-      </w:r>
-      <w:proofErr w:type="spellStart"/>
-      <w:r>
-        <w:rPr>
-          <w:lang w:val="en-US"/>
-        </w:rPr>
-        <w:t>Anda</w:t>
-      </w:r>
-      <w:proofErr w:type="spellEnd"/>
-      <w:r>
-        <w:rPr>
-          <w:lang w:val="en-US"/>
-        </w:rPr>
-        <w:t>:</w:t>
+        <w:t xml:space="preserve"> Anda:</w:t>
       </w:r>
     </w:p>
     <w:p>
@@ -1648,21 +1506,7 @@
         <w:rPr>
           <w:lang w:val="en-US"/>
         </w:rPr>
-        <w:t xml:space="preserve">wift (iOS) and </w:t>
-      </w:r>
-      <w:proofErr w:type="spellStart"/>
-      <w:r>
-        <w:rPr>
-          <w:lang w:val="en-US"/>
-        </w:rPr>
-        <w:t>Kotlin</w:t>
-      </w:r>
-      <w:proofErr w:type="spellEnd"/>
-      <w:r>
-        <w:rPr>
-          <w:lang w:val="en-US"/>
-        </w:rPr>
-        <w:t xml:space="preserve"> (Android) or Flutter (Dart)</w:t>
+        <w:t>wift (iOS) and Kotlin (Android) or Flutter (Dart)</w:t>
       </w:r>
     </w:p>
     <w:p>
@@ -1798,35 +1642,7 @@
         <w:rPr>
           <w:lang w:val="en-US"/>
         </w:rPr>
-        <w:t xml:space="preserve">SMS and Email Service: </w:t>
-      </w:r>
-      <w:proofErr w:type="spellStart"/>
-      <w:r>
-        <w:rPr>
-          <w:lang w:val="en-US"/>
-        </w:rPr>
-        <w:t>Twilio</w:t>
-      </w:r>
-      <w:proofErr w:type="spellEnd"/>
-      <w:r>
-        <w:rPr>
-          <w:lang w:val="en-US"/>
-        </w:rPr>
-        <w:t xml:space="preserve"> or </w:t>
-      </w:r>
-      <w:proofErr w:type="spellStart"/>
-      <w:r>
-        <w:rPr>
-          <w:lang w:val="en-US"/>
-        </w:rPr>
-        <w:t>SendGrid</w:t>
-      </w:r>
-      <w:proofErr w:type="spellEnd"/>
-      <w:r>
-        <w:rPr>
-          <w:lang w:val="en-US"/>
-        </w:rPr>
-        <w:t xml:space="preserve"> for notifications.</w:t>
+        <w:t>SMS and Email Service: Twilio or SendGrid for notifications.</w:t>
       </w:r>
     </w:p>
     <w:p>
@@ -1926,21 +1742,7 @@
         <w:rPr>
           <w:lang w:val="en-US"/>
         </w:rPr>
-        <w:t xml:space="preserve"> design Screen Flow </w:t>
-      </w:r>
-      <w:proofErr w:type="spellStart"/>
-      <w:r>
-        <w:rPr>
-          <w:lang w:val="en-US"/>
-        </w:rPr>
-        <w:t>dan</w:t>
-      </w:r>
-      <w:proofErr w:type="spellEnd"/>
-      <w:r>
-        <w:rPr>
-          <w:lang w:val="en-US"/>
-        </w:rPr>
-        <w:t xml:space="preserve"> ERD </w:t>
+        <w:t xml:space="preserve"> design Screen Flow dan ERD </w:t>
       </w:r>
       <w:proofErr w:type="spellStart"/>
       <w:r>
@@ -2403,18 +2205,12 @@
         <w:t xml:space="preserve">UML, </w:t>
       </w:r>
       <w:proofErr w:type="spellStart"/>
-      <w:r>
-        <w:rPr>
-          <w:lang w:val="en-US"/>
-        </w:rPr>
-        <w:t>ERD</w:t>
-      </w:r>
       <w:proofErr w:type="gramStart"/>
       <w:r>
         <w:rPr>
           <w:lang w:val="en-US"/>
         </w:rPr>
-        <w:t>,flowchart</w:t>
+        <w:t>ERD,flowchart</w:t>
       </w:r>
       <w:proofErr w:type="spellEnd"/>
       <w:proofErr w:type="gramEnd"/>
@@ -2456,6 +2252,9 @@
         <w:ind w:left="2160"/>
       </w:pPr>
       <w:r>
+        <w:rPr>
+          <w:noProof/>
+        </w:rPr>
         <w:drawing>
           <wp:inline distT="0" distB="0" distL="0" distR="0" wp14:anchorId="02EFDD02" wp14:editId="301F6DEE">
             <wp:extent cx="5301620" cy="6910387"/>
@@ -2567,9 +2366,6 @@
               <w:pStyle w:val="ListParagraph"/>
               <w:ind w:left="0"/>
             </w:pPr>
-            <w:r>
-              <w:t>{{host}}</w:t>
-            </w:r>
             <w:proofErr w:type="spellStart"/>
             <w:r>
               <w:t>ms</w:t>
@@ -2710,7 +2506,19 @@
               <w:t xml:space="preserve">  </w:t>
             </w:r>
             <w:r>
-              <w:t>"email": "user@example.com",</w:t>
+              <w:t>"email": "</w:t>
+            </w:r>
+            <w:r>
+              <w:t>sukijan</w:t>
+            </w:r>
+            <w:r>
+              <w:t>@</w:t>
+            </w:r>
+            <w:r>
+              <w:t>gmail</w:t>
+            </w:r>
+            <w:r>
+              <w:t>.com",</w:t>
             </w:r>
           </w:p>
           <w:p>
@@ -2766,6 +2574,7 @@
         <w:tc>
           <w:tcPr>
             <w:tcW w:w="1435" w:type="dxa"/>
+            <w:vMerge w:val="restart"/>
           </w:tcPr>
           <w:p>
             <w:pPr>
@@ -2791,418 +2600,19 @@
               <w:rPr>
                 <w:b/>
               </w:rPr>
-              <w:t>succes</w:t>
+              <w:t>S</w:t>
             </w:r>
             <w:r>
               <w:rPr>
                 <w:b/>
               </w:rPr>
+              <w:t>ucces</w:t>
+            </w:r>
+            <w:r>
+              <w:rPr>
+                <w:b/>
+              </w:rPr>
               <w:t>s</w:t>
-            </w:r>
-          </w:p>
-          <w:p>
-            <w:r>
-              <w:t>{</w:t>
-            </w:r>
-          </w:p>
-          <w:p>
-            <w:pPr>
-              <w:pStyle w:val="ListParagraph"/>
-            </w:pPr>
-            <w:r>
-              <w:t xml:space="preserve">    "status": true,</w:t>
-            </w:r>
-          </w:p>
-          <w:p>
-            <w:pPr>
-              <w:pStyle w:val="ListParagraph"/>
-            </w:pPr>
-            <w:r>
-              <w:t xml:space="preserve">    "code": "RU001",</w:t>
-            </w:r>
-          </w:p>
-          <w:p>
-            <w:pPr>
-              <w:pStyle w:val="ListParagraph"/>
-            </w:pPr>
-            <w:r>
-              <w:t xml:space="preserve">    "message": true,</w:t>
-            </w:r>
-          </w:p>
-          <w:p>
-            <w:pPr>
-              <w:pStyle w:val="ListParagraph"/>
-            </w:pPr>
-            <w:r>
-              <w:t xml:space="preserve">    "</w:t>
-            </w:r>
-            <w:proofErr w:type="spellStart"/>
-            <w:r>
-              <w:t>errorMessage</w:t>
-            </w:r>
-            <w:proofErr w:type="spellEnd"/>
-            <w:r>
-              <w:t>": null,</w:t>
-            </w:r>
-          </w:p>
-          <w:p>
-            <w:pPr>
-              <w:pStyle w:val="ListParagraph"/>
-            </w:pPr>
-            <w:r>
-              <w:t xml:space="preserve">    "</w:t>
-            </w:r>
-            <w:proofErr w:type="spellStart"/>
-            <w:r>
-              <w:t>errorData</w:t>
-            </w:r>
-            <w:proofErr w:type="spellEnd"/>
-            <w:r>
-              <w:t>": null,</w:t>
-            </w:r>
-          </w:p>
-          <w:p>
-            <w:pPr>
-              <w:pStyle w:val="ListParagraph"/>
-            </w:pPr>
-            <w:r>
-              <w:t xml:space="preserve">    "data": {</w:t>
-            </w:r>
-          </w:p>
-          <w:p>
-            <w:pPr>
-              <w:pStyle w:val="ListParagraph"/>
-            </w:pPr>
-            <w:r>
-              <w:t xml:space="preserve">        "message": "Registration successful</w:t>
-            </w:r>
-            <w:r>
-              <w:t>, please check email to verify</w:t>
-            </w:r>
-            <w:r>
-              <w:t>",</w:t>
-            </w:r>
-          </w:p>
-          <w:p>
-            <w:r>
-              <w:t xml:space="preserve">        </w:t>
-            </w:r>
-            <w:r>
-              <w:t xml:space="preserve">             </w:t>
-            </w:r>
-            <w:r>
-              <w:t>"member": {</w:t>
-            </w:r>
-          </w:p>
-          <w:p>
-            <w:pPr>
-              <w:ind w:left="342"/>
-            </w:pPr>
-            <w:r>
-              <w:t xml:space="preserve">            </w:t>
-            </w:r>
-            <w:r>
-              <w:t xml:space="preserve">         </w:t>
-            </w:r>
-            <w:r>
-              <w:t>"</w:t>
-            </w:r>
-            <w:proofErr w:type="spellStart"/>
-            <w:r>
-              <w:t>memberId</w:t>
-            </w:r>
-            <w:proofErr w:type="spellEnd"/>
-            <w:r>
-              <w:t>": "1234",</w:t>
-            </w:r>
-          </w:p>
-          <w:p>
-            <w:pPr>
-              <w:ind w:left="342"/>
-            </w:pPr>
-            <w:r>
-              <w:t xml:space="preserve">            </w:t>
-            </w:r>
-            <w:r>
-              <w:t xml:space="preserve">         </w:t>
-            </w:r>
-            <w:r>
-              <w:t>"name": "test",</w:t>
-            </w:r>
-          </w:p>
-          <w:p>
-            <w:pPr>
-              <w:ind w:left="342"/>
-            </w:pPr>
-            <w:r>
-              <w:t xml:space="preserve">            </w:t>
-            </w:r>
-            <w:r>
-              <w:t xml:space="preserve">          "email": "coba@gmail.com"</w:t>
-            </w:r>
-          </w:p>
-          <w:p>
-            <w:pPr>
-              <w:pStyle w:val="ListParagraph"/>
-            </w:pPr>
-            <w:r>
-              <w:t xml:space="preserve">        }</w:t>
-            </w:r>
-          </w:p>
-          <w:p>
-            <w:pPr>
-              <w:pStyle w:val="ListParagraph"/>
-            </w:pPr>
-            <w:r>
-              <w:t xml:space="preserve">    }</w:t>
-            </w:r>
-          </w:p>
-          <w:p>
-            <w:pPr>
-              <w:pStyle w:val="ListParagraph"/>
-              <w:ind w:left="0"/>
-            </w:pPr>
-            <w:r>
-              <w:t>}</w:t>
-            </w:r>
-          </w:p>
-          <w:p>
-            <w:pPr>
-              <w:pStyle w:val="ListParagraph"/>
-              <w:ind w:left="0"/>
-              <w:rPr>
-                <w:b/>
-                <w:lang w:val="en-US"/>
-              </w:rPr>
-            </w:pPr>
-            <w:r>
-              <w:rPr>
-                <w:b/>
-              </w:rPr>
-              <w:t>failed</w:t>
-            </w:r>
-          </w:p>
-          <w:p>
-            <w:pPr>
-              <w:pStyle w:val="ListParagraph"/>
-              <w:rPr>
-                <w:lang w:val="en-US"/>
-              </w:rPr>
-            </w:pPr>
-            <w:r>
-              <w:rPr>
-                <w:lang w:val="en-US"/>
-              </w:rPr>
-              <w:t>{</w:t>
-            </w:r>
-          </w:p>
-          <w:p>
-            <w:pPr>
-              <w:pStyle w:val="ListParagraph"/>
-              <w:rPr>
-                <w:lang w:val="en-US"/>
-              </w:rPr>
-            </w:pPr>
-            <w:r>
-              <w:rPr>
-                <w:lang w:val="en-US"/>
-              </w:rPr>
-              <w:t xml:space="preserve">    "status": true,</w:t>
-            </w:r>
-          </w:p>
-          <w:p>
-            <w:pPr>
-              <w:pStyle w:val="ListParagraph"/>
-              <w:rPr>
-                <w:lang w:val="en-US"/>
-              </w:rPr>
-            </w:pPr>
-            <w:r>
-              <w:rPr>
-                <w:lang w:val="en-US"/>
-              </w:rPr>
-              <w:t xml:space="preserve">    "code": "RU002",</w:t>
-            </w:r>
-          </w:p>
-          <w:p>
-            <w:pPr>
-              <w:pStyle w:val="ListParagraph"/>
-              <w:rPr>
-                <w:lang w:val="en-US"/>
-              </w:rPr>
-            </w:pPr>
-            <w:r>
-              <w:rPr>
-                <w:lang w:val="en-US"/>
-              </w:rPr>
-              <w:t xml:space="preserve">    "message": </w:t>
-            </w:r>
-            <w:r>
-              <w:rPr>
-                <w:lang w:val="en-US"/>
-              </w:rPr>
-              <w:t>null</w:t>
-            </w:r>
-            <w:r>
-              <w:rPr>
-                <w:lang w:val="en-US"/>
-              </w:rPr>
-              <w:t>,</w:t>
-            </w:r>
-          </w:p>
-          <w:p>
-            <w:pPr>
-              <w:pStyle w:val="ListParagraph"/>
-              <w:rPr>
-                <w:lang w:val="en-US"/>
-              </w:rPr>
-            </w:pPr>
-            <w:r>
-              <w:rPr>
-                <w:lang w:val="en-US"/>
-              </w:rPr>
-              <w:t xml:space="preserve">    "</w:t>
-            </w:r>
-            <w:proofErr w:type="spellStart"/>
-            <w:r>
-              <w:rPr>
-                <w:lang w:val="en-US"/>
-              </w:rPr>
-              <w:t>errorMessage</w:t>
-            </w:r>
-            <w:proofErr w:type="spellEnd"/>
-            <w:r>
-              <w:rPr>
-                <w:lang w:val="en-US"/>
-              </w:rPr>
-              <w:t>": "Registration failed",</w:t>
-            </w:r>
-          </w:p>
-          <w:p>
-            <w:pPr>
-              <w:pStyle w:val="ListParagraph"/>
-              <w:rPr>
-                <w:lang w:val="en-US"/>
-              </w:rPr>
-            </w:pPr>
-            <w:r>
-              <w:rPr>
-                <w:lang w:val="en-US"/>
-              </w:rPr>
-              <w:t xml:space="preserve">    "</w:t>
-            </w:r>
-            <w:proofErr w:type="spellStart"/>
-            <w:r>
-              <w:rPr>
-                <w:lang w:val="en-US"/>
-              </w:rPr>
-              <w:t>errorData</w:t>
-            </w:r>
-            <w:proofErr w:type="spellEnd"/>
-            <w:r>
-              <w:rPr>
-                <w:lang w:val="en-US"/>
-              </w:rPr>
-              <w:t>": {</w:t>
-            </w:r>
-          </w:p>
-          <w:p>
-            <w:pPr>
-              <w:pStyle w:val="ListParagraph"/>
-              <w:rPr>
-                <w:lang w:val="en-US"/>
-              </w:rPr>
-            </w:pPr>
-            <w:r>
-              <w:rPr>
-                <w:lang w:val="en-US"/>
-              </w:rPr>
-              <w:t xml:space="preserve">        "</w:t>
-            </w:r>
-            <w:proofErr w:type="spellStart"/>
-            <w:r>
-              <w:rPr>
-                <w:lang w:val="en-US"/>
-              </w:rPr>
-              <w:t>errorTitle</w:t>
-            </w:r>
-            <w:proofErr w:type="spellEnd"/>
-            <w:r>
-              <w:rPr>
-                <w:lang w:val="en-US"/>
-              </w:rPr>
-              <w:t>": "Registration Failed",</w:t>
-            </w:r>
-          </w:p>
-          <w:p>
-            <w:pPr>
-              <w:pStyle w:val="ListParagraph"/>
-              <w:rPr>
-                <w:lang w:val="en-US"/>
-              </w:rPr>
-            </w:pPr>
-            <w:r>
-              <w:rPr>
-                <w:lang w:val="en-US"/>
-              </w:rPr>
-              <w:t xml:space="preserve">        "</w:t>
-            </w:r>
-            <w:proofErr w:type="spellStart"/>
-            <w:r>
-              <w:rPr>
-                <w:lang w:val="en-US"/>
-              </w:rPr>
-              <w:t>errorDesc</w:t>
-            </w:r>
-            <w:proofErr w:type="spellEnd"/>
-            <w:r>
-              <w:rPr>
-                <w:lang w:val="en-US"/>
-              </w:rPr>
-              <w:t>": "Please check your email/password"</w:t>
-            </w:r>
-          </w:p>
-          <w:p>
-            <w:pPr>
-              <w:pStyle w:val="ListParagraph"/>
-              <w:rPr>
-                <w:lang w:val="en-US"/>
-              </w:rPr>
-            </w:pPr>
-            <w:r>
-              <w:rPr>
-                <w:lang w:val="en-US"/>
-              </w:rPr>
-              <w:t xml:space="preserve">    },</w:t>
-            </w:r>
-          </w:p>
-          <w:p>
-            <w:pPr>
-              <w:pStyle w:val="ListParagraph"/>
-              <w:rPr>
-                <w:lang w:val="en-US"/>
-              </w:rPr>
-            </w:pPr>
-            <w:r>
-              <w:rPr>
-                <w:lang w:val="en-US"/>
-              </w:rPr>
-              <w:t xml:space="preserve">    "data": null</w:t>
-            </w:r>
-          </w:p>
-          <w:p>
-            <w:pPr>
-              <w:pStyle w:val="ListParagraph"/>
-              <w:ind w:left="0"/>
-              <w:rPr>
-                <w:lang w:val="en-US"/>
-              </w:rPr>
-            </w:pPr>
-            <w:r>
-              <w:rPr>
-                <w:lang w:val="en-US"/>
-              </w:rPr>
-              <w:t>}</w:t>
             </w:r>
           </w:p>
         </w:tc>
@@ -3211,6 +2621,7 @@
         <w:tc>
           <w:tcPr>
             <w:tcW w:w="1435" w:type="dxa"/>
+            <w:vMerge/>
           </w:tcPr>
           <w:p>
             <w:pPr>
@@ -3226,9 +2637,745 @@
           <w:p>
             <w:pPr>
               <w:rPr>
+                <w:rFonts w:ascii="Courier" w:hAnsi="Courier"/>
+                <w:sz w:val="22"/>
+                <w:szCs w:val="22"/>
+              </w:rPr>
+            </w:pPr>
+            <w:r>
+              <w:rPr>
+                <w:rFonts w:ascii="Courier" w:hAnsi="Courier"/>
+                <w:sz w:val="22"/>
+                <w:szCs w:val="22"/>
+              </w:rPr>
+              <w:t>{</w:t>
+            </w:r>
+          </w:p>
+          <w:p>
+            <w:pPr>
+              <w:rPr>
+                <w:rFonts w:ascii="Courier" w:hAnsi="Courier"/>
+                <w:sz w:val="22"/>
+                <w:szCs w:val="22"/>
+              </w:rPr>
+            </w:pPr>
+            <w:r>
+              <w:rPr>
+                <w:rFonts w:ascii="Courier" w:hAnsi="Courier"/>
+                <w:sz w:val="22"/>
+                <w:szCs w:val="22"/>
+              </w:rPr>
+              <w:t xml:space="preserve">"status": </w:t>
+            </w:r>
+            <w:r>
+              <w:rPr>
+                <w:rFonts w:ascii="Courier" w:hAnsi="Courier"/>
+                <w:sz w:val="22"/>
+                <w:szCs w:val="22"/>
+              </w:rPr>
+              <w:t>true</w:t>
+            </w:r>
+            <w:r>
+              <w:rPr>
+                <w:rFonts w:ascii="Courier" w:hAnsi="Courier"/>
+                <w:sz w:val="22"/>
+                <w:szCs w:val="22"/>
+              </w:rPr>
+              <w:t>,</w:t>
+            </w:r>
+          </w:p>
+          <w:p>
+            <w:pPr>
+              <w:rPr>
+                <w:rFonts w:ascii="Courier" w:hAnsi="Courier"/>
+                <w:sz w:val="22"/>
+                <w:szCs w:val="22"/>
+              </w:rPr>
+            </w:pPr>
+            <w:r>
+              <w:rPr>
+                <w:rFonts w:ascii="Courier" w:hAnsi="Courier"/>
+                <w:sz w:val="22"/>
+                <w:szCs w:val="22"/>
+              </w:rPr>
+              <w:t>"code": "200",</w:t>
+            </w:r>
+          </w:p>
+          <w:p>
+            <w:pPr>
+              <w:rPr>
+                <w:rFonts w:ascii="Courier" w:hAnsi="Courier"/>
+                <w:sz w:val="22"/>
+                <w:szCs w:val="22"/>
+              </w:rPr>
+            </w:pPr>
+            <w:r>
+              <w:rPr>
+                <w:rFonts w:ascii="Courier" w:hAnsi="Courier"/>
+                <w:sz w:val="22"/>
+                <w:szCs w:val="22"/>
+              </w:rPr>
+              <w:t>"message": true,</w:t>
+            </w:r>
+          </w:p>
+          <w:p>
+            <w:pPr>
+              <w:rPr>
+                <w:rFonts w:ascii="Courier" w:hAnsi="Courier"/>
+                <w:sz w:val="22"/>
+                <w:szCs w:val="22"/>
+              </w:rPr>
+            </w:pPr>
+            <w:r>
+              <w:rPr>
+                <w:rFonts w:ascii="Courier" w:hAnsi="Courier"/>
+                <w:sz w:val="22"/>
+                <w:szCs w:val="22"/>
+              </w:rPr>
+              <w:t>"</w:t>
+            </w:r>
+            <w:proofErr w:type="spellStart"/>
+            <w:r>
+              <w:rPr>
+                <w:rFonts w:ascii="Courier" w:hAnsi="Courier"/>
+                <w:sz w:val="22"/>
+                <w:szCs w:val="22"/>
+              </w:rPr>
+              <w:t>errorMessage</w:t>
+            </w:r>
+            <w:proofErr w:type="spellEnd"/>
+            <w:r>
+              <w:rPr>
+                <w:rFonts w:ascii="Courier" w:hAnsi="Courier"/>
+                <w:sz w:val="22"/>
+                <w:szCs w:val="22"/>
+              </w:rPr>
+              <w:t>": null,</w:t>
+            </w:r>
+          </w:p>
+          <w:p>
+            <w:pPr>
+              <w:rPr>
+                <w:rFonts w:ascii="Courier" w:hAnsi="Courier"/>
+                <w:sz w:val="22"/>
+                <w:szCs w:val="22"/>
+              </w:rPr>
+            </w:pPr>
+            <w:r>
+              <w:rPr>
+                <w:rFonts w:ascii="Courier" w:hAnsi="Courier"/>
+                <w:sz w:val="22"/>
+                <w:szCs w:val="22"/>
+              </w:rPr>
+              <w:t>"</w:t>
+            </w:r>
+            <w:proofErr w:type="spellStart"/>
+            <w:r>
+              <w:rPr>
+                <w:rFonts w:ascii="Courier" w:hAnsi="Courier"/>
+                <w:sz w:val="22"/>
+                <w:szCs w:val="22"/>
+              </w:rPr>
+              <w:t>errorData</w:t>
+            </w:r>
+            <w:proofErr w:type="spellEnd"/>
+            <w:r>
+              <w:rPr>
+                <w:rFonts w:ascii="Courier" w:hAnsi="Courier"/>
+                <w:sz w:val="22"/>
+                <w:szCs w:val="22"/>
+              </w:rPr>
+              <w:t>": null,</w:t>
+            </w:r>
+          </w:p>
+          <w:p>
+            <w:pPr>
+              <w:rPr>
+                <w:rFonts w:ascii="Courier" w:hAnsi="Courier"/>
+                <w:sz w:val="22"/>
+                <w:szCs w:val="22"/>
+              </w:rPr>
+            </w:pPr>
+            <w:r>
+              <w:rPr>
+                <w:rFonts w:ascii="Courier" w:hAnsi="Courier"/>
+                <w:sz w:val="22"/>
+                <w:szCs w:val="22"/>
+              </w:rPr>
+              <w:t>"data": {</w:t>
+            </w:r>
+          </w:p>
+          <w:p>
+            <w:pPr>
+              <w:rPr>
+                <w:rFonts w:ascii="Courier" w:hAnsi="Courier"/>
+                <w:sz w:val="22"/>
+                <w:szCs w:val="22"/>
+              </w:rPr>
+            </w:pPr>
+            <w:r>
+              <w:rPr>
+                <w:rFonts w:ascii="Courier" w:hAnsi="Courier"/>
+                <w:sz w:val="22"/>
+                <w:szCs w:val="22"/>
+              </w:rPr>
+              <w:t xml:space="preserve">        "message": "Registration successful, please check email to verify",</w:t>
+            </w:r>
+          </w:p>
+          <w:p>
+            <w:pPr>
+              <w:rPr>
+                <w:rFonts w:ascii="Courier" w:hAnsi="Courier"/>
+                <w:sz w:val="22"/>
+                <w:szCs w:val="22"/>
+              </w:rPr>
+            </w:pPr>
+            <w:r>
+              <w:rPr>
+                <w:rFonts w:ascii="Courier" w:hAnsi="Courier"/>
+                <w:sz w:val="22"/>
+                <w:szCs w:val="22"/>
+              </w:rPr>
+              <w:t xml:space="preserve">        </w:t>
+            </w:r>
+            <w:r>
+              <w:rPr>
+                <w:rFonts w:ascii="Courier" w:hAnsi="Courier"/>
+                <w:sz w:val="22"/>
+                <w:szCs w:val="22"/>
+              </w:rPr>
+              <w:t>"member": {</w:t>
+            </w:r>
+          </w:p>
+          <w:p>
+            <w:pPr>
+              <w:rPr>
+                <w:rFonts w:ascii="Courier" w:hAnsi="Courier"/>
+                <w:sz w:val="22"/>
+                <w:szCs w:val="22"/>
+              </w:rPr>
+            </w:pPr>
+            <w:r>
+              <w:rPr>
+                <w:rFonts w:ascii="Courier" w:hAnsi="Courier"/>
+                <w:sz w:val="22"/>
+                <w:szCs w:val="22"/>
+              </w:rPr>
+              <w:t xml:space="preserve">                 "</w:t>
+            </w:r>
+            <w:proofErr w:type="spellStart"/>
+            <w:r>
+              <w:rPr>
+                <w:rFonts w:ascii="Courier" w:hAnsi="Courier"/>
+                <w:sz w:val="22"/>
+                <w:szCs w:val="22"/>
+              </w:rPr>
+              <w:t>memberId</w:t>
+            </w:r>
+            <w:proofErr w:type="spellEnd"/>
+            <w:r>
+              <w:rPr>
+                <w:rFonts w:ascii="Courier" w:hAnsi="Courier"/>
+                <w:sz w:val="22"/>
+                <w:szCs w:val="22"/>
+              </w:rPr>
+              <w:t>": "1234",</w:t>
+            </w:r>
+          </w:p>
+          <w:p>
+            <w:pPr>
+              <w:rPr>
+                <w:rFonts w:ascii="Courier" w:hAnsi="Courier"/>
+                <w:sz w:val="22"/>
+                <w:szCs w:val="22"/>
+              </w:rPr>
+            </w:pPr>
+            <w:r>
+              <w:rPr>
+                <w:rFonts w:ascii="Courier" w:hAnsi="Courier"/>
+                <w:sz w:val="22"/>
+                <w:szCs w:val="22"/>
+              </w:rPr>
+              <w:t xml:space="preserve">                 </w:t>
+            </w:r>
+            <w:r>
+              <w:rPr>
+                <w:rFonts w:ascii="Courier" w:hAnsi="Courier"/>
+                <w:sz w:val="22"/>
+                <w:szCs w:val="22"/>
+              </w:rPr>
+              <w:t>"name": "test",</w:t>
+            </w:r>
+          </w:p>
+          <w:p>
+            <w:pPr>
+              <w:rPr>
+                <w:rFonts w:ascii="Courier" w:hAnsi="Courier"/>
+                <w:sz w:val="22"/>
+                <w:szCs w:val="22"/>
+              </w:rPr>
+            </w:pPr>
+            <w:r>
+              <w:rPr>
+                <w:rFonts w:ascii="Courier" w:hAnsi="Courier"/>
+                <w:sz w:val="22"/>
+                <w:szCs w:val="22"/>
+              </w:rPr>
+              <w:t xml:space="preserve">                 </w:t>
+            </w:r>
+            <w:r>
+              <w:rPr>
+                <w:rFonts w:ascii="Courier" w:hAnsi="Courier"/>
+                <w:sz w:val="22"/>
+                <w:szCs w:val="22"/>
+              </w:rPr>
+              <w:t>"email": "coba@gmail.com"</w:t>
+            </w:r>
+          </w:p>
+          <w:p>
+            <w:pPr>
+              <w:pStyle w:val="ListParagraph"/>
+              <w:rPr>
+                <w:rFonts w:ascii="Courier" w:hAnsi="Courier"/>
+                <w:sz w:val="22"/>
+                <w:szCs w:val="22"/>
+              </w:rPr>
+            </w:pPr>
+            <w:r>
+              <w:rPr>
+                <w:rFonts w:ascii="Courier" w:hAnsi="Courier"/>
+                <w:sz w:val="22"/>
+                <w:szCs w:val="22"/>
+              </w:rPr>
+              <w:t xml:space="preserve">                 }</w:t>
+            </w:r>
+          </w:p>
+          <w:p>
+            <w:pPr>
+              <w:pStyle w:val="ListParagraph"/>
+              <w:rPr>
+                <w:rFonts w:ascii="Courier" w:hAnsi="Courier"/>
+                <w:sz w:val="22"/>
+                <w:szCs w:val="22"/>
+              </w:rPr>
+            </w:pPr>
+            <w:r>
+              <w:rPr>
+                <w:rFonts w:ascii="Courier" w:hAnsi="Courier"/>
+                <w:sz w:val="22"/>
+                <w:szCs w:val="22"/>
+              </w:rPr>
+              <w:t xml:space="preserve">   }</w:t>
+            </w:r>
+          </w:p>
+          <w:p>
+            <w:pPr>
+              <w:pStyle w:val="ListParagraph"/>
+              <w:ind w:left="0"/>
+            </w:pPr>
+            <w:r>
+              <w:rPr>
+                <w:rFonts w:ascii="Courier" w:hAnsi="Courier"/>
+                <w:sz w:val="22"/>
+                <w:szCs w:val="22"/>
+              </w:rPr>
+              <w:t>}</w:t>
+            </w:r>
+          </w:p>
+        </w:tc>
+      </w:tr>
+      <w:tr>
+        <w:tc>
+          <w:tcPr>
+            <w:tcW w:w="1435" w:type="dxa"/>
+            <w:vMerge/>
+          </w:tcPr>
+          <w:p>
+            <w:pPr>
+              <w:pStyle w:val="ListParagraph"/>
+              <w:ind w:left="0"/>
+            </w:pPr>
+          </w:p>
+        </w:tc>
+        <w:tc>
+          <w:tcPr>
+            <w:tcW w:w="7195" w:type="dxa"/>
+          </w:tcPr>
+          <w:p>
+            <w:pPr>
+              <w:pStyle w:val="ListParagraph"/>
+              <w:ind w:left="0"/>
+              <w:rPr>
                 <w:b/>
-              </w:rPr>
-            </w:pPr>
+                <w:lang w:val="en-US"/>
+              </w:rPr>
+            </w:pPr>
+            <w:r>
+              <w:rPr>
+                <w:b/>
+              </w:rPr>
+              <w:t>F</w:t>
+            </w:r>
+            <w:r>
+              <w:rPr>
+                <w:b/>
+              </w:rPr>
+              <w:t>ailed</w:t>
+            </w:r>
+          </w:p>
+        </w:tc>
+      </w:tr>
+      <w:tr>
+        <w:tc>
+          <w:tcPr>
+            <w:tcW w:w="1435" w:type="dxa"/>
+            <w:vMerge/>
+          </w:tcPr>
+          <w:p>
+            <w:pPr>
+              <w:pStyle w:val="ListParagraph"/>
+              <w:ind w:left="0"/>
+            </w:pPr>
+          </w:p>
+        </w:tc>
+        <w:tc>
+          <w:tcPr>
+            <w:tcW w:w="7195" w:type="dxa"/>
+          </w:tcPr>
+          <w:p>
+            <w:pPr>
+              <w:rPr>
+                <w:rFonts w:ascii="Courier" w:hAnsi="Courier"/>
+                <w:sz w:val="22"/>
+                <w:szCs w:val="22"/>
+                <w:lang w:val="en-US"/>
+              </w:rPr>
+            </w:pPr>
+            <w:r>
+              <w:rPr>
+                <w:rFonts w:ascii="Courier" w:hAnsi="Courier"/>
+                <w:sz w:val="22"/>
+                <w:szCs w:val="22"/>
+                <w:lang w:val="en-US"/>
+              </w:rPr>
+              <w:t>{</w:t>
+            </w:r>
+          </w:p>
+          <w:p>
+            <w:pPr>
+              <w:rPr>
+                <w:rFonts w:ascii="Courier" w:hAnsi="Courier"/>
+                <w:sz w:val="22"/>
+                <w:szCs w:val="22"/>
+                <w:lang w:val="en-US"/>
+              </w:rPr>
+            </w:pPr>
+            <w:r>
+              <w:rPr>
+                <w:rFonts w:ascii="Courier" w:hAnsi="Courier"/>
+                <w:sz w:val="22"/>
+                <w:szCs w:val="22"/>
+                <w:lang w:val="en-US"/>
+              </w:rPr>
+              <w:t xml:space="preserve">"status": </w:t>
+            </w:r>
+            <w:r>
+              <w:rPr>
+                <w:rFonts w:ascii="Courier" w:hAnsi="Courier"/>
+                <w:sz w:val="22"/>
+                <w:szCs w:val="22"/>
+                <w:lang w:val="en-US"/>
+              </w:rPr>
+              <w:t>true</w:t>
+            </w:r>
+            <w:r>
+              <w:rPr>
+                <w:rFonts w:ascii="Courier" w:hAnsi="Courier"/>
+                <w:sz w:val="22"/>
+                <w:szCs w:val="22"/>
+                <w:lang w:val="en-US"/>
+              </w:rPr>
+              <w:t>,</w:t>
+            </w:r>
+          </w:p>
+          <w:p>
+            <w:pPr>
+              <w:rPr>
+                <w:rFonts w:ascii="Courier" w:hAnsi="Courier"/>
+                <w:sz w:val="22"/>
+                <w:szCs w:val="22"/>
+                <w:lang w:val="en-US"/>
+              </w:rPr>
+            </w:pPr>
+            <w:r>
+              <w:rPr>
+                <w:rFonts w:ascii="Courier" w:hAnsi="Courier"/>
+                <w:sz w:val="22"/>
+                <w:szCs w:val="22"/>
+                <w:lang w:val="en-US"/>
+              </w:rPr>
+              <w:t>"code": "</w:t>
+            </w:r>
+            <w:r>
+              <w:rPr>
+                <w:rFonts w:ascii="Courier" w:hAnsi="Courier"/>
+                <w:sz w:val="22"/>
+                <w:szCs w:val="22"/>
+                <w:lang w:val="en-US"/>
+              </w:rPr>
+              <w:t>400</w:t>
+            </w:r>
+            <w:r>
+              <w:rPr>
+                <w:rFonts w:ascii="Courier" w:hAnsi="Courier"/>
+                <w:sz w:val="22"/>
+                <w:szCs w:val="22"/>
+                <w:lang w:val="en-US"/>
+              </w:rPr>
+              <w:t>",</w:t>
+            </w:r>
+          </w:p>
+          <w:p>
+            <w:pPr>
+              <w:rPr>
+                <w:rFonts w:ascii="Courier" w:hAnsi="Courier"/>
+                <w:sz w:val="22"/>
+                <w:szCs w:val="22"/>
+                <w:lang w:val="en-US"/>
+              </w:rPr>
+            </w:pPr>
+            <w:r>
+              <w:rPr>
+                <w:rFonts w:ascii="Courier" w:hAnsi="Courier"/>
+                <w:sz w:val="22"/>
+                <w:szCs w:val="22"/>
+                <w:lang w:val="en-US"/>
+              </w:rPr>
+              <w:t xml:space="preserve"> "message": null,</w:t>
+            </w:r>
+          </w:p>
+          <w:p>
+            <w:pPr>
+              <w:rPr>
+                <w:rFonts w:ascii="Courier" w:hAnsi="Courier"/>
+                <w:sz w:val="22"/>
+                <w:szCs w:val="22"/>
+                <w:lang w:val="en-US"/>
+              </w:rPr>
+            </w:pPr>
+            <w:r>
+              <w:rPr>
+                <w:rFonts w:ascii="Courier" w:hAnsi="Courier"/>
+                <w:sz w:val="22"/>
+                <w:szCs w:val="22"/>
+                <w:lang w:val="en-US"/>
+              </w:rPr>
+              <w:t xml:space="preserve"> "</w:t>
+            </w:r>
+            <w:proofErr w:type="spellStart"/>
+            <w:r>
+              <w:rPr>
+                <w:rFonts w:ascii="Courier" w:hAnsi="Courier"/>
+                <w:sz w:val="22"/>
+                <w:szCs w:val="22"/>
+                <w:lang w:val="en-US"/>
+              </w:rPr>
+              <w:t>errorMessage</w:t>
+            </w:r>
+            <w:proofErr w:type="spellEnd"/>
+            <w:r>
+              <w:rPr>
+                <w:rFonts w:ascii="Courier" w:hAnsi="Courier"/>
+                <w:sz w:val="22"/>
+                <w:szCs w:val="22"/>
+                <w:lang w:val="en-US"/>
+              </w:rPr>
+              <w:t>": "Registration failed",</w:t>
+            </w:r>
+          </w:p>
+          <w:p>
+            <w:pPr>
+              <w:rPr>
+                <w:rFonts w:ascii="Courier" w:hAnsi="Courier"/>
+                <w:sz w:val="22"/>
+                <w:szCs w:val="22"/>
+                <w:lang w:val="en-US"/>
+              </w:rPr>
+            </w:pPr>
+            <w:r>
+              <w:rPr>
+                <w:rFonts w:ascii="Courier" w:hAnsi="Courier"/>
+                <w:sz w:val="22"/>
+                <w:szCs w:val="22"/>
+                <w:lang w:val="en-US"/>
+              </w:rPr>
+              <w:t xml:space="preserve"> "</w:t>
+            </w:r>
+            <w:proofErr w:type="spellStart"/>
+            <w:r>
+              <w:rPr>
+                <w:rFonts w:ascii="Courier" w:hAnsi="Courier"/>
+                <w:sz w:val="22"/>
+                <w:szCs w:val="22"/>
+                <w:lang w:val="en-US"/>
+              </w:rPr>
+              <w:t>errorData</w:t>
+            </w:r>
+            <w:proofErr w:type="spellEnd"/>
+            <w:r>
+              <w:rPr>
+                <w:rFonts w:ascii="Courier" w:hAnsi="Courier"/>
+                <w:sz w:val="22"/>
+                <w:szCs w:val="22"/>
+                <w:lang w:val="en-US"/>
+              </w:rPr>
+              <w:t>": {</w:t>
+            </w:r>
+          </w:p>
+          <w:p>
+            <w:pPr>
+              <w:rPr>
+                <w:rFonts w:ascii="Courier" w:hAnsi="Courier"/>
+                <w:sz w:val="22"/>
+                <w:szCs w:val="22"/>
+                <w:lang w:val="en-US"/>
+              </w:rPr>
+            </w:pPr>
+            <w:r>
+              <w:rPr>
+                <w:rFonts w:ascii="Courier" w:hAnsi="Courier"/>
+                <w:sz w:val="22"/>
+                <w:szCs w:val="22"/>
+                <w:lang w:val="en-US"/>
+              </w:rPr>
+              <w:t xml:space="preserve">            </w:t>
+            </w:r>
+            <w:r>
+              <w:rPr>
+                <w:rFonts w:ascii="Courier" w:hAnsi="Courier"/>
+                <w:sz w:val="22"/>
+                <w:szCs w:val="22"/>
+                <w:lang w:val="en-US"/>
+              </w:rPr>
+              <w:t>"</w:t>
+            </w:r>
+            <w:proofErr w:type="spellStart"/>
+            <w:r>
+              <w:rPr>
+                <w:rFonts w:ascii="Courier" w:hAnsi="Courier"/>
+                <w:sz w:val="22"/>
+                <w:szCs w:val="22"/>
+                <w:lang w:val="en-US"/>
+              </w:rPr>
+              <w:t>errorTitle</w:t>
+            </w:r>
+            <w:proofErr w:type="spellEnd"/>
+            <w:r>
+              <w:rPr>
+                <w:rFonts w:ascii="Courier" w:hAnsi="Courier"/>
+                <w:sz w:val="22"/>
+                <w:szCs w:val="22"/>
+                <w:lang w:val="en-US"/>
+              </w:rPr>
+              <w:t>": "Registration Failed",</w:t>
+            </w:r>
+          </w:p>
+          <w:p>
+            <w:pPr>
+              <w:rPr>
+                <w:rFonts w:ascii="Courier" w:hAnsi="Courier"/>
+                <w:sz w:val="22"/>
+                <w:szCs w:val="22"/>
+                <w:lang w:val="en-US"/>
+              </w:rPr>
+            </w:pPr>
+            <w:r>
+              <w:rPr>
+                <w:rFonts w:ascii="Courier" w:hAnsi="Courier"/>
+                <w:sz w:val="22"/>
+                <w:szCs w:val="22"/>
+                <w:lang w:val="en-US"/>
+              </w:rPr>
+              <w:t xml:space="preserve">            "</w:t>
+            </w:r>
+            <w:proofErr w:type="spellStart"/>
+            <w:r>
+              <w:rPr>
+                <w:rFonts w:ascii="Courier" w:hAnsi="Courier"/>
+                <w:sz w:val="22"/>
+                <w:szCs w:val="22"/>
+                <w:lang w:val="en-US"/>
+              </w:rPr>
+              <w:t>errorDesc</w:t>
+            </w:r>
+            <w:proofErr w:type="spellEnd"/>
+            <w:r>
+              <w:rPr>
+                <w:rFonts w:ascii="Courier" w:hAnsi="Courier"/>
+                <w:sz w:val="22"/>
+                <w:szCs w:val="22"/>
+                <w:lang w:val="en-US"/>
+              </w:rPr>
+              <w:t>": "Please check your email/password"</w:t>
+            </w:r>
+          </w:p>
+          <w:p>
+            <w:pPr>
+              <w:pStyle w:val="ListParagraph"/>
+              <w:rPr>
+                <w:rFonts w:ascii="Courier" w:hAnsi="Courier"/>
+                <w:sz w:val="22"/>
+                <w:szCs w:val="22"/>
+                <w:lang w:val="en-US"/>
+              </w:rPr>
+            </w:pPr>
+            <w:r>
+              <w:rPr>
+                <w:rFonts w:ascii="Courier" w:hAnsi="Courier"/>
+                <w:sz w:val="22"/>
+                <w:szCs w:val="22"/>
+                <w:lang w:val="en-US"/>
+              </w:rPr>
+              <w:t xml:space="preserve">    },</w:t>
+            </w:r>
+          </w:p>
+          <w:p>
+            <w:pPr>
+              <w:rPr>
+                <w:rFonts w:ascii="Courier" w:hAnsi="Courier"/>
+                <w:sz w:val="22"/>
+                <w:szCs w:val="22"/>
+                <w:lang w:val="en-US"/>
+              </w:rPr>
+            </w:pPr>
+            <w:r>
+              <w:rPr>
+                <w:rFonts w:ascii="Courier" w:hAnsi="Courier"/>
+                <w:sz w:val="22"/>
+                <w:szCs w:val="22"/>
+                <w:lang w:val="en-US"/>
+              </w:rPr>
+              <w:t>"data": null</w:t>
+            </w:r>
+          </w:p>
+          <w:p>
+            <w:pPr>
+              <w:rPr>
+                <w:rFonts w:ascii="Courier" w:hAnsi="Courier"/>
+                <w:b/>
+                <w:sz w:val="22"/>
+                <w:szCs w:val="22"/>
+              </w:rPr>
+            </w:pPr>
+            <w:r>
+              <w:rPr>
+                <w:rFonts w:ascii="Courier" w:hAnsi="Courier"/>
+                <w:sz w:val="22"/>
+                <w:szCs w:val="22"/>
+                <w:lang w:val="en-US"/>
+              </w:rPr>
+              <w:t>}</w:t>
+            </w:r>
           </w:p>
         </w:tc>
       </w:tr>
@@ -3248,11 +3395,9 @@
         <w:lastRenderedPageBreak/>
         <w:t xml:space="preserve">User </w:t>
       </w:r>
-      <w:proofErr w:type="spellStart"/>
       <w:r>
         <w:t>Auth</w:t>
       </w:r>
-      <w:proofErr w:type="spellEnd"/>
       <w:r>
         <w:t xml:space="preserve"> Login</w:t>
       </w:r>
@@ -3272,6 +3417,9 @@
         <w:ind w:left="2160"/>
       </w:pPr>
       <w:r>
+        <w:rPr>
+          <w:noProof/>
+        </w:rPr>
         <w:drawing>
           <wp:inline distT="0" distB="0" distL="0" distR="0" wp14:anchorId="381351A9" wp14:editId="2089DDF5">
             <wp:extent cx="4809175" cy="7033846"/>
@@ -3528,6 +3676,7 @@
         <w:tc>
           <w:tcPr>
             <w:tcW w:w="1435" w:type="dxa"/>
+            <w:vMerge w:val="restart"/>
           </w:tcPr>
           <w:p>
             <w:pPr>
@@ -3562,1205 +3711,2670 @@
               <w:t>s</w:t>
             </w:r>
           </w:p>
-          <w:p>
-            <w:r>
+        </w:tc>
+      </w:tr>
+      <w:tr>
+        <w:tc>
+          <w:tcPr>
+            <w:tcW w:w="1435" w:type="dxa"/>
+            <w:vMerge/>
+          </w:tcPr>
+          <w:p>
+            <w:pPr>
+              <w:pStyle w:val="ListParagraph"/>
+              <w:ind w:left="0"/>
+            </w:pPr>
+          </w:p>
+        </w:tc>
+        <w:tc>
+          <w:tcPr>
+            <w:tcW w:w="7195" w:type="dxa"/>
+          </w:tcPr>
+          <w:p>
+            <w:pPr>
+              <w:rPr>
+                <w:rFonts w:ascii="Courier" w:hAnsi="Courier"/>
+                <w:sz w:val="22"/>
+                <w:szCs w:val="22"/>
+              </w:rPr>
+            </w:pPr>
+            <w:r>
+              <w:rPr>
+                <w:rFonts w:ascii="Courier" w:hAnsi="Courier"/>
+                <w:sz w:val="22"/>
+                <w:szCs w:val="22"/>
+              </w:rPr>
               <w:t>{</w:t>
             </w:r>
           </w:p>
           <w:p>
             <w:pPr>
-              <w:pStyle w:val="ListParagraph"/>
-            </w:pPr>
-            <w:r>
-              <w:t xml:space="preserve">    "status": true,</w:t>
-            </w:r>
-          </w:p>
-          <w:p>
-            <w:pPr>
-              <w:pStyle w:val="ListParagraph"/>
-            </w:pPr>
-            <w:r>
-              <w:t xml:space="preserve">    "code": "LU001",</w:t>
-            </w:r>
-          </w:p>
-          <w:p>
-            <w:pPr>
-              <w:pStyle w:val="ListParagraph"/>
-            </w:pPr>
-            <w:r>
-              <w:t xml:space="preserve">    "message": true,</w:t>
-            </w:r>
-          </w:p>
-          <w:p>
-            <w:pPr>
-              <w:pStyle w:val="ListParagraph"/>
-            </w:pPr>
-            <w:r>
-              <w:t xml:space="preserve">    "</w:t>
-            </w:r>
-            <w:proofErr w:type="spellStart"/>
-            <w:r>
+              <w:rPr>
+                <w:rFonts w:ascii="Courier" w:hAnsi="Courier"/>
+                <w:sz w:val="22"/>
+                <w:szCs w:val="22"/>
+              </w:rPr>
+            </w:pPr>
+            <w:r>
+              <w:rPr>
+                <w:rFonts w:ascii="Courier" w:hAnsi="Courier"/>
+                <w:sz w:val="22"/>
+                <w:szCs w:val="22"/>
+              </w:rPr>
+              <w:t>"status": true,</w:t>
+            </w:r>
+          </w:p>
+          <w:p>
+            <w:pPr>
+              <w:rPr>
+                <w:rFonts w:ascii="Courier" w:hAnsi="Courier"/>
+                <w:sz w:val="22"/>
+                <w:szCs w:val="22"/>
+              </w:rPr>
+            </w:pPr>
+            <w:r>
+              <w:rPr>
+                <w:rFonts w:ascii="Courier" w:hAnsi="Courier"/>
+                <w:sz w:val="22"/>
+                <w:szCs w:val="22"/>
+              </w:rPr>
+              <w:t>"code": "LU001",</w:t>
+            </w:r>
+          </w:p>
+          <w:p>
+            <w:pPr>
+              <w:rPr>
+                <w:rFonts w:ascii="Courier" w:hAnsi="Courier"/>
+                <w:sz w:val="22"/>
+                <w:szCs w:val="22"/>
+              </w:rPr>
+            </w:pPr>
+            <w:r>
+              <w:rPr>
+                <w:rFonts w:ascii="Courier" w:hAnsi="Courier"/>
+                <w:sz w:val="22"/>
+                <w:szCs w:val="22"/>
+              </w:rPr>
+              <w:t>"message": true,</w:t>
+            </w:r>
+          </w:p>
+          <w:p>
+            <w:pPr>
+              <w:rPr>
+                <w:rFonts w:ascii="Courier" w:hAnsi="Courier"/>
+                <w:sz w:val="22"/>
+                <w:szCs w:val="22"/>
+              </w:rPr>
+            </w:pPr>
+            <w:r>
+              <w:rPr>
+                <w:rFonts w:ascii="Courier" w:hAnsi="Courier"/>
+                <w:sz w:val="22"/>
+                <w:szCs w:val="22"/>
+              </w:rPr>
+              <w:t>"</w:t>
+            </w:r>
+            <w:proofErr w:type="spellStart"/>
+            <w:r>
+              <w:rPr>
+                <w:rFonts w:ascii="Courier" w:hAnsi="Courier"/>
+                <w:sz w:val="22"/>
+                <w:szCs w:val="22"/>
+              </w:rPr>
               <w:t>errorMessage</w:t>
             </w:r>
             <w:proofErr w:type="spellEnd"/>
             <w:r>
+              <w:rPr>
+                <w:rFonts w:ascii="Courier" w:hAnsi="Courier"/>
+                <w:sz w:val="22"/>
+                <w:szCs w:val="22"/>
+              </w:rPr>
               <w:t>": null,</w:t>
             </w:r>
           </w:p>
           <w:p>
             <w:pPr>
-              <w:pStyle w:val="ListParagraph"/>
-            </w:pPr>
-            <w:r>
-              <w:t xml:space="preserve">    "</w:t>
-            </w:r>
-            <w:proofErr w:type="spellStart"/>
-            <w:r>
+              <w:rPr>
+                <w:rFonts w:ascii="Courier" w:hAnsi="Courier"/>
+                <w:sz w:val="22"/>
+                <w:szCs w:val="22"/>
+              </w:rPr>
+            </w:pPr>
+            <w:r>
+              <w:rPr>
+                <w:rFonts w:ascii="Courier" w:hAnsi="Courier"/>
+                <w:sz w:val="22"/>
+                <w:szCs w:val="22"/>
+              </w:rPr>
+              <w:t>"</w:t>
+            </w:r>
+            <w:proofErr w:type="spellStart"/>
+            <w:r>
+              <w:rPr>
+                <w:rFonts w:ascii="Courier" w:hAnsi="Courier"/>
+                <w:sz w:val="22"/>
+                <w:szCs w:val="22"/>
+              </w:rPr>
               <w:t>errorData</w:t>
             </w:r>
             <w:proofErr w:type="spellEnd"/>
             <w:r>
+              <w:rPr>
+                <w:rFonts w:ascii="Courier" w:hAnsi="Courier"/>
+                <w:sz w:val="22"/>
+                <w:szCs w:val="22"/>
+              </w:rPr>
               <w:t>": null,</w:t>
             </w:r>
           </w:p>
           <w:p>
             <w:pPr>
-              <w:pStyle w:val="ListParagraph"/>
-            </w:pPr>
-            <w:r>
-              <w:t xml:space="preserve">    "data": {</w:t>
-            </w:r>
-          </w:p>
-          <w:p>
-            <w:pPr>
-              <w:pStyle w:val="ListParagraph"/>
-            </w:pPr>
-            <w:r>
-              <w:t xml:space="preserve">        "message": "Login successful",</w:t>
-            </w:r>
-          </w:p>
-          <w:p>
-            <w:pPr>
-              <w:pStyle w:val="ListParagraph"/>
-            </w:pPr>
-            <w:r>
-              <w:t xml:space="preserve">        "token": "</w:t>
-            </w:r>
-            <w:proofErr w:type="spellStart"/>
-            <w:r>
+              <w:rPr>
+                <w:rFonts w:ascii="Courier" w:hAnsi="Courier"/>
+                <w:sz w:val="22"/>
+                <w:szCs w:val="22"/>
+              </w:rPr>
+            </w:pPr>
+            <w:r>
+              <w:rPr>
+                <w:rFonts w:ascii="Courier" w:hAnsi="Courier"/>
+                <w:sz w:val="22"/>
+                <w:szCs w:val="22"/>
+              </w:rPr>
+              <w:t>"data": {</w:t>
+            </w:r>
+          </w:p>
+          <w:p>
+            <w:pPr>
+              <w:pStyle w:val="ListParagraph"/>
+              <w:rPr>
+                <w:rFonts w:ascii="Courier" w:hAnsi="Courier"/>
+                <w:sz w:val="22"/>
+                <w:szCs w:val="22"/>
+              </w:rPr>
+            </w:pPr>
+            <w:r>
+              <w:rPr>
+                <w:rFonts w:ascii="Courier" w:hAnsi="Courier"/>
+                <w:sz w:val="22"/>
+                <w:szCs w:val="22"/>
+              </w:rPr>
+              <w:t>"message": "Login successful",</w:t>
+            </w:r>
+          </w:p>
+          <w:p>
+            <w:pPr>
+              <w:pStyle w:val="ListParagraph"/>
+              <w:rPr>
+                <w:rFonts w:ascii="Courier" w:hAnsi="Courier"/>
+                <w:sz w:val="22"/>
+                <w:szCs w:val="22"/>
+              </w:rPr>
+            </w:pPr>
+            <w:r>
+              <w:rPr>
+                <w:rFonts w:ascii="Courier" w:hAnsi="Courier"/>
+                <w:sz w:val="22"/>
+                <w:szCs w:val="22"/>
+              </w:rPr>
+              <w:t>"token": "</w:t>
+            </w:r>
+            <w:proofErr w:type="spellStart"/>
+            <w:r>
+              <w:rPr>
+                <w:rFonts w:ascii="Courier" w:hAnsi="Courier"/>
+                <w:sz w:val="22"/>
+                <w:szCs w:val="22"/>
+              </w:rPr>
               <w:t>jwt</w:t>
             </w:r>
             <w:proofErr w:type="spellEnd"/>
             <w:r>
+              <w:rPr>
+                <w:rFonts w:ascii="Courier" w:hAnsi="Courier"/>
+                <w:sz w:val="22"/>
+                <w:szCs w:val="22"/>
+              </w:rPr>
               <w:t>-token",</w:t>
             </w:r>
           </w:p>
           <w:p>
             <w:pPr>
               <w:pStyle w:val="ListParagraph"/>
-            </w:pPr>
-            <w:r>
-              <w:t xml:space="preserve">        "member": {</w:t>
-            </w:r>
-          </w:p>
-          <w:p>
-            <w:pPr>
-              <w:pStyle w:val="ListParagraph"/>
-            </w:pPr>
-            <w:r>
-              <w:t xml:space="preserve">            "</w:t>
-            </w:r>
-            <w:proofErr w:type="spellStart"/>
-            <w:r>
+              <w:rPr>
+                <w:rFonts w:ascii="Courier" w:hAnsi="Courier"/>
+                <w:sz w:val="22"/>
+                <w:szCs w:val="22"/>
+              </w:rPr>
+            </w:pPr>
+            <w:r>
+              <w:rPr>
+                <w:rFonts w:ascii="Courier" w:hAnsi="Courier"/>
+                <w:sz w:val="22"/>
+                <w:szCs w:val="22"/>
+              </w:rPr>
+              <w:t>"member": {</w:t>
+            </w:r>
+          </w:p>
+          <w:p>
+            <w:pPr>
+              <w:pStyle w:val="ListParagraph"/>
+              <w:rPr>
+                <w:rFonts w:ascii="Courier" w:hAnsi="Courier"/>
+                <w:sz w:val="22"/>
+                <w:szCs w:val="22"/>
+              </w:rPr>
+            </w:pPr>
+            <w:r>
+              <w:rPr>
+                <w:rFonts w:ascii="Courier" w:hAnsi="Courier"/>
+                <w:sz w:val="22"/>
+                <w:szCs w:val="22"/>
+              </w:rPr>
+              <w:t xml:space="preserve">    </w:t>
+            </w:r>
+            <w:r>
+              <w:rPr>
+                <w:rFonts w:ascii="Courier" w:hAnsi="Courier"/>
+                <w:sz w:val="22"/>
+                <w:szCs w:val="22"/>
+              </w:rPr>
+              <w:t>"</w:t>
+            </w:r>
+            <w:proofErr w:type="spellStart"/>
+            <w:r>
+              <w:rPr>
+                <w:rFonts w:ascii="Courier" w:hAnsi="Courier"/>
+                <w:sz w:val="22"/>
+                <w:szCs w:val="22"/>
+              </w:rPr>
               <w:t>memberId</w:t>
             </w:r>
             <w:proofErr w:type="spellEnd"/>
             <w:r>
+              <w:rPr>
+                <w:rFonts w:ascii="Courier" w:hAnsi="Courier"/>
+                <w:sz w:val="22"/>
+                <w:szCs w:val="22"/>
+              </w:rPr>
               <w:t>": "1234",</w:t>
             </w:r>
           </w:p>
           <w:p>
             <w:pPr>
               <w:pStyle w:val="ListParagraph"/>
-            </w:pPr>
-            <w:r>
-              <w:t xml:space="preserve">            "name": "test",</w:t>
-            </w:r>
-          </w:p>
-          <w:p>
-            <w:pPr>
-              <w:pStyle w:val="ListParagraph"/>
-            </w:pPr>
-            <w:r>
-              <w:t xml:space="preserve">            "email": "coba@gmail.com",</w:t>
-            </w:r>
-          </w:p>
-          <w:p>
-            <w:pPr>
-              <w:pStyle w:val="ListParagraph"/>
-            </w:pPr>
-            <w:r>
-              <w:t xml:space="preserve">            "</w:t>
-            </w:r>
-            <w:proofErr w:type="spellStart"/>
-            <w:r>
+              <w:rPr>
+                <w:rFonts w:ascii="Courier" w:hAnsi="Courier"/>
+                <w:sz w:val="22"/>
+                <w:szCs w:val="22"/>
+              </w:rPr>
+            </w:pPr>
+            <w:r>
+              <w:rPr>
+                <w:rFonts w:ascii="Courier" w:hAnsi="Courier"/>
+                <w:sz w:val="22"/>
+                <w:szCs w:val="22"/>
+              </w:rPr>
+              <w:t xml:space="preserve">    </w:t>
+            </w:r>
+            <w:r>
+              <w:rPr>
+                <w:rFonts w:ascii="Courier" w:hAnsi="Courier"/>
+                <w:sz w:val="22"/>
+                <w:szCs w:val="22"/>
+              </w:rPr>
+              <w:t>"name": "test",</w:t>
+            </w:r>
+          </w:p>
+          <w:p>
+            <w:pPr>
+              <w:pStyle w:val="ListParagraph"/>
+              <w:rPr>
+                <w:rFonts w:ascii="Courier" w:hAnsi="Courier"/>
+                <w:sz w:val="22"/>
+                <w:szCs w:val="22"/>
+              </w:rPr>
+            </w:pPr>
+            <w:r>
+              <w:rPr>
+                <w:rFonts w:ascii="Courier" w:hAnsi="Courier"/>
+                <w:sz w:val="22"/>
+                <w:szCs w:val="22"/>
+              </w:rPr>
+              <w:t xml:space="preserve">    </w:t>
+            </w:r>
+            <w:r>
+              <w:rPr>
+                <w:rFonts w:ascii="Courier" w:hAnsi="Courier"/>
+                <w:sz w:val="22"/>
+                <w:szCs w:val="22"/>
+              </w:rPr>
+              <w:t>"email": "coba@gmail.com",</w:t>
+            </w:r>
+          </w:p>
+          <w:p>
+            <w:pPr>
+              <w:pStyle w:val="ListParagraph"/>
+              <w:rPr>
+                <w:rFonts w:ascii="Courier" w:hAnsi="Courier"/>
+                <w:sz w:val="22"/>
+                <w:szCs w:val="22"/>
+              </w:rPr>
+            </w:pPr>
+            <w:r>
+              <w:rPr>
+                <w:rFonts w:ascii="Courier" w:hAnsi="Courier"/>
+                <w:sz w:val="22"/>
+                <w:szCs w:val="22"/>
+              </w:rPr>
+              <w:t xml:space="preserve">    </w:t>
+            </w:r>
+            <w:r>
+              <w:rPr>
+                <w:rFonts w:ascii="Courier" w:hAnsi="Courier"/>
+                <w:sz w:val="22"/>
+                <w:szCs w:val="22"/>
+              </w:rPr>
+              <w:t>"</w:t>
+            </w:r>
+            <w:proofErr w:type="spellStart"/>
+            <w:r>
+              <w:rPr>
+                <w:rFonts w:ascii="Courier" w:hAnsi="Courier"/>
+                <w:sz w:val="22"/>
+                <w:szCs w:val="22"/>
+              </w:rPr>
               <w:t>phoneNumber</w:t>
             </w:r>
             <w:proofErr w:type="spellEnd"/>
             <w:r>
+              <w:rPr>
+                <w:rFonts w:ascii="Courier" w:hAnsi="Courier"/>
+                <w:sz w:val="22"/>
+                <w:szCs w:val="22"/>
+              </w:rPr>
               <w:t>": "08123456789",</w:t>
             </w:r>
           </w:p>
           <w:p>
             <w:pPr>
               <w:pStyle w:val="ListParagraph"/>
-            </w:pPr>
-            <w:r>
-              <w:t xml:space="preserve">            "photo": "base64-encoded-image",</w:t>
-            </w:r>
-          </w:p>
-          <w:p>
-            <w:pPr>
-              <w:pStyle w:val="ListParagraph"/>
-            </w:pPr>
-            <w:r>
-              <w:t xml:space="preserve">            "</w:t>
-            </w:r>
-            <w:proofErr w:type="spellStart"/>
-            <w:r>
+              <w:rPr>
+                <w:rFonts w:ascii="Courier" w:hAnsi="Courier"/>
+                <w:sz w:val="22"/>
+                <w:szCs w:val="22"/>
+              </w:rPr>
+            </w:pPr>
+            <w:r>
+              <w:rPr>
+                <w:rFonts w:ascii="Courier" w:hAnsi="Courier"/>
+                <w:sz w:val="22"/>
+                <w:szCs w:val="22"/>
+              </w:rPr>
+              <w:t xml:space="preserve">    </w:t>
+            </w:r>
+            <w:r>
+              <w:rPr>
+                <w:rFonts w:ascii="Courier" w:hAnsi="Courier"/>
+                <w:sz w:val="22"/>
+                <w:szCs w:val="22"/>
+              </w:rPr>
+              <w:t>"photo": "base64-encoded-image",</w:t>
+            </w:r>
+          </w:p>
+          <w:p>
+            <w:pPr>
+              <w:pStyle w:val="ListParagraph"/>
+              <w:rPr>
+                <w:rFonts w:ascii="Courier" w:hAnsi="Courier"/>
+                <w:sz w:val="22"/>
+                <w:szCs w:val="22"/>
+              </w:rPr>
+            </w:pPr>
+            <w:r>
+              <w:rPr>
+                <w:rFonts w:ascii="Courier" w:hAnsi="Courier"/>
+                <w:sz w:val="22"/>
+                <w:szCs w:val="22"/>
+              </w:rPr>
+              <w:t xml:space="preserve">    </w:t>
+            </w:r>
+            <w:r>
+              <w:rPr>
+                <w:rFonts w:ascii="Courier" w:hAnsi="Courier"/>
+                <w:sz w:val="22"/>
+                <w:szCs w:val="22"/>
+              </w:rPr>
+              <w:t>"</w:t>
+            </w:r>
+            <w:proofErr w:type="spellStart"/>
+            <w:r>
+              <w:rPr>
+                <w:rFonts w:ascii="Courier" w:hAnsi="Courier"/>
+                <w:sz w:val="22"/>
+                <w:szCs w:val="22"/>
+              </w:rPr>
               <w:t>ktp</w:t>
             </w:r>
             <w:proofErr w:type="spellEnd"/>
             <w:r>
+              <w:rPr>
+                <w:rFonts w:ascii="Courier" w:hAnsi="Courier"/>
+                <w:sz w:val="22"/>
+                <w:szCs w:val="22"/>
+              </w:rPr>
               <w:t>": "base64-encoded-image"</w:t>
             </w:r>
           </w:p>
           <w:p>
             <w:pPr>
               <w:pStyle w:val="ListParagraph"/>
-            </w:pPr>
-            <w:r>
-              <w:t xml:space="preserve">        },</w:t>
-            </w:r>
-          </w:p>
-          <w:p>
-            <w:pPr>
-              <w:pStyle w:val="ListParagraph"/>
-            </w:pPr>
-            <w:r>
-              <w:t xml:space="preserve">        "loans": [</w:t>
-            </w:r>
-          </w:p>
-          <w:p>
-            <w:pPr>
-              <w:pStyle w:val="ListParagraph"/>
-            </w:pPr>
-            <w:r>
-              <w:t xml:space="preserve">            {</w:t>
-            </w:r>
-          </w:p>
-          <w:p>
-            <w:pPr>
-              <w:pStyle w:val="ListParagraph"/>
-            </w:pPr>
-            <w:r>
-              <w:t xml:space="preserve">                "</w:t>
-            </w:r>
-            <w:proofErr w:type="spellStart"/>
-            <w:r>
+              <w:rPr>
+                <w:rFonts w:ascii="Courier" w:hAnsi="Courier"/>
+                <w:sz w:val="22"/>
+                <w:szCs w:val="22"/>
+              </w:rPr>
+            </w:pPr>
+            <w:r>
+              <w:rPr>
+                <w:rFonts w:ascii="Courier" w:hAnsi="Courier"/>
+                <w:sz w:val="22"/>
+                <w:szCs w:val="22"/>
+              </w:rPr>
+              <w:t xml:space="preserve"> </w:t>
+            </w:r>
+            <w:r>
+              <w:rPr>
+                <w:rFonts w:ascii="Courier" w:hAnsi="Courier"/>
+                <w:sz w:val="22"/>
+                <w:szCs w:val="22"/>
+              </w:rPr>
+              <w:t>},</w:t>
+            </w:r>
+          </w:p>
+          <w:p>
+            <w:pPr>
+              <w:pStyle w:val="ListParagraph"/>
+              <w:rPr>
+                <w:rFonts w:ascii="Courier" w:hAnsi="Courier"/>
+                <w:sz w:val="22"/>
+                <w:szCs w:val="22"/>
+              </w:rPr>
+            </w:pPr>
+            <w:r>
+              <w:rPr>
+                <w:rFonts w:ascii="Courier" w:hAnsi="Courier"/>
+                <w:sz w:val="22"/>
+                <w:szCs w:val="22"/>
+              </w:rPr>
+              <w:t>"loans": [</w:t>
+            </w:r>
+          </w:p>
+          <w:p>
+            <w:pPr>
+              <w:pStyle w:val="ListParagraph"/>
+              <w:rPr>
+                <w:rFonts w:ascii="Courier" w:hAnsi="Courier"/>
+                <w:sz w:val="22"/>
+                <w:szCs w:val="22"/>
+              </w:rPr>
+            </w:pPr>
+            <w:r>
+              <w:rPr>
+                <w:rFonts w:ascii="Courier" w:hAnsi="Courier"/>
+                <w:sz w:val="22"/>
+                <w:szCs w:val="22"/>
+              </w:rPr>
+              <w:t>{</w:t>
+            </w:r>
+          </w:p>
+          <w:p>
+            <w:pPr>
+              <w:pStyle w:val="ListParagraph"/>
+              <w:rPr>
+                <w:rFonts w:ascii="Courier" w:hAnsi="Courier"/>
+                <w:sz w:val="22"/>
+                <w:szCs w:val="22"/>
+              </w:rPr>
+            </w:pPr>
+            <w:r>
+              <w:rPr>
+                <w:rFonts w:ascii="Courier" w:hAnsi="Courier"/>
+                <w:sz w:val="22"/>
+                <w:szCs w:val="22"/>
+              </w:rPr>
+              <w:t>"</w:t>
+            </w:r>
+            <w:proofErr w:type="spellStart"/>
+            <w:r>
+              <w:rPr>
+                <w:rFonts w:ascii="Courier" w:hAnsi="Courier"/>
+                <w:sz w:val="22"/>
+                <w:szCs w:val="22"/>
+              </w:rPr>
               <w:t>loanId</w:t>
             </w:r>
             <w:proofErr w:type="spellEnd"/>
             <w:r>
+              <w:rPr>
+                <w:rFonts w:ascii="Courier" w:hAnsi="Courier"/>
+                <w:sz w:val="22"/>
+                <w:szCs w:val="22"/>
+              </w:rPr>
               <w:t>": "1",</w:t>
             </w:r>
           </w:p>
           <w:p>
             <w:pPr>
               <w:pStyle w:val="ListParagraph"/>
-            </w:pPr>
-            <w:r>
-              <w:t xml:space="preserve">                "amount": 5000000,</w:t>
-            </w:r>
-          </w:p>
-          <w:p>
-            <w:pPr>
-              <w:pStyle w:val="ListParagraph"/>
-            </w:pPr>
-            <w:r>
-              <w:t xml:space="preserve">                "</w:t>
-            </w:r>
-            <w:bookmarkStart w:id="0" w:name="_GoBack"/>
-            <w:r>
-              <w:t>debt</w:t>
-            </w:r>
-            <w:bookmarkEnd w:id="0"/>
-            <w:r>
-              <w:t>": 5000000,</w:t>
-            </w:r>
-          </w:p>
-          <w:p>
-            <w:pPr>
-              <w:pStyle w:val="ListParagraph"/>
-            </w:pPr>
-            <w:r>
-              <w:t xml:space="preserve">                "tenure": 12,</w:t>
-            </w:r>
-          </w:p>
-          <w:p>
-            <w:pPr>
-              <w:pStyle w:val="ListParagraph"/>
-            </w:pPr>
-            <w:r>
-              <w:t xml:space="preserve">                "status": {</w:t>
-            </w:r>
-          </w:p>
-          <w:p>
-            <w:pPr>
-              <w:pStyle w:val="ListParagraph"/>
-            </w:pPr>
-            <w:r>
-              <w:t xml:space="preserve">                    "</w:t>
-            </w:r>
-            <w:proofErr w:type="spellStart"/>
-            <w:r>
+              <w:rPr>
+                <w:rFonts w:ascii="Courier" w:hAnsi="Courier"/>
+                <w:sz w:val="22"/>
+                <w:szCs w:val="22"/>
+              </w:rPr>
+            </w:pPr>
+            <w:r>
+              <w:rPr>
+                <w:rFonts w:ascii="Courier" w:hAnsi="Courier"/>
+                <w:sz w:val="22"/>
+                <w:szCs w:val="22"/>
+              </w:rPr>
+              <w:t>"amount": 5000000,</w:t>
+            </w:r>
+          </w:p>
+          <w:p>
+            <w:pPr>
+              <w:pStyle w:val="ListParagraph"/>
+              <w:rPr>
+                <w:rFonts w:ascii="Courier" w:hAnsi="Courier"/>
+                <w:sz w:val="22"/>
+                <w:szCs w:val="22"/>
+              </w:rPr>
+            </w:pPr>
+            <w:r>
+              <w:rPr>
+                <w:rFonts w:ascii="Courier" w:hAnsi="Courier"/>
+                <w:sz w:val="22"/>
+                <w:szCs w:val="22"/>
+              </w:rPr>
+              <w:t>"debt": 5000000,</w:t>
+            </w:r>
+          </w:p>
+          <w:p>
+            <w:pPr>
+              <w:pStyle w:val="ListParagraph"/>
+              <w:rPr>
+                <w:rFonts w:ascii="Courier" w:hAnsi="Courier"/>
+                <w:sz w:val="22"/>
+                <w:szCs w:val="22"/>
+              </w:rPr>
+            </w:pPr>
+            <w:r>
+              <w:rPr>
+                <w:rFonts w:ascii="Courier" w:hAnsi="Courier"/>
+                <w:sz w:val="22"/>
+                <w:szCs w:val="22"/>
+              </w:rPr>
+              <w:t>"tenure": 12,</w:t>
+            </w:r>
+          </w:p>
+          <w:p>
+            <w:pPr>
+              <w:pStyle w:val="ListParagraph"/>
+              <w:rPr>
+                <w:rFonts w:ascii="Courier" w:hAnsi="Courier"/>
+                <w:sz w:val="22"/>
+                <w:szCs w:val="22"/>
+              </w:rPr>
+            </w:pPr>
+            <w:r>
+              <w:rPr>
+                <w:rFonts w:ascii="Courier" w:hAnsi="Courier"/>
+                <w:sz w:val="22"/>
+                <w:szCs w:val="22"/>
+              </w:rPr>
+              <w:t>"status": {</w:t>
+            </w:r>
+          </w:p>
+          <w:p>
+            <w:pPr>
+              <w:pStyle w:val="ListParagraph"/>
+              <w:rPr>
+                <w:rFonts w:ascii="Courier" w:hAnsi="Courier"/>
+                <w:sz w:val="22"/>
+                <w:szCs w:val="22"/>
+              </w:rPr>
+            </w:pPr>
+            <w:r>
+              <w:rPr>
+                <w:rFonts w:ascii="Courier" w:hAnsi="Courier"/>
+                <w:sz w:val="22"/>
+                <w:szCs w:val="22"/>
+              </w:rPr>
+              <w:t xml:space="preserve">    </w:t>
+            </w:r>
+            <w:r>
+              <w:rPr>
+                <w:rFonts w:ascii="Courier" w:hAnsi="Courier"/>
+                <w:sz w:val="22"/>
+                <w:szCs w:val="22"/>
+              </w:rPr>
+              <w:t>"</w:t>
+            </w:r>
+            <w:proofErr w:type="spellStart"/>
+            <w:r>
+              <w:rPr>
+                <w:rFonts w:ascii="Courier" w:hAnsi="Courier"/>
+                <w:sz w:val="22"/>
+                <w:szCs w:val="22"/>
+              </w:rPr>
               <w:t>statusId</w:t>
             </w:r>
             <w:proofErr w:type="spellEnd"/>
             <w:r>
+              <w:rPr>
+                <w:rFonts w:ascii="Courier" w:hAnsi="Courier"/>
+                <w:sz w:val="22"/>
+                <w:szCs w:val="22"/>
+              </w:rPr>
               <w:t>" : "1",</w:t>
             </w:r>
           </w:p>
           <w:p>
             <w:pPr>
               <w:pStyle w:val="ListParagraph"/>
-            </w:pPr>
-            <w:r>
-              <w:t xml:space="preserve">                    "description" : "approved" || "</w:t>
-            </w:r>
-            <w:proofErr w:type="spellStart"/>
-            <w:r>
-              <w:t>diterima</w:t>
-            </w:r>
-            <w:proofErr w:type="spellEnd"/>
-            <w:r>
+              <w:rPr>
+                <w:rFonts w:ascii="Courier" w:hAnsi="Courier"/>
+                <w:sz w:val="22"/>
+                <w:szCs w:val="22"/>
+              </w:rPr>
+            </w:pPr>
+            <w:r>
+              <w:rPr>
+                <w:rFonts w:ascii="Courier" w:hAnsi="Courier"/>
+                <w:sz w:val="22"/>
+                <w:szCs w:val="22"/>
+              </w:rPr>
+              <w:t xml:space="preserve">    </w:t>
+            </w:r>
+            <w:r>
+              <w:rPr>
+                <w:rFonts w:ascii="Courier" w:hAnsi="Courier"/>
+                <w:sz w:val="22"/>
+                <w:szCs w:val="22"/>
+              </w:rPr>
+              <w:t>"description" : "approved" || "diter</w:t>
+            </w:r>
+            <w:proofErr w:type="spellStart"/>
+            <w:r>
+              <w:rPr>
+                <w:rFonts w:ascii="Courier" w:hAnsi="Courier"/>
+                <w:sz w:val="22"/>
+                <w:szCs w:val="22"/>
+              </w:rPr>
+              <w:t>ima</w:t>
+            </w:r>
+            <w:proofErr w:type="spellEnd"/>
+            <w:r>
+              <w:rPr>
+                <w:rFonts w:ascii="Courier" w:hAnsi="Courier"/>
+                <w:sz w:val="22"/>
+                <w:szCs w:val="22"/>
+              </w:rPr>
               <w:t>"</w:t>
             </w:r>
           </w:p>
           <w:p>
             <w:pPr>
               <w:pStyle w:val="ListParagraph"/>
-            </w:pPr>
-            <w:r>
-              <w:t xml:space="preserve">                },</w:t>
-            </w:r>
-          </w:p>
-          <w:p>
-            <w:pPr>
-              <w:pStyle w:val="ListParagraph"/>
-            </w:pPr>
-            <w:r>
-              <w:t xml:space="preserve">                "</w:t>
-            </w:r>
-            <w:proofErr w:type="spellStart"/>
-            <w:r>
+              <w:rPr>
+                <w:rFonts w:ascii="Courier" w:hAnsi="Courier"/>
+                <w:sz w:val="22"/>
+                <w:szCs w:val="22"/>
+              </w:rPr>
+            </w:pPr>
+            <w:r>
+              <w:rPr>
+                <w:rFonts w:ascii="Courier" w:hAnsi="Courier"/>
+                <w:sz w:val="22"/>
+                <w:szCs w:val="22"/>
+              </w:rPr>
+              <w:t xml:space="preserve">    </w:t>
+            </w:r>
+            <w:r>
+              <w:rPr>
+                <w:rFonts w:ascii="Courier" w:hAnsi="Courier"/>
+                <w:sz w:val="22"/>
+                <w:szCs w:val="22"/>
+              </w:rPr>
+              <w:t>},</w:t>
+            </w:r>
+          </w:p>
+          <w:p>
+            <w:pPr>
+              <w:pStyle w:val="ListParagraph"/>
+              <w:rPr>
+                <w:rFonts w:ascii="Courier" w:hAnsi="Courier"/>
+                <w:sz w:val="22"/>
+                <w:szCs w:val="22"/>
+              </w:rPr>
+            </w:pPr>
+            <w:r>
+              <w:rPr>
+                <w:rFonts w:ascii="Courier" w:hAnsi="Courier"/>
+                <w:sz w:val="22"/>
+                <w:szCs w:val="22"/>
+              </w:rPr>
+              <w:t xml:space="preserve">    </w:t>
+            </w:r>
+            <w:r>
+              <w:rPr>
+                <w:rFonts w:ascii="Courier" w:hAnsi="Courier"/>
+                <w:sz w:val="22"/>
+                <w:szCs w:val="22"/>
+              </w:rPr>
+              <w:t>"</w:t>
+            </w:r>
+            <w:proofErr w:type="spellStart"/>
+            <w:r>
+              <w:rPr>
+                <w:rFonts w:ascii="Courier" w:hAnsi="Courier"/>
+                <w:sz w:val="22"/>
+                <w:szCs w:val="22"/>
+              </w:rPr>
               <w:t>createdAt</w:t>
             </w:r>
             <w:proofErr w:type="spellEnd"/>
             <w:r>
+              <w:rPr>
+                <w:rFonts w:ascii="Courier" w:hAnsi="Courier"/>
+                <w:sz w:val="22"/>
+                <w:szCs w:val="22"/>
+              </w:rPr>
               <w:t>": "2023-06-01T00:00:00Z",</w:t>
             </w:r>
           </w:p>
           <w:p>
             <w:pPr>
               <w:pStyle w:val="ListParagraph"/>
-            </w:pPr>
-            <w:r>
-              <w:t xml:space="preserve">                "</w:t>
-            </w:r>
-            <w:proofErr w:type="spellStart"/>
-            <w:r>
+              <w:rPr>
+                <w:rFonts w:ascii="Courier" w:hAnsi="Courier"/>
+                <w:sz w:val="22"/>
+                <w:szCs w:val="22"/>
+              </w:rPr>
+            </w:pPr>
+            <w:r>
+              <w:rPr>
+                <w:rFonts w:ascii="Courier" w:hAnsi="Courier"/>
+                <w:sz w:val="22"/>
+                <w:szCs w:val="22"/>
+              </w:rPr>
+              <w:t xml:space="preserve">    </w:t>
+            </w:r>
+            <w:r>
+              <w:rPr>
+                <w:rFonts w:ascii="Courier" w:hAnsi="Courier"/>
+                <w:sz w:val="22"/>
+                <w:szCs w:val="22"/>
+              </w:rPr>
+              <w:t>"</w:t>
+            </w:r>
+            <w:proofErr w:type="spellStart"/>
+            <w:r>
+              <w:rPr>
+                <w:rFonts w:ascii="Courier" w:hAnsi="Courier"/>
+                <w:sz w:val="22"/>
+                <w:szCs w:val="22"/>
+              </w:rPr>
               <w:t>updateAt</w:t>
             </w:r>
             <w:proofErr w:type="spellEnd"/>
             <w:r>
+              <w:rPr>
+                <w:rFonts w:ascii="Courier" w:hAnsi="Courier"/>
+                <w:sz w:val="22"/>
+                <w:szCs w:val="22"/>
+              </w:rPr>
               <w:t>": "2023-06-01T00:00:00Z"</w:t>
             </w:r>
           </w:p>
           <w:p>
             <w:pPr>
               <w:pStyle w:val="ListParagraph"/>
-            </w:pPr>
-            <w:r>
-              <w:t xml:space="preserve">            },</w:t>
-            </w:r>
-          </w:p>
-          <w:p>
-            <w:pPr>
-              <w:pStyle w:val="ListParagraph"/>
-            </w:pPr>
-            <w:r>
-              <w:t xml:space="preserve">            {</w:t>
-            </w:r>
-          </w:p>
-          <w:p>
-            <w:pPr>
-              <w:pStyle w:val="ListParagraph"/>
-            </w:pPr>
-            <w:r>
-              <w:t xml:space="preserve">                "</w:t>
-            </w:r>
-            <w:proofErr w:type="spellStart"/>
-            <w:r>
+              <w:rPr>
+                <w:rFonts w:ascii="Courier" w:hAnsi="Courier"/>
+                <w:sz w:val="22"/>
+                <w:szCs w:val="22"/>
+              </w:rPr>
+            </w:pPr>
+            <w:r>
+              <w:rPr>
+                <w:rFonts w:ascii="Courier" w:hAnsi="Courier"/>
+                <w:sz w:val="22"/>
+                <w:szCs w:val="22"/>
+              </w:rPr>
+              <w:t>},</w:t>
+            </w:r>
+          </w:p>
+          <w:p>
+            <w:pPr>
+              <w:pStyle w:val="ListParagraph"/>
+              <w:rPr>
+                <w:rFonts w:ascii="Courier" w:hAnsi="Courier"/>
+                <w:sz w:val="22"/>
+                <w:szCs w:val="22"/>
+              </w:rPr>
+            </w:pPr>
+            <w:r>
+              <w:rPr>
+                <w:rFonts w:ascii="Courier" w:hAnsi="Courier"/>
+                <w:sz w:val="22"/>
+                <w:szCs w:val="22"/>
+              </w:rPr>
+              <w:t>{</w:t>
+            </w:r>
+          </w:p>
+          <w:p>
+            <w:pPr>
+              <w:pStyle w:val="ListParagraph"/>
+              <w:rPr>
+                <w:rFonts w:ascii="Courier" w:hAnsi="Courier"/>
+                <w:sz w:val="22"/>
+                <w:szCs w:val="22"/>
+              </w:rPr>
+            </w:pPr>
+            <w:r>
+              <w:rPr>
+                <w:rFonts w:ascii="Courier" w:hAnsi="Courier"/>
+                <w:sz w:val="22"/>
+                <w:szCs w:val="22"/>
+              </w:rPr>
+              <w:t>"</w:t>
+            </w:r>
+            <w:proofErr w:type="spellStart"/>
+            <w:r>
+              <w:rPr>
+                <w:rFonts w:ascii="Courier" w:hAnsi="Courier"/>
+                <w:sz w:val="22"/>
+                <w:szCs w:val="22"/>
+              </w:rPr>
               <w:t>loanId</w:t>
             </w:r>
             <w:proofErr w:type="spellEnd"/>
             <w:r>
+              <w:rPr>
+                <w:rFonts w:ascii="Courier" w:hAnsi="Courier"/>
+                <w:sz w:val="22"/>
+                <w:szCs w:val="22"/>
+              </w:rPr>
               <w:t>": "2",</w:t>
             </w:r>
           </w:p>
           <w:p>
             <w:pPr>
               <w:pStyle w:val="ListParagraph"/>
-            </w:pPr>
-            <w:r>
+              <w:rPr>
+                <w:rFonts w:ascii="Courier" w:hAnsi="Courier"/>
+                <w:sz w:val="22"/>
+                <w:szCs w:val="22"/>
+              </w:rPr>
+            </w:pPr>
+            <w:r>
+              <w:rPr>
+                <w:rFonts w:ascii="Courier" w:hAnsi="Courier"/>
+                <w:sz w:val="22"/>
+                <w:szCs w:val="22"/>
+              </w:rPr>
+              <w:t>"amount": 15000000,</w:t>
+            </w:r>
+          </w:p>
+          <w:p>
+            <w:pPr>
+              <w:pStyle w:val="ListParagraph"/>
+              <w:rPr>
+                <w:rFonts w:ascii="Courier" w:hAnsi="Courier"/>
+                <w:sz w:val="22"/>
+                <w:szCs w:val="22"/>
+              </w:rPr>
+            </w:pPr>
+            <w:r>
+              <w:rPr>
+                <w:rFonts w:ascii="Courier" w:hAnsi="Courier"/>
+                <w:sz w:val="22"/>
+                <w:szCs w:val="22"/>
+              </w:rPr>
+              <w:t>"debt": 15000000,</w:t>
+            </w:r>
+          </w:p>
+          <w:p>
+            <w:pPr>
+              <w:pStyle w:val="ListParagraph"/>
+              <w:rPr>
+                <w:rFonts w:ascii="Courier" w:hAnsi="Courier"/>
+                <w:sz w:val="22"/>
+                <w:szCs w:val="22"/>
+              </w:rPr>
+            </w:pPr>
+            <w:r>
+              <w:rPr>
+                <w:rFonts w:ascii="Courier" w:hAnsi="Courier"/>
+                <w:sz w:val="22"/>
+                <w:szCs w:val="22"/>
+              </w:rPr>
+              <w:t>"tenure": 12,</w:t>
+            </w:r>
+          </w:p>
+          <w:p>
+            <w:pPr>
+              <w:pStyle w:val="ListParagraph"/>
+              <w:rPr>
+                <w:rFonts w:ascii="Courier" w:hAnsi="Courier"/>
+                <w:sz w:val="22"/>
+                <w:szCs w:val="22"/>
+              </w:rPr>
+            </w:pPr>
+            <w:r>
+              <w:rPr>
+                <w:rFonts w:ascii="Courier" w:hAnsi="Courier"/>
+                <w:sz w:val="22"/>
+                <w:szCs w:val="22"/>
+              </w:rPr>
+              <w:t>"status": {</w:t>
+            </w:r>
+          </w:p>
+          <w:p>
+            <w:pPr>
+              <w:pStyle w:val="ListParagraph"/>
+              <w:rPr>
+                <w:rFonts w:ascii="Courier" w:hAnsi="Courier"/>
+                <w:sz w:val="22"/>
+                <w:szCs w:val="22"/>
+              </w:rPr>
+            </w:pPr>
+            <w:r>
+              <w:rPr>
+                <w:rFonts w:ascii="Courier" w:hAnsi="Courier"/>
+                <w:sz w:val="22"/>
+                <w:szCs w:val="22"/>
+              </w:rPr>
+              <w:t xml:space="preserve">    </w:t>
+            </w:r>
+            <w:r>
+              <w:rPr>
+                <w:rFonts w:ascii="Courier" w:hAnsi="Courier"/>
+                <w:sz w:val="22"/>
+                <w:szCs w:val="22"/>
+              </w:rPr>
+              <w:t>"</w:t>
+            </w:r>
+            <w:proofErr w:type="spellStart"/>
+            <w:r>
+              <w:rPr>
+                <w:rFonts w:ascii="Courier" w:hAnsi="Courier"/>
+                <w:sz w:val="22"/>
+                <w:szCs w:val="22"/>
+              </w:rPr>
+              <w:t>statusId</w:t>
+            </w:r>
+            <w:proofErr w:type="spellEnd"/>
+            <w:r>
+              <w:rPr>
+                <w:rFonts w:ascii="Courier" w:hAnsi="Courier"/>
+                <w:sz w:val="22"/>
+                <w:szCs w:val="22"/>
+              </w:rPr>
+              <w:t>" : "2",</w:t>
+            </w:r>
+          </w:p>
+          <w:p>
+            <w:pPr>
+              <w:pStyle w:val="ListParagraph"/>
+              <w:rPr>
+                <w:rFonts w:ascii="Courier" w:hAnsi="Courier"/>
+                <w:sz w:val="22"/>
+                <w:szCs w:val="22"/>
+              </w:rPr>
+            </w:pPr>
+            <w:r>
+              <w:rPr>
+                <w:rFonts w:ascii="Courier" w:hAnsi="Courier"/>
+                <w:sz w:val="22"/>
+                <w:szCs w:val="22"/>
+              </w:rPr>
+              <w:t xml:space="preserve">    </w:t>
+            </w:r>
+            <w:r>
+              <w:rPr>
+                <w:rFonts w:ascii="Courier" w:hAnsi="Courier"/>
+                <w:sz w:val="22"/>
+                <w:szCs w:val="22"/>
+              </w:rPr>
+              <w:t>"description" : "rejected" || "</w:t>
+            </w:r>
+            <w:proofErr w:type="spellStart"/>
+            <w:r>
+              <w:rPr>
+                <w:rFonts w:ascii="Courier" w:hAnsi="Courier"/>
+                <w:sz w:val="22"/>
+                <w:szCs w:val="22"/>
+              </w:rPr>
+              <w:t>ditolak</w:t>
+            </w:r>
+            <w:proofErr w:type="spellEnd"/>
+            <w:r>
+              <w:rPr>
+                <w:rFonts w:ascii="Courier" w:hAnsi="Courier"/>
+                <w:sz w:val="22"/>
+                <w:szCs w:val="22"/>
+              </w:rPr>
+              <w:t>"</w:t>
+            </w:r>
+          </w:p>
+          <w:p>
+            <w:pPr>
+              <w:pStyle w:val="ListParagraph"/>
+              <w:rPr>
+                <w:rFonts w:ascii="Courier" w:hAnsi="Courier"/>
+                <w:sz w:val="22"/>
+                <w:szCs w:val="22"/>
+              </w:rPr>
+            </w:pPr>
+            <w:r>
+              <w:rPr>
+                <w:rFonts w:ascii="Courier" w:hAnsi="Courier"/>
+                <w:sz w:val="22"/>
+                <w:szCs w:val="22"/>
+              </w:rPr>
               <w:lastRenderedPageBreak/>
-              <w:t xml:space="preserve">                "amount": 15000000,</w:t>
-            </w:r>
-          </w:p>
-          <w:p>
-            <w:pPr>
-              <w:pStyle w:val="ListParagraph"/>
-            </w:pPr>
-            <w:r>
-              <w:t xml:space="preserve">                "</w:t>
-            </w:r>
-            <w:r>
-              <w:t>debt</w:t>
-            </w:r>
-            <w:r>
-              <w:t>": 15000000,</w:t>
-            </w:r>
-          </w:p>
-          <w:p>
-            <w:pPr>
-              <w:pStyle w:val="ListParagraph"/>
-            </w:pPr>
-            <w:r>
-              <w:t xml:space="preserve">                "tenure": 12,</w:t>
-            </w:r>
-          </w:p>
-          <w:p>
-            <w:pPr>
-              <w:pStyle w:val="ListParagraph"/>
-            </w:pPr>
-            <w:r>
-              <w:t xml:space="preserve">                "status": {</w:t>
-            </w:r>
-          </w:p>
-          <w:p>
-            <w:pPr>
-              <w:pStyle w:val="ListParagraph"/>
-            </w:pPr>
-            <w:r>
-              <w:t xml:space="preserve">                    "</w:t>
-            </w:r>
-            <w:proofErr w:type="spellStart"/>
-            <w:r>
+              <w:t xml:space="preserve">    </w:t>
+            </w:r>
+            <w:r>
+              <w:rPr>
+                <w:rFonts w:ascii="Courier" w:hAnsi="Courier"/>
+                <w:sz w:val="22"/>
+                <w:szCs w:val="22"/>
+              </w:rPr>
+              <w:t>},</w:t>
+            </w:r>
+          </w:p>
+          <w:p>
+            <w:pPr>
+              <w:pStyle w:val="ListParagraph"/>
+              <w:rPr>
+                <w:rFonts w:ascii="Courier" w:hAnsi="Courier"/>
+                <w:sz w:val="22"/>
+                <w:szCs w:val="22"/>
+              </w:rPr>
+            </w:pPr>
+            <w:r>
+              <w:rPr>
+                <w:rFonts w:ascii="Courier" w:hAnsi="Courier"/>
+                <w:sz w:val="22"/>
+                <w:szCs w:val="22"/>
+              </w:rPr>
+              <w:t xml:space="preserve">    </w:t>
+            </w:r>
+            <w:r>
+              <w:rPr>
+                <w:rFonts w:ascii="Courier" w:hAnsi="Courier"/>
+                <w:sz w:val="22"/>
+                <w:szCs w:val="22"/>
+              </w:rPr>
+              <w:t>"</w:t>
+            </w:r>
+            <w:proofErr w:type="spellStart"/>
+            <w:r>
+              <w:rPr>
+                <w:rFonts w:ascii="Courier" w:hAnsi="Courier"/>
+                <w:sz w:val="22"/>
+                <w:szCs w:val="22"/>
+              </w:rPr>
+              <w:t>createdAt</w:t>
+            </w:r>
+            <w:proofErr w:type="spellEnd"/>
+            <w:r>
+              <w:rPr>
+                <w:rFonts w:ascii="Courier" w:hAnsi="Courier"/>
+                <w:sz w:val="22"/>
+                <w:szCs w:val="22"/>
+              </w:rPr>
+              <w:t>": "2023-06-01T00:00:00Z",</w:t>
+            </w:r>
+          </w:p>
+          <w:p>
+            <w:pPr>
+              <w:pStyle w:val="ListParagraph"/>
+              <w:rPr>
+                <w:rFonts w:ascii="Courier" w:hAnsi="Courier"/>
+                <w:sz w:val="22"/>
+                <w:szCs w:val="22"/>
+              </w:rPr>
+            </w:pPr>
+            <w:r>
+              <w:rPr>
+                <w:rFonts w:ascii="Courier" w:hAnsi="Courier"/>
+                <w:sz w:val="22"/>
+                <w:szCs w:val="22"/>
+              </w:rPr>
+              <w:t xml:space="preserve">    </w:t>
+            </w:r>
+            <w:r>
+              <w:rPr>
+                <w:rFonts w:ascii="Courier" w:hAnsi="Courier"/>
+                <w:sz w:val="22"/>
+                <w:szCs w:val="22"/>
+              </w:rPr>
+              <w:t>"</w:t>
+            </w:r>
+            <w:proofErr w:type="spellStart"/>
+            <w:r>
+              <w:rPr>
+                <w:rFonts w:ascii="Courier" w:hAnsi="Courier"/>
+                <w:sz w:val="22"/>
+                <w:szCs w:val="22"/>
+              </w:rPr>
+              <w:t>updateAt</w:t>
+            </w:r>
+            <w:proofErr w:type="spellEnd"/>
+            <w:r>
+              <w:rPr>
+                <w:rFonts w:ascii="Courier" w:hAnsi="Courier"/>
+                <w:sz w:val="22"/>
+                <w:szCs w:val="22"/>
+              </w:rPr>
+              <w:t>": "2023-06-01T00:00:00Z"</w:t>
+            </w:r>
+          </w:p>
+          <w:p>
+            <w:pPr>
+              <w:pStyle w:val="ListParagraph"/>
+              <w:rPr>
+                <w:rFonts w:ascii="Courier" w:hAnsi="Courier"/>
+                <w:sz w:val="22"/>
+                <w:szCs w:val="22"/>
+              </w:rPr>
+            </w:pPr>
+            <w:r>
+              <w:rPr>
+                <w:rFonts w:ascii="Courier" w:hAnsi="Courier"/>
+                <w:sz w:val="22"/>
+                <w:szCs w:val="22"/>
+              </w:rPr>
+              <w:t>},</w:t>
+            </w:r>
+          </w:p>
+          <w:p>
+            <w:pPr>
+              <w:pStyle w:val="ListParagraph"/>
+              <w:rPr>
+                <w:rFonts w:ascii="Courier" w:hAnsi="Courier"/>
+                <w:sz w:val="22"/>
+                <w:szCs w:val="22"/>
+              </w:rPr>
+            </w:pPr>
+            <w:r>
+              <w:rPr>
+                <w:rFonts w:ascii="Courier" w:hAnsi="Courier"/>
+                <w:sz w:val="22"/>
+                <w:szCs w:val="22"/>
+              </w:rPr>
+              <w:t>{</w:t>
+            </w:r>
+          </w:p>
+          <w:p>
+            <w:pPr>
+              <w:pStyle w:val="ListParagraph"/>
+              <w:rPr>
+                <w:rFonts w:ascii="Courier" w:hAnsi="Courier"/>
+                <w:sz w:val="22"/>
+                <w:szCs w:val="22"/>
+              </w:rPr>
+            </w:pPr>
+            <w:r>
+              <w:rPr>
+                <w:rFonts w:ascii="Courier" w:hAnsi="Courier"/>
+                <w:sz w:val="22"/>
+                <w:szCs w:val="22"/>
+              </w:rPr>
+              <w:t>"</w:t>
+            </w:r>
+            <w:proofErr w:type="spellStart"/>
+            <w:r>
+              <w:rPr>
+                <w:rFonts w:ascii="Courier" w:hAnsi="Courier"/>
+                <w:sz w:val="22"/>
+                <w:szCs w:val="22"/>
+              </w:rPr>
+              <w:t>loanId</w:t>
+            </w:r>
+            <w:proofErr w:type="spellEnd"/>
+            <w:r>
+              <w:rPr>
+                <w:rFonts w:ascii="Courier" w:hAnsi="Courier"/>
+                <w:sz w:val="22"/>
+                <w:szCs w:val="22"/>
+              </w:rPr>
+              <w:t>": "3",</w:t>
+            </w:r>
+          </w:p>
+          <w:p>
+            <w:pPr>
+              <w:pStyle w:val="ListParagraph"/>
+              <w:rPr>
+                <w:rFonts w:ascii="Courier" w:hAnsi="Courier"/>
+                <w:sz w:val="22"/>
+                <w:szCs w:val="22"/>
+              </w:rPr>
+            </w:pPr>
+            <w:r>
+              <w:rPr>
+                <w:rFonts w:ascii="Courier" w:hAnsi="Courier"/>
+                <w:sz w:val="22"/>
+                <w:szCs w:val="22"/>
+              </w:rPr>
+              <w:t>"amount": 5000000,</w:t>
+            </w:r>
+          </w:p>
+          <w:p>
+            <w:pPr>
+              <w:pStyle w:val="ListParagraph"/>
+              <w:rPr>
+                <w:rFonts w:ascii="Courier" w:hAnsi="Courier"/>
+                <w:sz w:val="22"/>
+                <w:szCs w:val="22"/>
+              </w:rPr>
+            </w:pPr>
+            <w:r>
+              <w:rPr>
+                <w:rFonts w:ascii="Courier" w:hAnsi="Courier"/>
+                <w:sz w:val="22"/>
+                <w:szCs w:val="22"/>
+              </w:rPr>
+              <w:t>"debt": 5000000,</w:t>
+            </w:r>
+          </w:p>
+          <w:p>
+            <w:pPr>
+              <w:pStyle w:val="ListParagraph"/>
+              <w:rPr>
+                <w:rFonts w:ascii="Courier" w:hAnsi="Courier"/>
+                <w:sz w:val="22"/>
+                <w:szCs w:val="22"/>
+              </w:rPr>
+            </w:pPr>
+            <w:r>
+              <w:rPr>
+                <w:rFonts w:ascii="Courier" w:hAnsi="Courier"/>
+                <w:sz w:val="22"/>
+                <w:szCs w:val="22"/>
+              </w:rPr>
+              <w:t>"tenure": 12,</w:t>
+            </w:r>
+          </w:p>
+          <w:p>
+            <w:pPr>
+              <w:pStyle w:val="ListParagraph"/>
+              <w:rPr>
+                <w:rFonts w:ascii="Courier" w:hAnsi="Courier"/>
+                <w:sz w:val="22"/>
+                <w:szCs w:val="22"/>
+              </w:rPr>
+            </w:pPr>
+            <w:r>
+              <w:rPr>
+                <w:rFonts w:ascii="Courier" w:hAnsi="Courier"/>
+                <w:sz w:val="22"/>
+                <w:szCs w:val="22"/>
+              </w:rPr>
+              <w:t>"status": {</w:t>
+            </w:r>
+          </w:p>
+          <w:p>
+            <w:pPr>
+              <w:pStyle w:val="ListParagraph"/>
+              <w:rPr>
+                <w:rFonts w:ascii="Courier" w:hAnsi="Courier"/>
+                <w:sz w:val="22"/>
+                <w:szCs w:val="22"/>
+              </w:rPr>
+            </w:pPr>
+            <w:r>
+              <w:rPr>
+                <w:rFonts w:ascii="Courier" w:hAnsi="Courier"/>
+                <w:sz w:val="22"/>
+                <w:szCs w:val="22"/>
+              </w:rPr>
+              <w:t xml:space="preserve">    </w:t>
+            </w:r>
+            <w:r>
+              <w:rPr>
+                <w:rFonts w:ascii="Courier" w:hAnsi="Courier"/>
+                <w:sz w:val="22"/>
+                <w:szCs w:val="22"/>
+              </w:rPr>
+              <w:t>"</w:t>
+            </w:r>
+            <w:proofErr w:type="spellStart"/>
+            <w:r>
+              <w:rPr>
+                <w:rFonts w:ascii="Courier" w:hAnsi="Courier"/>
+                <w:sz w:val="22"/>
+                <w:szCs w:val="22"/>
+              </w:rPr>
               <w:t>statusId</w:t>
             </w:r>
             <w:proofErr w:type="spellEnd"/>
             <w:r>
-              <w:t>" : "2",</w:t>
-            </w:r>
-          </w:p>
-          <w:p>
-            <w:pPr>
-              <w:pStyle w:val="ListParagraph"/>
-            </w:pPr>
-            <w:r>
-              <w:t xml:space="preserve">                    "description" : "rejected" || "</w:t>
-            </w:r>
-            <w:proofErr w:type="spellStart"/>
-            <w:r>
-              <w:t>ditolak</w:t>
-            </w:r>
-            <w:proofErr w:type="spellEnd"/>
-            <w:r>
+              <w:rPr>
+                <w:rFonts w:ascii="Courier" w:hAnsi="Courier"/>
+                <w:sz w:val="22"/>
+                <w:szCs w:val="22"/>
+              </w:rPr>
+              <w:t>" : "3",</w:t>
+            </w:r>
+          </w:p>
+          <w:p>
+            <w:pPr>
+              <w:pStyle w:val="ListParagraph"/>
+              <w:rPr>
+                <w:rFonts w:ascii="Courier" w:hAnsi="Courier"/>
+                <w:sz w:val="22"/>
+                <w:szCs w:val="22"/>
+              </w:rPr>
+            </w:pPr>
+            <w:r>
+              <w:rPr>
+                <w:rFonts w:ascii="Courier" w:hAnsi="Courier"/>
+                <w:sz w:val="22"/>
+                <w:szCs w:val="22"/>
+              </w:rPr>
+              <w:t xml:space="preserve">    </w:t>
+            </w:r>
+            <w:r>
+              <w:rPr>
+                <w:rFonts w:ascii="Courier" w:hAnsi="Courier"/>
+                <w:sz w:val="22"/>
+                <w:szCs w:val="22"/>
+              </w:rPr>
+              <w:t>"description" : "pending" || "</w:t>
+            </w:r>
+            <w:proofErr w:type="spellStart"/>
+            <w:r>
+              <w:rPr>
+                <w:rFonts w:ascii="Courier" w:hAnsi="Courier"/>
+                <w:sz w:val="22"/>
+                <w:szCs w:val="22"/>
+              </w:rPr>
+              <w:t>menunggu</w:t>
+            </w:r>
+            <w:proofErr w:type="spellEnd"/>
+            <w:r>
+              <w:rPr>
+                <w:rFonts w:ascii="Courier" w:hAnsi="Courier"/>
+                <w:sz w:val="22"/>
+                <w:szCs w:val="22"/>
+              </w:rPr>
               <w:t>"</w:t>
             </w:r>
           </w:p>
           <w:p>
             <w:pPr>
               <w:pStyle w:val="ListParagraph"/>
-            </w:pPr>
-            <w:r>
-              <w:t xml:space="preserve">                },</w:t>
-            </w:r>
-          </w:p>
-          <w:p>
-            <w:pPr>
-              <w:pStyle w:val="ListParagraph"/>
-            </w:pPr>
-            <w:r>
-              <w:t xml:space="preserve">                "</w:t>
-            </w:r>
-            <w:proofErr w:type="spellStart"/>
-            <w:r>
+              <w:rPr>
+                <w:rFonts w:ascii="Courier" w:hAnsi="Courier"/>
+                <w:sz w:val="22"/>
+                <w:szCs w:val="22"/>
+              </w:rPr>
+            </w:pPr>
+            <w:r>
+              <w:rPr>
+                <w:rFonts w:ascii="Courier" w:hAnsi="Courier"/>
+                <w:sz w:val="22"/>
+                <w:szCs w:val="22"/>
+              </w:rPr>
+              <w:t xml:space="preserve">    </w:t>
+            </w:r>
+            <w:r>
+              <w:rPr>
+                <w:rFonts w:ascii="Courier" w:hAnsi="Courier"/>
+                <w:sz w:val="22"/>
+                <w:szCs w:val="22"/>
+              </w:rPr>
+              <w:t>},</w:t>
+            </w:r>
+          </w:p>
+          <w:p>
+            <w:pPr>
+              <w:pStyle w:val="ListParagraph"/>
+              <w:rPr>
+                <w:rFonts w:ascii="Courier" w:hAnsi="Courier"/>
+                <w:sz w:val="22"/>
+                <w:szCs w:val="22"/>
+              </w:rPr>
+            </w:pPr>
+            <w:r>
+              <w:rPr>
+                <w:rFonts w:ascii="Courier" w:hAnsi="Courier"/>
+                <w:sz w:val="22"/>
+                <w:szCs w:val="22"/>
+              </w:rPr>
+              <w:t xml:space="preserve">    </w:t>
+            </w:r>
+            <w:r>
+              <w:rPr>
+                <w:rFonts w:ascii="Courier" w:hAnsi="Courier"/>
+                <w:sz w:val="22"/>
+                <w:szCs w:val="22"/>
+              </w:rPr>
+              <w:t>"</w:t>
+            </w:r>
+            <w:proofErr w:type="spellStart"/>
+            <w:r>
+              <w:rPr>
+                <w:rFonts w:ascii="Courier" w:hAnsi="Courier"/>
+                <w:sz w:val="22"/>
+                <w:szCs w:val="22"/>
+              </w:rPr>
               <w:t>createdAt</w:t>
             </w:r>
             <w:proofErr w:type="spellEnd"/>
             <w:r>
+              <w:rPr>
+                <w:rFonts w:ascii="Courier" w:hAnsi="Courier"/>
+                <w:sz w:val="22"/>
+                <w:szCs w:val="22"/>
+              </w:rPr>
               <w:t>": "2023-06-01T00:00:00Z",</w:t>
             </w:r>
           </w:p>
           <w:p>
             <w:pPr>
               <w:pStyle w:val="ListParagraph"/>
-            </w:pPr>
-            <w:r>
-              <w:t xml:space="preserve">                "</w:t>
-            </w:r>
-            <w:proofErr w:type="spellStart"/>
-            <w:r>
+              <w:rPr>
+                <w:rFonts w:ascii="Courier" w:hAnsi="Courier"/>
+                <w:sz w:val="22"/>
+                <w:szCs w:val="22"/>
+              </w:rPr>
+            </w:pPr>
+            <w:r>
+              <w:rPr>
+                <w:rFonts w:ascii="Courier" w:hAnsi="Courier"/>
+                <w:sz w:val="22"/>
+                <w:szCs w:val="22"/>
+              </w:rPr>
+              <w:t xml:space="preserve">    </w:t>
+            </w:r>
+            <w:r>
+              <w:rPr>
+                <w:rFonts w:ascii="Courier" w:hAnsi="Courier"/>
+                <w:sz w:val="22"/>
+                <w:szCs w:val="22"/>
+              </w:rPr>
+              <w:t>"</w:t>
+            </w:r>
+            <w:proofErr w:type="spellStart"/>
+            <w:r>
+              <w:rPr>
+                <w:rFonts w:ascii="Courier" w:hAnsi="Courier"/>
+                <w:sz w:val="22"/>
+                <w:szCs w:val="22"/>
+              </w:rPr>
               <w:t>updateAt</w:t>
             </w:r>
             <w:proofErr w:type="spellEnd"/>
             <w:r>
+              <w:rPr>
+                <w:rFonts w:ascii="Courier" w:hAnsi="Courier"/>
+                <w:sz w:val="22"/>
+                <w:szCs w:val="22"/>
+              </w:rPr>
               <w:t>": "2023-06-01T00:00:00Z"</w:t>
             </w:r>
           </w:p>
           <w:p>
             <w:pPr>
               <w:pStyle w:val="ListParagraph"/>
-            </w:pPr>
-            <w:r>
-              <w:t xml:space="preserve">            },</w:t>
-            </w:r>
-          </w:p>
-          <w:p>
-            <w:pPr>
-              <w:pStyle w:val="ListParagraph"/>
-            </w:pPr>
-            <w:r>
-              <w:t xml:space="preserve">            {</w:t>
-            </w:r>
-          </w:p>
-          <w:p>
-            <w:pPr>
-              <w:pStyle w:val="ListParagraph"/>
-            </w:pPr>
-            <w:r>
-              <w:t xml:space="preserve">                "</w:t>
-            </w:r>
-            <w:proofErr w:type="spellStart"/>
-            <w:r>
+              <w:rPr>
+                <w:rFonts w:ascii="Courier" w:hAnsi="Courier"/>
+                <w:sz w:val="22"/>
+                <w:szCs w:val="22"/>
+              </w:rPr>
+            </w:pPr>
+            <w:r>
+              <w:rPr>
+                <w:rFonts w:ascii="Courier" w:hAnsi="Courier"/>
+                <w:sz w:val="22"/>
+                <w:szCs w:val="22"/>
+              </w:rPr>
+              <w:t>},</w:t>
+            </w:r>
+          </w:p>
+          <w:p>
+            <w:pPr>
+              <w:pStyle w:val="ListParagraph"/>
+              <w:rPr>
+                <w:rFonts w:ascii="Courier" w:hAnsi="Courier"/>
+                <w:sz w:val="22"/>
+                <w:szCs w:val="22"/>
+              </w:rPr>
+            </w:pPr>
+            <w:r>
+              <w:rPr>
+                <w:rFonts w:ascii="Courier" w:hAnsi="Courier"/>
+                <w:sz w:val="22"/>
+                <w:szCs w:val="22"/>
+              </w:rPr>
+              <w:t>{</w:t>
+            </w:r>
+          </w:p>
+          <w:p>
+            <w:pPr>
+              <w:pStyle w:val="ListParagraph"/>
+              <w:rPr>
+                <w:rFonts w:ascii="Courier" w:hAnsi="Courier"/>
+                <w:sz w:val="22"/>
+                <w:szCs w:val="22"/>
+              </w:rPr>
+            </w:pPr>
+            <w:r>
+              <w:rPr>
+                <w:rFonts w:ascii="Courier" w:hAnsi="Courier"/>
+                <w:sz w:val="22"/>
+                <w:szCs w:val="22"/>
+              </w:rPr>
+              <w:t>"</w:t>
+            </w:r>
+            <w:proofErr w:type="spellStart"/>
+            <w:r>
+              <w:rPr>
+                <w:rFonts w:ascii="Courier" w:hAnsi="Courier"/>
+                <w:sz w:val="22"/>
+                <w:szCs w:val="22"/>
+              </w:rPr>
               <w:t>loanId</w:t>
             </w:r>
             <w:proofErr w:type="spellEnd"/>
             <w:r>
-              <w:t>": "3",</w:t>
-            </w:r>
-          </w:p>
-          <w:p>
-            <w:pPr>
-              <w:pStyle w:val="ListParagraph"/>
-            </w:pPr>
-            <w:r>
-              <w:t xml:space="preserve">                "amount": 5000000,</w:t>
-            </w:r>
-          </w:p>
-          <w:p>
-            <w:pPr>
-              <w:pStyle w:val="ListParagraph"/>
-            </w:pPr>
-            <w:r>
-              <w:t xml:space="preserve">                "</w:t>
-            </w:r>
-            <w:r>
-              <w:t>debt</w:t>
-            </w:r>
-            <w:r>
-              <w:t>": 5000000,</w:t>
-            </w:r>
-          </w:p>
-          <w:p>
-            <w:pPr>
-              <w:pStyle w:val="ListParagraph"/>
-            </w:pPr>
-            <w:r>
-              <w:t xml:space="preserve">                "tenure": 12,</w:t>
-            </w:r>
-          </w:p>
-          <w:p>
-            <w:pPr>
-              <w:pStyle w:val="ListParagraph"/>
-            </w:pPr>
-            <w:r>
-              <w:t xml:space="preserve">                "status": {</w:t>
-            </w:r>
-          </w:p>
-          <w:p>
-            <w:pPr>
-              <w:pStyle w:val="ListParagraph"/>
-            </w:pPr>
-            <w:r>
-              <w:t xml:space="preserve">                    "</w:t>
-            </w:r>
-            <w:proofErr w:type="spellStart"/>
-            <w:r>
+              <w:rPr>
+                <w:rFonts w:ascii="Courier" w:hAnsi="Courier"/>
+                <w:sz w:val="22"/>
+                <w:szCs w:val="22"/>
+              </w:rPr>
+              <w:t>": "4",</w:t>
+            </w:r>
+          </w:p>
+          <w:p>
+            <w:pPr>
+              <w:pStyle w:val="ListParagraph"/>
+              <w:rPr>
+                <w:rFonts w:ascii="Courier" w:hAnsi="Courier"/>
+                <w:sz w:val="22"/>
+                <w:szCs w:val="22"/>
+              </w:rPr>
+            </w:pPr>
+            <w:r>
+              <w:rPr>
+                <w:rFonts w:ascii="Courier" w:hAnsi="Courier"/>
+                <w:sz w:val="22"/>
+                <w:szCs w:val="22"/>
+              </w:rPr>
+              <w:t>"amount": 5000000,</w:t>
+            </w:r>
+          </w:p>
+          <w:p>
+            <w:pPr>
+              <w:pStyle w:val="ListParagraph"/>
+              <w:rPr>
+                <w:rFonts w:ascii="Courier" w:hAnsi="Courier"/>
+                <w:sz w:val="22"/>
+                <w:szCs w:val="22"/>
+              </w:rPr>
+            </w:pPr>
+            <w:r>
+              <w:rPr>
+                <w:rFonts w:ascii="Courier" w:hAnsi="Courier"/>
+                <w:sz w:val="22"/>
+                <w:szCs w:val="22"/>
+              </w:rPr>
+              <w:t>"debt": 0,</w:t>
+            </w:r>
+          </w:p>
+          <w:p>
+            <w:pPr>
+              <w:pStyle w:val="ListParagraph"/>
+              <w:rPr>
+                <w:rFonts w:ascii="Courier" w:hAnsi="Courier"/>
+                <w:sz w:val="22"/>
+                <w:szCs w:val="22"/>
+              </w:rPr>
+            </w:pPr>
+            <w:r>
+              <w:rPr>
+                <w:rFonts w:ascii="Courier" w:hAnsi="Courier"/>
+                <w:sz w:val="22"/>
+                <w:szCs w:val="22"/>
+              </w:rPr>
+              <w:t>"tenure": 12,</w:t>
+            </w:r>
+          </w:p>
+          <w:p>
+            <w:pPr>
+              <w:pStyle w:val="ListParagraph"/>
+              <w:rPr>
+                <w:rFonts w:ascii="Courier" w:hAnsi="Courier"/>
+                <w:sz w:val="22"/>
+                <w:szCs w:val="22"/>
+              </w:rPr>
+            </w:pPr>
+            <w:r>
+              <w:rPr>
+                <w:rFonts w:ascii="Courier" w:hAnsi="Courier"/>
+                <w:sz w:val="22"/>
+                <w:szCs w:val="22"/>
+              </w:rPr>
+              <w:t>"status": {</w:t>
+            </w:r>
+          </w:p>
+          <w:p>
+            <w:pPr>
+              <w:pStyle w:val="ListParagraph"/>
+              <w:rPr>
+                <w:rFonts w:ascii="Courier" w:hAnsi="Courier"/>
+                <w:sz w:val="22"/>
+                <w:szCs w:val="22"/>
+              </w:rPr>
+            </w:pPr>
+            <w:r>
+              <w:rPr>
+                <w:rFonts w:ascii="Courier" w:hAnsi="Courier"/>
+                <w:sz w:val="22"/>
+                <w:szCs w:val="22"/>
+              </w:rPr>
+              <w:t xml:space="preserve">    </w:t>
+            </w:r>
+            <w:r>
+              <w:rPr>
+                <w:rFonts w:ascii="Courier" w:hAnsi="Courier"/>
+                <w:sz w:val="22"/>
+                <w:szCs w:val="22"/>
+              </w:rPr>
+              <w:t>"</w:t>
+            </w:r>
+            <w:proofErr w:type="spellStart"/>
+            <w:r>
+              <w:rPr>
+                <w:rFonts w:ascii="Courier" w:hAnsi="Courier"/>
+                <w:sz w:val="22"/>
+                <w:szCs w:val="22"/>
+              </w:rPr>
               <w:t>statusId</w:t>
             </w:r>
             <w:proofErr w:type="spellEnd"/>
             <w:r>
-              <w:t>" : "3",</w:t>
-            </w:r>
-          </w:p>
-          <w:p>
-            <w:pPr>
-              <w:pStyle w:val="ListParagraph"/>
-            </w:pPr>
-            <w:r>
-              <w:t xml:space="preserve">                    "description" : "pending" || "</w:t>
-            </w:r>
-            <w:proofErr w:type="spellStart"/>
-            <w:r>
-              <w:t>menunggu</w:t>
-            </w:r>
-            <w:proofErr w:type="spellEnd"/>
-            <w:r>
+              <w:rPr>
+                <w:rFonts w:ascii="Courier" w:hAnsi="Courier"/>
+                <w:sz w:val="22"/>
+                <w:szCs w:val="22"/>
+              </w:rPr>
+              <w:t>" : "4",</w:t>
+            </w:r>
+          </w:p>
+          <w:p>
+            <w:pPr>
+              <w:pStyle w:val="ListParagraph"/>
+              <w:rPr>
+                <w:rFonts w:ascii="Courier" w:hAnsi="Courier"/>
+                <w:sz w:val="22"/>
+                <w:szCs w:val="22"/>
+              </w:rPr>
+            </w:pPr>
+            <w:r>
+              <w:rPr>
+                <w:rFonts w:ascii="Courier" w:hAnsi="Courier"/>
+                <w:sz w:val="22"/>
+                <w:szCs w:val="22"/>
+              </w:rPr>
+              <w:t xml:space="preserve">    </w:t>
+            </w:r>
+            <w:r>
+              <w:rPr>
+                <w:rFonts w:ascii="Courier" w:hAnsi="Courier"/>
+                <w:sz w:val="22"/>
+                <w:szCs w:val="22"/>
+              </w:rPr>
+              <w:t>"description" : "paid off" || "</w:t>
+            </w:r>
+            <w:proofErr w:type="spellStart"/>
+            <w:r>
+              <w:rPr>
+                <w:rFonts w:ascii="Courier" w:hAnsi="Courier"/>
+                <w:sz w:val="22"/>
+                <w:szCs w:val="22"/>
+              </w:rPr>
+              <w:t>lunas</w:t>
+            </w:r>
+            <w:proofErr w:type="spellEnd"/>
+            <w:r>
+              <w:rPr>
+                <w:rFonts w:ascii="Courier" w:hAnsi="Courier"/>
+                <w:sz w:val="22"/>
+                <w:szCs w:val="22"/>
+              </w:rPr>
               <w:t>"</w:t>
             </w:r>
           </w:p>
           <w:p>
             <w:pPr>
               <w:pStyle w:val="ListParagraph"/>
-            </w:pPr>
-            <w:r>
-              <w:t xml:space="preserve">                },</w:t>
-            </w:r>
-          </w:p>
-          <w:p>
-            <w:pPr>
-              <w:pStyle w:val="ListParagraph"/>
-            </w:pPr>
-            <w:r>
-              <w:t xml:space="preserve">                "</w:t>
-            </w:r>
-            <w:proofErr w:type="spellStart"/>
-            <w:r>
+              <w:rPr>
+                <w:rFonts w:ascii="Courier" w:hAnsi="Courier"/>
+                <w:sz w:val="22"/>
+                <w:szCs w:val="22"/>
+              </w:rPr>
+            </w:pPr>
+            <w:r>
+              <w:rPr>
+                <w:rFonts w:ascii="Courier" w:hAnsi="Courier"/>
+                <w:sz w:val="22"/>
+                <w:szCs w:val="22"/>
+              </w:rPr>
+              <w:t xml:space="preserve">    </w:t>
+            </w:r>
+            <w:r>
+              <w:rPr>
+                <w:rFonts w:ascii="Courier" w:hAnsi="Courier"/>
+                <w:sz w:val="22"/>
+                <w:szCs w:val="22"/>
+              </w:rPr>
+              <w:t>},</w:t>
+            </w:r>
+          </w:p>
+          <w:p>
+            <w:pPr>
+              <w:pStyle w:val="ListParagraph"/>
+              <w:rPr>
+                <w:rFonts w:ascii="Courier" w:hAnsi="Courier"/>
+                <w:sz w:val="22"/>
+                <w:szCs w:val="22"/>
+              </w:rPr>
+            </w:pPr>
+            <w:r>
+              <w:rPr>
+                <w:rFonts w:ascii="Courier" w:hAnsi="Courier"/>
+                <w:sz w:val="22"/>
+                <w:szCs w:val="22"/>
+              </w:rPr>
+              <w:t xml:space="preserve">    </w:t>
+            </w:r>
+            <w:r>
+              <w:rPr>
+                <w:rFonts w:ascii="Courier" w:hAnsi="Courier"/>
+                <w:sz w:val="22"/>
+                <w:szCs w:val="22"/>
+              </w:rPr>
+              <w:t>"</w:t>
+            </w:r>
+            <w:proofErr w:type="spellStart"/>
+            <w:r>
+              <w:rPr>
+                <w:rFonts w:ascii="Courier" w:hAnsi="Courier"/>
+                <w:sz w:val="22"/>
+                <w:szCs w:val="22"/>
+              </w:rPr>
               <w:t>createdAt</w:t>
             </w:r>
             <w:proofErr w:type="spellEnd"/>
             <w:r>
+              <w:rPr>
+                <w:rFonts w:ascii="Courier" w:hAnsi="Courier"/>
+                <w:sz w:val="22"/>
+                <w:szCs w:val="22"/>
+              </w:rPr>
               <w:t>": "2023-06-01T00:00:00Z",</w:t>
             </w:r>
           </w:p>
           <w:p>
             <w:pPr>
               <w:pStyle w:val="ListParagraph"/>
-            </w:pPr>
-            <w:r>
-              <w:t xml:space="preserve">                "</w:t>
-            </w:r>
-            <w:proofErr w:type="spellStart"/>
-            <w:r>
+              <w:rPr>
+                <w:rFonts w:ascii="Courier" w:hAnsi="Courier"/>
+                <w:sz w:val="22"/>
+                <w:szCs w:val="22"/>
+              </w:rPr>
+            </w:pPr>
+            <w:r>
+              <w:rPr>
+                <w:rFonts w:ascii="Courier" w:hAnsi="Courier"/>
+                <w:sz w:val="22"/>
+                <w:szCs w:val="22"/>
+              </w:rPr>
+              <w:t xml:space="preserve">    </w:t>
+            </w:r>
+            <w:r>
+              <w:rPr>
+                <w:rFonts w:ascii="Courier" w:hAnsi="Courier"/>
+                <w:sz w:val="22"/>
+                <w:szCs w:val="22"/>
+              </w:rPr>
+              <w:t>"</w:t>
+            </w:r>
+            <w:proofErr w:type="spellStart"/>
+            <w:r>
+              <w:rPr>
+                <w:rFonts w:ascii="Courier" w:hAnsi="Courier"/>
+                <w:sz w:val="22"/>
+                <w:szCs w:val="22"/>
+              </w:rPr>
               <w:t>updateAt</w:t>
             </w:r>
             <w:proofErr w:type="spellEnd"/>
             <w:r>
+              <w:rPr>
+                <w:rFonts w:ascii="Courier" w:hAnsi="Courier"/>
+                <w:sz w:val="22"/>
+                <w:szCs w:val="22"/>
+              </w:rPr>
               <w:t>": "2023-06-01T00:00:00Z"</w:t>
             </w:r>
           </w:p>
           <w:p>
             <w:pPr>
               <w:pStyle w:val="ListParagraph"/>
-            </w:pPr>
-            <w:r>
-              <w:t xml:space="preserve">            },</w:t>
-            </w:r>
-          </w:p>
-          <w:p>
-            <w:pPr>
-              <w:pStyle w:val="ListParagraph"/>
-            </w:pPr>
-            <w:r>
-              <w:t xml:space="preserve">            {</w:t>
-            </w:r>
-          </w:p>
-          <w:p>
-            <w:pPr>
-              <w:pStyle w:val="ListParagraph"/>
-            </w:pPr>
-            <w:r>
-              <w:t xml:space="preserve">                "</w:t>
-            </w:r>
-            <w:proofErr w:type="spellStart"/>
-            <w:r>
+              <w:rPr>
+                <w:rFonts w:ascii="Courier" w:hAnsi="Courier"/>
+                <w:sz w:val="22"/>
+                <w:szCs w:val="22"/>
+              </w:rPr>
+            </w:pPr>
+            <w:r>
+              <w:rPr>
+                <w:rFonts w:ascii="Courier" w:hAnsi="Courier"/>
+                <w:sz w:val="22"/>
+                <w:szCs w:val="22"/>
+              </w:rPr>
+              <w:t xml:space="preserve">    </w:t>
+            </w:r>
+            <w:r>
+              <w:rPr>
+                <w:rFonts w:ascii="Courier" w:hAnsi="Courier"/>
+                <w:sz w:val="22"/>
+                <w:szCs w:val="22"/>
+              </w:rPr>
+              <w:t>},</w:t>
+            </w:r>
+          </w:p>
+          <w:p>
+            <w:pPr>
+              <w:pStyle w:val="ListParagraph"/>
+              <w:rPr>
+                <w:rFonts w:ascii="Courier" w:hAnsi="Courier"/>
+                <w:sz w:val="22"/>
+                <w:szCs w:val="22"/>
+              </w:rPr>
+            </w:pPr>
+            <w:r>
+              <w:rPr>
+                <w:rFonts w:ascii="Courier" w:hAnsi="Courier"/>
+                <w:sz w:val="22"/>
+                <w:szCs w:val="22"/>
+              </w:rPr>
+              <w:t>{</w:t>
+            </w:r>
+          </w:p>
+          <w:p>
+            <w:pPr>
+              <w:pStyle w:val="ListParagraph"/>
+              <w:rPr>
+                <w:rFonts w:ascii="Courier" w:hAnsi="Courier"/>
+                <w:sz w:val="22"/>
+                <w:szCs w:val="22"/>
+              </w:rPr>
+            </w:pPr>
+            <w:r>
+              <w:rPr>
+                <w:rFonts w:ascii="Courier" w:hAnsi="Courier"/>
+                <w:sz w:val="22"/>
+                <w:szCs w:val="22"/>
+              </w:rPr>
+              <w:t>"</w:t>
+            </w:r>
+            <w:proofErr w:type="spellStart"/>
+            <w:r>
+              <w:rPr>
+                <w:rFonts w:ascii="Courier" w:hAnsi="Courier"/>
+                <w:sz w:val="22"/>
+                <w:szCs w:val="22"/>
+              </w:rPr>
               <w:t>loanId</w:t>
             </w:r>
             <w:proofErr w:type="spellEnd"/>
             <w:r>
+              <w:rPr>
+                <w:rFonts w:ascii="Courier" w:hAnsi="Courier"/>
+                <w:sz w:val="22"/>
+                <w:szCs w:val="22"/>
+              </w:rPr>
               <w:t>": "4",</w:t>
             </w:r>
           </w:p>
           <w:p>
             <w:pPr>
               <w:pStyle w:val="ListParagraph"/>
-            </w:pPr>
-            <w:r>
-              <w:t xml:space="preserve">                "amount": 5000000,</w:t>
-            </w:r>
-          </w:p>
-          <w:p>
-            <w:pPr>
-              <w:pStyle w:val="ListParagraph"/>
-            </w:pPr>
-            <w:r>
-              <w:t xml:space="preserve">                "</w:t>
-            </w:r>
-            <w:r>
-              <w:t>debt</w:t>
-            </w:r>
-            <w:r>
-              <w:t>": 0,</w:t>
-            </w:r>
-          </w:p>
-          <w:p>
-            <w:pPr>
-              <w:pStyle w:val="ListParagraph"/>
-            </w:pPr>
-            <w:r>
-              <w:t xml:space="preserve">                "tenure": 12,</w:t>
-            </w:r>
-          </w:p>
-          <w:p>
-            <w:pPr>
-              <w:pStyle w:val="ListParagraph"/>
-            </w:pPr>
-            <w:r>
-              <w:t xml:space="preserve">                "status": {</w:t>
-            </w:r>
-          </w:p>
-          <w:p>
-            <w:pPr>
-              <w:pStyle w:val="ListParagraph"/>
-            </w:pPr>
-            <w:r>
-              <w:t xml:space="preserve">                    "</w:t>
-            </w:r>
-            <w:proofErr w:type="spellStart"/>
-            <w:r>
+              <w:rPr>
+                <w:rFonts w:ascii="Courier" w:hAnsi="Courier"/>
+                <w:sz w:val="22"/>
+                <w:szCs w:val="22"/>
+              </w:rPr>
+            </w:pPr>
+            <w:r>
+              <w:rPr>
+                <w:rFonts w:ascii="Courier" w:hAnsi="Courier"/>
+                <w:sz w:val="22"/>
+                <w:szCs w:val="22"/>
+              </w:rPr>
+              <w:t>"amount": 5000000,</w:t>
+            </w:r>
+          </w:p>
+          <w:p>
+            <w:pPr>
+              <w:pStyle w:val="ListParagraph"/>
+              <w:rPr>
+                <w:rFonts w:ascii="Courier" w:hAnsi="Courier"/>
+                <w:sz w:val="22"/>
+                <w:szCs w:val="22"/>
+              </w:rPr>
+            </w:pPr>
+            <w:r>
+              <w:rPr>
+                <w:rFonts w:ascii="Courier" w:hAnsi="Courier"/>
+                <w:sz w:val="22"/>
+                <w:szCs w:val="22"/>
+              </w:rPr>
+              <w:t>"debt": 1000000,</w:t>
+            </w:r>
+          </w:p>
+          <w:p>
+            <w:pPr>
+              <w:pStyle w:val="ListParagraph"/>
+              <w:rPr>
+                <w:rFonts w:ascii="Courier" w:hAnsi="Courier"/>
+                <w:sz w:val="22"/>
+                <w:szCs w:val="22"/>
+              </w:rPr>
+            </w:pPr>
+            <w:r>
+              <w:rPr>
+                <w:rFonts w:ascii="Courier" w:hAnsi="Courier"/>
+                <w:sz w:val="22"/>
+                <w:szCs w:val="22"/>
+              </w:rPr>
+              <w:t>"tenure": 12,</w:t>
+            </w:r>
+          </w:p>
+          <w:p>
+            <w:pPr>
+              <w:pStyle w:val="ListParagraph"/>
+              <w:rPr>
+                <w:rFonts w:ascii="Courier" w:hAnsi="Courier"/>
+                <w:sz w:val="22"/>
+                <w:szCs w:val="22"/>
+              </w:rPr>
+            </w:pPr>
+            <w:r>
+              <w:rPr>
+                <w:rFonts w:ascii="Courier" w:hAnsi="Courier"/>
+                <w:sz w:val="22"/>
+                <w:szCs w:val="22"/>
+              </w:rPr>
+              <w:t>"status": {</w:t>
+            </w:r>
+          </w:p>
+          <w:p>
+            <w:pPr>
+              <w:pStyle w:val="ListParagraph"/>
+              <w:rPr>
+                <w:rFonts w:ascii="Courier" w:hAnsi="Courier"/>
+                <w:sz w:val="22"/>
+                <w:szCs w:val="22"/>
+              </w:rPr>
+            </w:pPr>
+            <w:r>
+              <w:rPr>
+                <w:rFonts w:ascii="Courier" w:hAnsi="Courier"/>
+                <w:sz w:val="22"/>
+                <w:szCs w:val="22"/>
+              </w:rPr>
+              <w:t xml:space="preserve">    </w:t>
+            </w:r>
+            <w:r>
+              <w:rPr>
+                <w:rFonts w:ascii="Courier" w:hAnsi="Courier"/>
+                <w:sz w:val="22"/>
+                <w:szCs w:val="22"/>
+              </w:rPr>
+              <w:t>"</w:t>
+            </w:r>
+            <w:proofErr w:type="spellStart"/>
+            <w:r>
+              <w:rPr>
+                <w:rFonts w:ascii="Courier" w:hAnsi="Courier"/>
+                <w:sz w:val="22"/>
+                <w:szCs w:val="22"/>
+              </w:rPr>
               <w:t>statusId</w:t>
             </w:r>
             <w:proofErr w:type="spellEnd"/>
             <w:r>
+              <w:rPr>
+                <w:rFonts w:ascii="Courier" w:hAnsi="Courier"/>
+                <w:sz w:val="22"/>
+                <w:szCs w:val="22"/>
+              </w:rPr>
               <w:t>" : "4",</w:t>
             </w:r>
           </w:p>
           <w:p>
             <w:pPr>
               <w:pStyle w:val="ListParagraph"/>
-            </w:pPr>
-            <w:r>
-              <w:t xml:space="preserve">                    "description" : "paid off" || "</w:t>
-            </w:r>
-            <w:proofErr w:type="spellStart"/>
-            <w:r>
-              <w:t>lunas</w:t>
-            </w:r>
-            <w:proofErr w:type="spellEnd"/>
-            <w:r>
+              <w:rPr>
+                <w:rFonts w:ascii="Courier" w:hAnsi="Courier"/>
+                <w:sz w:val="22"/>
+                <w:szCs w:val="22"/>
+              </w:rPr>
+            </w:pPr>
+            <w:r>
+              <w:rPr>
+                <w:rFonts w:ascii="Courier" w:hAnsi="Courier"/>
+                <w:sz w:val="22"/>
+                <w:szCs w:val="22"/>
+              </w:rPr>
+              <w:t xml:space="preserve">    </w:t>
+            </w:r>
+            <w:r>
+              <w:rPr>
+                <w:rFonts w:ascii="Courier" w:hAnsi="Courier"/>
+                <w:sz w:val="22"/>
+                <w:szCs w:val="22"/>
+              </w:rPr>
+              <w:t>"description" : "not yet paid off" || "</w:t>
+            </w:r>
+            <w:proofErr w:type="spellStart"/>
+            <w:r>
+              <w:rPr>
+                <w:rFonts w:ascii="Courier" w:hAnsi="Courier"/>
+                <w:sz w:val="22"/>
+                <w:szCs w:val="22"/>
+              </w:rPr>
+              <w:t>belum</w:t>
+            </w:r>
+            <w:proofErr w:type="spellEnd"/>
+            <w:r>
+              <w:rPr>
+                <w:rFonts w:ascii="Courier" w:hAnsi="Courier"/>
+                <w:sz w:val="22"/>
+                <w:szCs w:val="22"/>
+              </w:rPr>
+              <w:t xml:space="preserve"> lunas"</w:t>
+            </w:r>
+          </w:p>
+          <w:p>
+            <w:pPr>
+              <w:pStyle w:val="ListParagraph"/>
+              <w:rPr>
+                <w:rFonts w:ascii="Courier" w:hAnsi="Courier"/>
+                <w:sz w:val="22"/>
+                <w:szCs w:val="22"/>
+              </w:rPr>
+            </w:pPr>
+            <w:r>
+              <w:rPr>
+                <w:rFonts w:ascii="Courier" w:hAnsi="Courier"/>
+                <w:sz w:val="22"/>
+                <w:szCs w:val="22"/>
+              </w:rPr>
+              <w:t xml:space="preserve">    </w:t>
+            </w:r>
+            <w:r>
+              <w:rPr>
+                <w:rFonts w:ascii="Courier" w:hAnsi="Courier"/>
+                <w:sz w:val="22"/>
+                <w:szCs w:val="22"/>
+              </w:rPr>
+              <w:t>},</w:t>
+            </w:r>
+          </w:p>
+          <w:p>
+            <w:pPr>
+              <w:pStyle w:val="ListParagraph"/>
+              <w:rPr>
+                <w:rFonts w:ascii="Courier" w:hAnsi="Courier"/>
+                <w:sz w:val="22"/>
+                <w:szCs w:val="22"/>
+              </w:rPr>
+            </w:pPr>
+            <w:r>
+              <w:rPr>
+                <w:rFonts w:ascii="Courier" w:hAnsi="Courier"/>
+                <w:sz w:val="22"/>
+                <w:szCs w:val="22"/>
+              </w:rPr>
+              <w:t xml:space="preserve">    </w:t>
+            </w:r>
+            <w:r>
+              <w:rPr>
+                <w:rFonts w:ascii="Courier" w:hAnsi="Courier"/>
+                <w:sz w:val="22"/>
+                <w:szCs w:val="22"/>
+              </w:rPr>
               <w:t>"</w:t>
             </w:r>
-          </w:p>
-          <w:p>
-            <w:pPr>
-              <w:pStyle w:val="ListParagraph"/>
-            </w:pPr>
-            <w:r>
-              <w:t xml:space="preserve">                },</w:t>
-            </w:r>
-          </w:p>
-          <w:p>
-            <w:pPr>
-              <w:pStyle w:val="ListParagraph"/>
-            </w:pPr>
-            <w:r>
-              <w:t xml:space="preserve">                "</w:t>
-            </w:r>
-            <w:proofErr w:type="spellStart"/>
-            <w:r>
+            <w:proofErr w:type="spellStart"/>
+            <w:r>
+              <w:rPr>
+                <w:rFonts w:ascii="Courier" w:hAnsi="Courier"/>
+                <w:sz w:val="22"/>
+                <w:szCs w:val="22"/>
+              </w:rPr>
               <w:t>createdAt</w:t>
             </w:r>
             <w:proofErr w:type="spellEnd"/>
             <w:r>
+              <w:rPr>
+                <w:rFonts w:ascii="Courier" w:hAnsi="Courier"/>
+                <w:sz w:val="22"/>
+                <w:szCs w:val="22"/>
+              </w:rPr>
               <w:t>": "2023-06-01T00:00:00Z",</w:t>
             </w:r>
           </w:p>
           <w:p>
             <w:pPr>
               <w:pStyle w:val="ListParagraph"/>
-            </w:pPr>
-            <w:r>
-              <w:t xml:space="preserve">                "</w:t>
-            </w:r>
-            <w:proofErr w:type="spellStart"/>
-            <w:r>
+              <w:rPr>
+                <w:rFonts w:ascii="Courier" w:hAnsi="Courier"/>
+                <w:sz w:val="22"/>
+                <w:szCs w:val="22"/>
+              </w:rPr>
+            </w:pPr>
+            <w:r>
+              <w:rPr>
+                <w:rFonts w:ascii="Courier" w:hAnsi="Courier"/>
+                <w:sz w:val="22"/>
+                <w:szCs w:val="22"/>
+              </w:rPr>
+              <w:t xml:space="preserve">    </w:t>
+            </w:r>
+            <w:r>
+              <w:rPr>
+                <w:rFonts w:ascii="Courier" w:hAnsi="Courier"/>
+                <w:sz w:val="22"/>
+                <w:szCs w:val="22"/>
+              </w:rPr>
+              <w:t>"</w:t>
+            </w:r>
+            <w:proofErr w:type="spellStart"/>
+            <w:r>
+              <w:rPr>
+                <w:rFonts w:ascii="Courier" w:hAnsi="Courier"/>
+                <w:sz w:val="22"/>
+                <w:szCs w:val="22"/>
+              </w:rPr>
               <w:t>updateAt</w:t>
             </w:r>
             <w:proofErr w:type="spellEnd"/>
             <w:r>
+              <w:rPr>
+                <w:rFonts w:ascii="Courier" w:hAnsi="Courier"/>
+                <w:sz w:val="22"/>
+                <w:szCs w:val="22"/>
+              </w:rPr>
               <w:t>": "2023-06-01T00:00:00Z"</w:t>
             </w:r>
           </w:p>
           <w:p>
             <w:pPr>
               <w:pStyle w:val="ListParagraph"/>
-            </w:pPr>
-            <w:r>
-              <w:t xml:space="preserve">            },</w:t>
-            </w:r>
-          </w:p>
-          <w:p>
-            <w:pPr>
-              <w:pStyle w:val="ListParagraph"/>
-            </w:pPr>
-            <w:r>
-              <w:t xml:space="preserve">            {</w:t>
-            </w:r>
-          </w:p>
-          <w:p>
-            <w:pPr>
-              <w:pStyle w:val="ListParagraph"/>
-            </w:pPr>
-            <w:r>
-              <w:t xml:space="preserve">                "</w:t>
-            </w:r>
-            <w:proofErr w:type="spellStart"/>
-            <w:r>
-              <w:t>loanId</w:t>
-            </w:r>
-            <w:proofErr w:type="spellEnd"/>
-            <w:r>
-              <w:t>": "4",</w:t>
-            </w:r>
-          </w:p>
-          <w:p>
-            <w:pPr>
-              <w:pStyle w:val="ListParagraph"/>
-            </w:pPr>
-            <w:r>
-              <w:t xml:space="preserve">                "amount": 5000000,</w:t>
-            </w:r>
-          </w:p>
-          <w:p>
-            <w:pPr>
-              <w:pStyle w:val="ListParagraph"/>
-            </w:pPr>
-            <w:r>
-              <w:t xml:space="preserve">                "</w:t>
-            </w:r>
-            <w:r>
-              <w:t>debt</w:t>
-            </w:r>
-            <w:r>
-              <w:t>": 1000000,</w:t>
-            </w:r>
-          </w:p>
-          <w:p>
-            <w:pPr>
-              <w:pStyle w:val="ListParagraph"/>
-            </w:pPr>
-            <w:r>
-              <w:t xml:space="preserve">                "tenure": 12,</w:t>
-            </w:r>
-          </w:p>
-          <w:p>
-            <w:pPr>
-              <w:pStyle w:val="ListParagraph"/>
-            </w:pPr>
-            <w:r>
-              <w:t xml:space="preserve">                "status": {</w:t>
-            </w:r>
-          </w:p>
-          <w:p>
-            <w:pPr>
-              <w:pStyle w:val="ListParagraph"/>
-            </w:pPr>
-            <w:r>
-              <w:t xml:space="preserve">                    "</w:t>
-            </w:r>
-            <w:proofErr w:type="spellStart"/>
-            <w:r>
-              <w:t>statusId</w:t>
-            </w:r>
-            <w:proofErr w:type="spellEnd"/>
-            <w:r>
-              <w:t>" : "4",</w:t>
-            </w:r>
-          </w:p>
-          <w:p>
-            <w:pPr>
-              <w:pStyle w:val="ListParagraph"/>
-            </w:pPr>
-            <w:r>
-              <w:t xml:space="preserve">                    "description" : "not yet paid off" || "</w:t>
-            </w:r>
-            <w:proofErr w:type="spellStart"/>
-            <w:r>
-              <w:t>belum</w:t>
-            </w:r>
-            <w:proofErr w:type="spellEnd"/>
-            <w:r>
+              <w:rPr>
+                <w:rFonts w:ascii="Courier" w:hAnsi="Courier"/>
+                <w:sz w:val="22"/>
+                <w:szCs w:val="22"/>
+              </w:rPr>
+            </w:pPr>
+            <w:r>
+              <w:rPr>
+                <w:rFonts w:ascii="Courier" w:hAnsi="Courier"/>
+                <w:sz w:val="22"/>
+                <w:szCs w:val="22"/>
+              </w:rPr>
+              <w:t>}</w:t>
+            </w:r>
+          </w:p>
+          <w:p>
+            <w:pPr>
+              <w:rPr>
+                <w:rFonts w:ascii="Courier" w:hAnsi="Courier"/>
+                <w:sz w:val="22"/>
+                <w:szCs w:val="22"/>
+              </w:rPr>
+            </w:pPr>
+            <w:r>
+              <w:rPr>
+                <w:rFonts w:ascii="Courier" w:hAnsi="Courier"/>
+                <w:sz w:val="22"/>
+                <w:szCs w:val="22"/>
+              </w:rPr>
+              <w:t xml:space="preserve">   </w:t>
+            </w:r>
+            <w:r>
+              <w:rPr>
+                <w:rFonts w:ascii="Courier" w:hAnsi="Courier"/>
+                <w:sz w:val="22"/>
+                <w:szCs w:val="22"/>
+              </w:rPr>
+              <w:t>]</w:t>
+            </w:r>
+          </w:p>
+          <w:p>
+            <w:pPr>
+              <w:rPr>
+                <w:rFonts w:ascii="Courier" w:hAnsi="Courier"/>
+                <w:sz w:val="22"/>
+                <w:szCs w:val="22"/>
+              </w:rPr>
+            </w:pPr>
+            <w:r>
+              <w:rPr>
+                <w:rFonts w:ascii="Courier" w:hAnsi="Courier"/>
+                <w:sz w:val="22"/>
+                <w:szCs w:val="22"/>
+              </w:rPr>
               <w:t xml:space="preserve"> </w:t>
             </w:r>
-            <w:proofErr w:type="spellStart"/>
-            <w:r>
-              <w:t>lunas</w:t>
-            </w:r>
-            <w:proofErr w:type="spellEnd"/>
-            <w:r>
+            <w:r>
+              <w:rPr>
+                <w:rFonts w:ascii="Courier" w:hAnsi="Courier"/>
+                <w:sz w:val="22"/>
+                <w:szCs w:val="22"/>
+              </w:rPr>
+              <w:t>}</w:t>
+            </w:r>
+          </w:p>
+          <w:p>
+            <w:pPr>
+              <w:pStyle w:val="ListParagraph"/>
+              <w:ind w:left="0"/>
+              <w:rPr>
+                <w:rFonts w:ascii="Courier" w:hAnsi="Courier"/>
+                <w:sz w:val="22"/>
+                <w:szCs w:val="22"/>
+              </w:rPr>
+            </w:pPr>
+            <w:r>
+              <w:rPr>
+                <w:rFonts w:ascii="Courier" w:hAnsi="Courier"/>
+                <w:sz w:val="22"/>
+                <w:szCs w:val="22"/>
+              </w:rPr>
+              <w:t>}</w:t>
+            </w:r>
+          </w:p>
+        </w:tc>
+      </w:tr>
+      <w:tr>
+        <w:tc>
+          <w:tcPr>
+            <w:tcW w:w="1435" w:type="dxa"/>
+            <w:vMerge/>
+          </w:tcPr>
+          <w:p>
+            <w:pPr>
+              <w:pStyle w:val="ListParagraph"/>
+              <w:ind w:left="0"/>
+            </w:pPr>
+          </w:p>
+        </w:tc>
+        <w:tc>
+          <w:tcPr>
+            <w:tcW w:w="7195" w:type="dxa"/>
+          </w:tcPr>
+          <w:p>
+            <w:pPr>
+              <w:pStyle w:val="ListParagraph"/>
+              <w:ind w:left="0"/>
+              <w:rPr>
+                <w:rFonts w:ascii="Courier" w:hAnsi="Courier"/>
+                <w:b/>
+                <w:sz w:val="22"/>
+                <w:szCs w:val="22"/>
+                <w:lang w:val="en-US"/>
+              </w:rPr>
+            </w:pPr>
+            <w:r>
+              <w:rPr>
+                <w:rFonts w:ascii="Courier" w:hAnsi="Courier"/>
+                <w:b/>
+                <w:sz w:val="22"/>
+                <w:szCs w:val="22"/>
+              </w:rPr>
+              <w:t>f</w:t>
+            </w:r>
+            <w:r>
+              <w:rPr>
+                <w:rFonts w:ascii="Courier" w:hAnsi="Courier"/>
+                <w:b/>
+                <w:sz w:val="22"/>
+                <w:szCs w:val="22"/>
+              </w:rPr>
+              <w:t>ailed</w:t>
+            </w:r>
+          </w:p>
+        </w:tc>
+      </w:tr>
+      <w:tr>
+        <w:tc>
+          <w:tcPr>
+            <w:tcW w:w="1435" w:type="dxa"/>
+            <w:vMerge/>
+          </w:tcPr>
+          <w:p>
+            <w:pPr>
+              <w:pStyle w:val="ListParagraph"/>
+              <w:ind w:left="0"/>
+            </w:pPr>
+          </w:p>
+        </w:tc>
+        <w:tc>
+          <w:tcPr>
+            <w:tcW w:w="7195" w:type="dxa"/>
+          </w:tcPr>
+          <w:p>
+            <w:pPr>
+              <w:rPr>
+                <w:rFonts w:ascii="Courier" w:hAnsi="Courier"/>
+                <w:sz w:val="22"/>
+                <w:szCs w:val="22"/>
+                <w:lang w:val="en-US"/>
+              </w:rPr>
+            </w:pPr>
+            <w:r>
+              <w:rPr>
+                <w:rFonts w:ascii="Courier" w:hAnsi="Courier"/>
+                <w:sz w:val="22"/>
+                <w:szCs w:val="22"/>
+                <w:lang w:val="en-US"/>
+              </w:rPr>
+              <w:t>{</w:t>
+            </w:r>
+          </w:p>
+          <w:p>
+            <w:pPr>
+              <w:rPr>
+                <w:rFonts w:ascii="Courier" w:hAnsi="Courier"/>
+                <w:sz w:val="22"/>
+                <w:szCs w:val="22"/>
+                <w:lang w:val="en-US"/>
+              </w:rPr>
+            </w:pPr>
+            <w:r>
+              <w:rPr>
+                <w:rFonts w:ascii="Courier" w:hAnsi="Courier"/>
+                <w:sz w:val="22"/>
+                <w:szCs w:val="22"/>
+                <w:lang w:val="en-US"/>
+              </w:rPr>
+              <w:t>"status": true,</w:t>
+            </w:r>
+          </w:p>
+          <w:p>
+            <w:pPr>
+              <w:rPr>
+                <w:rFonts w:ascii="Courier" w:hAnsi="Courier"/>
+                <w:sz w:val="22"/>
+                <w:szCs w:val="22"/>
+                <w:lang w:val="en-US"/>
+              </w:rPr>
+            </w:pPr>
+            <w:r>
+              <w:rPr>
+                <w:rFonts w:ascii="Courier" w:hAnsi="Courier"/>
+                <w:sz w:val="22"/>
+                <w:szCs w:val="22"/>
+                <w:lang w:val="en-US"/>
+              </w:rPr>
+              <w:t>"code": "CU002",</w:t>
+            </w:r>
+          </w:p>
+          <w:p>
+            <w:pPr>
+              <w:rPr>
+                <w:rFonts w:ascii="Courier" w:hAnsi="Courier"/>
+                <w:sz w:val="22"/>
+                <w:szCs w:val="22"/>
+                <w:lang w:val="en-US"/>
+              </w:rPr>
+            </w:pPr>
+            <w:r>
+              <w:rPr>
+                <w:rFonts w:ascii="Courier" w:hAnsi="Courier"/>
+                <w:sz w:val="22"/>
+                <w:szCs w:val="22"/>
+                <w:lang w:val="en-US"/>
+              </w:rPr>
+              <w:t>"message": null,</w:t>
+            </w:r>
+          </w:p>
+          <w:p>
+            <w:pPr>
+              <w:rPr>
+                <w:rFonts w:ascii="Courier" w:hAnsi="Courier"/>
+                <w:sz w:val="22"/>
+                <w:szCs w:val="22"/>
+                <w:lang w:val="en-US"/>
+              </w:rPr>
+            </w:pPr>
+            <w:r>
+              <w:rPr>
+                <w:rFonts w:ascii="Courier" w:hAnsi="Courier"/>
+                <w:sz w:val="22"/>
+                <w:szCs w:val="22"/>
+                <w:lang w:val="en-US"/>
+              </w:rPr>
               <w:t>"</w:t>
             </w:r>
-          </w:p>
-          <w:p>
-            <w:pPr>
-              <w:pStyle w:val="ListParagraph"/>
-            </w:pPr>
-            <w:r>
-              <w:t xml:space="preserve">                },</w:t>
-            </w:r>
-          </w:p>
-          <w:p>
-            <w:pPr>
-              <w:pStyle w:val="ListParagraph"/>
-            </w:pPr>
-            <w:r>
-              <w:t xml:space="preserve">                "</w:t>
-            </w:r>
-            <w:proofErr w:type="spellStart"/>
-            <w:r>
-              <w:t>createdAt</w:t>
-            </w:r>
-            <w:proofErr w:type="spellEnd"/>
-            <w:r>
-              <w:t>": "2023-06-01T00:00:00Z",</w:t>
-            </w:r>
-          </w:p>
-          <w:p>
-            <w:pPr>
-              <w:pStyle w:val="ListParagraph"/>
-            </w:pPr>
-            <w:r>
+            <w:proofErr w:type="spellStart"/>
+            <w:r>
+              <w:rPr>
+                <w:rFonts w:ascii="Courier" w:hAnsi="Courier"/>
+                <w:sz w:val="22"/>
+                <w:szCs w:val="22"/>
+                <w:lang w:val="en-US"/>
+              </w:rPr>
+              <w:t>errorMessage</w:t>
+            </w:r>
+            <w:proofErr w:type="spellEnd"/>
+            <w:r>
+              <w:rPr>
+                <w:rFonts w:ascii="Courier" w:hAnsi="Courier"/>
+                <w:sz w:val="22"/>
+                <w:szCs w:val="22"/>
+                <w:lang w:val="en-US"/>
+              </w:rPr>
+              <w:t>": "Login failed",</w:t>
+            </w:r>
+          </w:p>
+          <w:p>
+            <w:pPr>
+              <w:rPr>
+                <w:rFonts w:ascii="Courier" w:hAnsi="Courier"/>
+                <w:sz w:val="22"/>
+                <w:szCs w:val="22"/>
+                <w:lang w:val="en-US"/>
+              </w:rPr>
+            </w:pPr>
+            <w:r>
+              <w:rPr>
+                <w:rFonts w:ascii="Courier" w:hAnsi="Courier"/>
+                <w:sz w:val="22"/>
+                <w:szCs w:val="22"/>
+                <w:lang w:val="en-US"/>
+              </w:rPr>
+              <w:t>"</w:t>
+            </w:r>
+            <w:proofErr w:type="spellStart"/>
+            <w:r>
+              <w:rPr>
+                <w:rFonts w:ascii="Courier" w:hAnsi="Courier"/>
+                <w:sz w:val="22"/>
+                <w:szCs w:val="22"/>
+                <w:lang w:val="en-US"/>
+              </w:rPr>
+              <w:t>errorData</w:t>
+            </w:r>
+            <w:proofErr w:type="spellEnd"/>
+            <w:r>
+              <w:rPr>
+                <w:rFonts w:ascii="Courier" w:hAnsi="Courier"/>
+                <w:sz w:val="22"/>
+                <w:szCs w:val="22"/>
+                <w:lang w:val="en-US"/>
+              </w:rPr>
+              <w:t>": {</w:t>
+            </w:r>
+          </w:p>
+          <w:p>
+            <w:pPr>
+              <w:pStyle w:val="ListParagraph"/>
+              <w:rPr>
+                <w:rFonts w:ascii="Courier" w:hAnsi="Courier"/>
+                <w:sz w:val="22"/>
+                <w:szCs w:val="22"/>
+                <w:lang w:val="en-US"/>
+              </w:rPr>
+            </w:pPr>
+            <w:r>
+              <w:rPr>
+                <w:rFonts w:ascii="Courier" w:hAnsi="Courier"/>
+                <w:sz w:val="22"/>
+                <w:szCs w:val="22"/>
+                <w:lang w:val="en-US"/>
+              </w:rPr>
+              <w:t>"</w:t>
+            </w:r>
+            <w:proofErr w:type="spellStart"/>
+            <w:r>
+              <w:rPr>
+                <w:rFonts w:ascii="Courier" w:hAnsi="Courier"/>
+                <w:sz w:val="22"/>
+                <w:szCs w:val="22"/>
+                <w:lang w:val="en-US"/>
+              </w:rPr>
+              <w:t>errorTitle</w:t>
+            </w:r>
+            <w:proofErr w:type="spellEnd"/>
+            <w:r>
+              <w:rPr>
+                <w:rFonts w:ascii="Courier" w:hAnsi="Courier"/>
+                <w:sz w:val="22"/>
+                <w:szCs w:val="22"/>
+                <w:lang w:val="en-US"/>
+              </w:rPr>
+              <w:t>": "Login Failed",</w:t>
+            </w:r>
+          </w:p>
+          <w:p>
+            <w:pPr>
+              <w:pStyle w:val="ListParagraph"/>
+              <w:rPr>
+                <w:rFonts w:ascii="Courier" w:hAnsi="Courier"/>
+                <w:sz w:val="22"/>
+                <w:szCs w:val="22"/>
+                <w:lang w:val="en-US"/>
+              </w:rPr>
+            </w:pPr>
+            <w:r>
+              <w:rPr>
+                <w:rFonts w:ascii="Courier" w:hAnsi="Courier"/>
+                <w:sz w:val="22"/>
+                <w:szCs w:val="22"/>
+                <w:lang w:val="en-US"/>
+              </w:rPr>
+              <w:t>"</w:t>
+            </w:r>
+            <w:proofErr w:type="spellStart"/>
+            <w:r>
+              <w:rPr>
+                <w:rFonts w:ascii="Courier" w:hAnsi="Courier"/>
+                <w:sz w:val="22"/>
+                <w:szCs w:val="22"/>
+                <w:lang w:val="en-US"/>
+              </w:rPr>
+              <w:t>errorDesc</w:t>
+            </w:r>
+            <w:proofErr w:type="spellEnd"/>
+            <w:r>
+              <w:rPr>
+                <w:rFonts w:ascii="Courier" w:hAnsi="Courier"/>
+                <w:sz w:val="22"/>
+                <w:szCs w:val="22"/>
+                <w:lang w:val="en-US"/>
+              </w:rPr>
+              <w:t>": "Please check your email/password"</w:t>
+            </w:r>
+          </w:p>
+          <w:p>
+            <w:pPr>
+              <w:pStyle w:val="ListParagraph"/>
+              <w:rPr>
+                <w:rFonts w:ascii="Courier" w:hAnsi="Courier"/>
+                <w:sz w:val="22"/>
+                <w:szCs w:val="22"/>
+                <w:lang w:val="en-US"/>
+              </w:rPr>
+            </w:pPr>
+            <w:r>
+              <w:rPr>
+                <w:rFonts w:ascii="Courier" w:hAnsi="Courier"/>
+                <w:sz w:val="22"/>
+                <w:szCs w:val="22"/>
+                <w:lang w:val="en-US"/>
+              </w:rPr>
               <w:lastRenderedPageBreak/>
-              <w:t xml:space="preserve">                "</w:t>
-            </w:r>
-            <w:proofErr w:type="spellStart"/>
-            <w:r>
-              <w:t>updateAt</w:t>
-            </w:r>
-            <w:proofErr w:type="spellEnd"/>
-            <w:r>
-              <w:t>": "2023-06-01T00:00:00Z"</w:t>
-            </w:r>
-          </w:p>
-          <w:p>
-            <w:pPr>
-              <w:pStyle w:val="ListParagraph"/>
-            </w:pPr>
-            <w:r>
-              <w:t xml:space="preserve">            }</w:t>
-            </w:r>
-          </w:p>
-          <w:p>
-            <w:pPr>
-              <w:pStyle w:val="ListParagraph"/>
-            </w:pPr>
-            <w:r>
-              <w:t xml:space="preserve">        ]</w:t>
-            </w:r>
-          </w:p>
-          <w:p>
-            <w:pPr>
-              <w:pStyle w:val="ListParagraph"/>
-            </w:pPr>
-            <w:r>
-              <w:t xml:space="preserve">    }</w:t>
-            </w:r>
-          </w:p>
-          <w:p>
-            <w:pPr>
-              <w:pStyle w:val="ListParagraph"/>
-              <w:ind w:left="0"/>
-            </w:pPr>
-            <w:r>
-              <w:t>}</w:t>
-            </w:r>
-          </w:p>
-          <w:p>
-            <w:pPr>
-              <w:pStyle w:val="ListParagraph"/>
-              <w:ind w:left="0"/>
-              <w:rPr>
-                <w:b/>
-                <w:lang w:val="en-US"/>
-              </w:rPr>
-            </w:pPr>
-            <w:r>
-              <w:rPr>
-                <w:b/>
-              </w:rPr>
-              <w:t>failed</w:t>
-            </w:r>
-          </w:p>
-          <w:p>
-            <w:pPr>
-              <w:rPr>
-                <w:lang w:val="en-US"/>
-              </w:rPr>
-            </w:pPr>
-            <w:r>
-              <w:rPr>
-                <w:lang w:val="en-US"/>
-              </w:rPr>
-              <w:t>{</w:t>
-            </w:r>
-          </w:p>
-          <w:p>
-            <w:pPr>
-              <w:pStyle w:val="ListParagraph"/>
-              <w:rPr>
-                <w:lang w:val="en-US"/>
-              </w:rPr>
-            </w:pPr>
-            <w:r>
-              <w:rPr>
-                <w:lang w:val="en-US"/>
-              </w:rPr>
-              <w:t xml:space="preserve">    "status": true,</w:t>
-            </w:r>
-          </w:p>
-          <w:p>
-            <w:pPr>
-              <w:pStyle w:val="ListParagraph"/>
-              <w:rPr>
-                <w:lang w:val="en-US"/>
-              </w:rPr>
-            </w:pPr>
-            <w:r>
-              <w:rPr>
-                <w:lang w:val="en-US"/>
-              </w:rPr>
-              <w:t xml:space="preserve">    "code": "CU</w:t>
-            </w:r>
-            <w:r>
-              <w:rPr>
-                <w:lang w:val="en-US"/>
-              </w:rPr>
-              <w:t>002",</w:t>
-            </w:r>
-          </w:p>
-          <w:p>
-            <w:pPr>
-              <w:pStyle w:val="ListParagraph"/>
-              <w:rPr>
-                <w:lang w:val="en-US"/>
-              </w:rPr>
-            </w:pPr>
-            <w:r>
-              <w:rPr>
-                <w:lang w:val="en-US"/>
-              </w:rPr>
-              <w:t xml:space="preserve">    "message": </w:t>
-            </w:r>
-            <w:r>
-              <w:rPr>
-                <w:lang w:val="en-US"/>
-              </w:rPr>
-              <w:t>null</w:t>
-            </w:r>
-            <w:r>
-              <w:rPr>
-                <w:lang w:val="en-US"/>
-              </w:rPr>
-              <w:t>,</w:t>
-            </w:r>
-          </w:p>
-          <w:p>
-            <w:pPr>
-              <w:pStyle w:val="ListParagraph"/>
-              <w:rPr>
-                <w:lang w:val="en-US"/>
-              </w:rPr>
-            </w:pPr>
-            <w:r>
-              <w:rPr>
-                <w:lang w:val="en-US"/>
-              </w:rPr>
-              <w:t xml:space="preserve">    "</w:t>
-            </w:r>
-            <w:proofErr w:type="spellStart"/>
-            <w:r>
-              <w:rPr>
-                <w:lang w:val="en-US"/>
-              </w:rPr>
-              <w:t>errorMessage</w:t>
-            </w:r>
-            <w:proofErr w:type="spellEnd"/>
-            <w:r>
-              <w:rPr>
-                <w:lang w:val="en-US"/>
-              </w:rPr>
-              <w:t>": "</w:t>
-            </w:r>
-            <w:r>
-              <w:rPr>
-                <w:lang w:val="en-US"/>
-              </w:rPr>
-              <w:t>Login</w:t>
-            </w:r>
-            <w:r>
-              <w:rPr>
-                <w:lang w:val="en-US"/>
-              </w:rPr>
-              <w:t xml:space="preserve"> failed",</w:t>
-            </w:r>
-          </w:p>
-          <w:p>
-            <w:pPr>
-              <w:pStyle w:val="ListParagraph"/>
-              <w:rPr>
-                <w:lang w:val="en-US"/>
-              </w:rPr>
-            </w:pPr>
-            <w:r>
-              <w:rPr>
-                <w:lang w:val="en-US"/>
-              </w:rPr>
-              <w:t xml:space="preserve">    "</w:t>
-            </w:r>
-            <w:proofErr w:type="spellStart"/>
-            <w:r>
-              <w:rPr>
-                <w:lang w:val="en-US"/>
-              </w:rPr>
-              <w:t>errorData</w:t>
-            </w:r>
-            <w:proofErr w:type="spellEnd"/>
-            <w:r>
-              <w:rPr>
-                <w:lang w:val="en-US"/>
-              </w:rPr>
-              <w:t>": {</w:t>
-            </w:r>
-          </w:p>
-          <w:p>
-            <w:pPr>
-              <w:pStyle w:val="ListParagraph"/>
-              <w:rPr>
-                <w:lang w:val="en-US"/>
-              </w:rPr>
-            </w:pPr>
-            <w:r>
-              <w:rPr>
-                <w:lang w:val="en-US"/>
-              </w:rPr>
-              <w:t xml:space="preserve">        "</w:t>
-            </w:r>
-            <w:proofErr w:type="spellStart"/>
-            <w:r>
-              <w:rPr>
-                <w:lang w:val="en-US"/>
-              </w:rPr>
-              <w:t>errorTitle</w:t>
-            </w:r>
-            <w:proofErr w:type="spellEnd"/>
-            <w:r>
-              <w:rPr>
-                <w:lang w:val="en-US"/>
-              </w:rPr>
-              <w:t>": "</w:t>
-            </w:r>
-            <w:r>
-              <w:rPr>
-                <w:lang w:val="en-US"/>
-              </w:rPr>
-              <w:t>Login</w:t>
-            </w:r>
-            <w:r>
-              <w:rPr>
-                <w:lang w:val="en-US"/>
-              </w:rPr>
-              <w:t xml:space="preserve"> Failed",</w:t>
-            </w:r>
-          </w:p>
-          <w:p>
-            <w:pPr>
-              <w:pStyle w:val="ListParagraph"/>
-              <w:rPr>
-                <w:lang w:val="en-US"/>
-              </w:rPr>
-            </w:pPr>
-            <w:r>
-              <w:rPr>
-                <w:lang w:val="en-US"/>
-              </w:rPr>
-              <w:t xml:space="preserve">        "</w:t>
-            </w:r>
-            <w:proofErr w:type="spellStart"/>
-            <w:r>
-              <w:rPr>
-                <w:lang w:val="en-US"/>
-              </w:rPr>
-              <w:t>errorDesc</w:t>
-            </w:r>
-            <w:proofErr w:type="spellEnd"/>
-            <w:r>
-              <w:rPr>
-                <w:lang w:val="en-US"/>
-              </w:rPr>
-              <w:t>": "Please check your email/password"</w:t>
-            </w:r>
-          </w:p>
-          <w:p>
-            <w:pPr>
-              <w:pStyle w:val="ListParagraph"/>
-              <w:rPr>
-                <w:lang w:val="en-US"/>
-              </w:rPr>
-            </w:pPr>
-            <w:r>
-              <w:rPr>
-                <w:lang w:val="en-US"/>
-              </w:rPr>
-              <w:t xml:space="preserve">    },</w:t>
-            </w:r>
-          </w:p>
-          <w:p>
-            <w:pPr>
-              <w:pStyle w:val="ListParagraph"/>
-              <w:rPr>
-                <w:lang w:val="en-US"/>
-              </w:rPr>
-            </w:pPr>
-            <w:r>
-              <w:rPr>
-                <w:lang w:val="en-US"/>
-              </w:rPr>
-              <w:t xml:space="preserve">    "data": null</w:t>
-            </w:r>
-          </w:p>
-          <w:p>
-            <w:pPr>
-              <w:pStyle w:val="ListParagraph"/>
-              <w:ind w:left="0"/>
-              <w:rPr>
-                <w:lang w:val="en-US"/>
-              </w:rPr>
-            </w:pPr>
-            <w:r>
-              <w:rPr>
+              <w:t>},</w:t>
+            </w:r>
+          </w:p>
+          <w:p>
+            <w:pPr>
+              <w:rPr>
+                <w:rFonts w:ascii="Courier" w:hAnsi="Courier"/>
+                <w:sz w:val="22"/>
+                <w:szCs w:val="22"/>
+                <w:lang w:val="en-US"/>
+              </w:rPr>
+            </w:pPr>
+            <w:r>
+              <w:rPr>
+                <w:rFonts w:ascii="Courier" w:hAnsi="Courier"/>
+                <w:sz w:val="22"/>
+                <w:szCs w:val="22"/>
+                <w:lang w:val="en-US"/>
+              </w:rPr>
+              <w:t>"data": null</w:t>
+            </w:r>
+          </w:p>
+          <w:p>
+            <w:pPr>
+              <w:rPr>
+                <w:rFonts w:ascii="Courier" w:hAnsi="Courier"/>
+                <w:sz w:val="22"/>
+                <w:szCs w:val="22"/>
+              </w:rPr>
+            </w:pPr>
+            <w:r>
+              <w:rPr>
+                <w:rFonts w:ascii="Courier" w:hAnsi="Courier"/>
+                <w:sz w:val="22"/>
+                <w:szCs w:val="22"/>
                 <w:lang w:val="en-US"/>
               </w:rPr>
               <w:t>}</w:t>
@@ -4868,7 +6482,6 @@
         </w:rPr>
       </w:pPr>
       <w:r>
-        <w:lastRenderedPageBreak/>
         <w:t>API Contract</w:t>
       </w:r>
     </w:p>
@@ -4938,15 +6551,7 @@
               <w:ind w:left="0"/>
             </w:pPr>
             <w:r>
-              <w:t>{{</w:t>
-            </w:r>
-            <w:proofErr w:type="gramStart"/>
-            <w:r>
-              <w:t>host</w:t>
-            </w:r>
-            <w:proofErr w:type="gramEnd"/>
-            <w:r>
-              <w:t>}}</w:t>
+              <w:t>{{host}}</w:t>
             </w:r>
             <w:proofErr w:type="spellStart"/>
             <w:r>
@@ -5152,6 +6757,7 @@
           </w:p>
           <w:p>
             <w:r>
+              <w:lastRenderedPageBreak/>
               <w:t xml:space="preserve">    "code": "LU001",</w:t>
             </w:r>
           </w:p>
@@ -5410,7 +7016,219 @@
           </w:p>
           <w:p>
             <w:r>
+              <w:t xml:space="preserve">            {</w:t>
+            </w:r>
+          </w:p>
+          <w:p>
+            <w:r>
+              <w:t xml:space="preserve">                "</w:t>
+            </w:r>
+            <w:proofErr w:type="spellStart"/>
+            <w:r>
+              <w:t>loanId</w:t>
+            </w:r>
+            <w:proofErr w:type="spellEnd"/>
+            <w:r>
+              <w:t>": "3",</w:t>
+            </w:r>
+          </w:p>
+          <w:p>
+            <w:r>
+              <w:t xml:space="preserve">                "amount": 5000000,</w:t>
+            </w:r>
+          </w:p>
+          <w:p>
+            <w:r>
+              <w:t xml:space="preserve">                "</w:t>
+            </w:r>
+            <w:r>
+              <w:t>debt</w:t>
+            </w:r>
+            <w:r>
+              <w:t>": 5000000,</w:t>
+            </w:r>
+          </w:p>
+          <w:p>
+            <w:r>
+              <w:t xml:space="preserve">                "tenure": 12,</w:t>
+            </w:r>
+          </w:p>
+          <w:p>
+            <w:r>
+              <w:t xml:space="preserve">                "status": {</w:t>
+            </w:r>
+          </w:p>
+          <w:p>
+            <w:r>
+              <w:t xml:space="preserve">                    "</w:t>
+            </w:r>
+            <w:proofErr w:type="spellStart"/>
+            <w:r>
+              <w:t>statusId</w:t>
+            </w:r>
+            <w:proofErr w:type="spellEnd"/>
+            <w:r>
+              <w:t>" : "3",</w:t>
+            </w:r>
+          </w:p>
+          <w:p>
+            <w:r>
+              <w:t xml:space="preserve">                    "description" : "pending" || "</w:t>
+            </w:r>
+            <w:proofErr w:type="spellStart"/>
+            <w:r>
+              <w:t>menunggu</w:t>
+            </w:r>
+            <w:proofErr w:type="spellEnd"/>
+            <w:r>
+              <w:t>"</w:t>
+            </w:r>
+          </w:p>
+          <w:p>
+            <w:r>
+              <w:t xml:space="preserve">                },</w:t>
+            </w:r>
+          </w:p>
+          <w:p>
+            <w:r>
+              <w:t xml:space="preserve">                "</w:t>
+            </w:r>
+            <w:proofErr w:type="spellStart"/>
+            <w:r>
+              <w:t>createdAt</w:t>
+            </w:r>
+            <w:proofErr w:type="spellEnd"/>
+            <w:r>
+              <w:t>": "2023-06-01T00:00:00Z",</w:t>
+            </w:r>
+          </w:p>
+          <w:p>
+            <w:r>
+              <w:t xml:space="preserve">                "</w:t>
+            </w:r>
+            <w:proofErr w:type="spellStart"/>
+            <w:r>
+              <w:t>updateAt</w:t>
+            </w:r>
+            <w:proofErr w:type="spellEnd"/>
+            <w:r>
+              <w:t>": "2023-06-01T00:00:00Z"</w:t>
+            </w:r>
+          </w:p>
+          <w:p>
+            <w:r>
+              <w:t xml:space="preserve">            },</w:t>
+            </w:r>
+          </w:p>
+          <w:p>
+            <w:r>
+              <w:t xml:space="preserve">            {</w:t>
+            </w:r>
+          </w:p>
+          <w:p>
+            <w:r>
+              <w:t xml:space="preserve">                "</w:t>
+            </w:r>
+            <w:proofErr w:type="spellStart"/>
+            <w:r>
+              <w:t>loanId</w:t>
+            </w:r>
+            <w:proofErr w:type="spellEnd"/>
+            <w:r>
+              <w:t>": "4",</w:t>
+            </w:r>
+          </w:p>
+          <w:p>
+            <w:r>
               <w:lastRenderedPageBreak/>
+              <w:t xml:space="preserve">                "amount": 5000000,</w:t>
+            </w:r>
+          </w:p>
+          <w:p>
+            <w:r>
+              <w:t xml:space="preserve">                "</w:t>
+            </w:r>
+            <w:r>
+              <w:t>debt</w:t>
+            </w:r>
+            <w:r>
+              <w:t>": 0,</w:t>
+            </w:r>
+          </w:p>
+          <w:p>
+            <w:r>
+              <w:t xml:space="preserve">                "tenure": 12,</w:t>
+            </w:r>
+          </w:p>
+          <w:p>
+            <w:r>
+              <w:t xml:space="preserve">                "status": {</w:t>
+            </w:r>
+          </w:p>
+          <w:p>
+            <w:r>
+              <w:t xml:space="preserve">                    "</w:t>
+            </w:r>
+            <w:proofErr w:type="spellStart"/>
+            <w:r>
+              <w:t>statusId</w:t>
+            </w:r>
+            <w:proofErr w:type="spellEnd"/>
+            <w:r>
+              <w:t>" : "4",</w:t>
+            </w:r>
+          </w:p>
+          <w:p>
+            <w:r>
+              <w:t xml:space="preserve">                    "description" : "paid off" || "</w:t>
+            </w:r>
+            <w:proofErr w:type="spellStart"/>
+            <w:r>
+              <w:t>lunas</w:t>
+            </w:r>
+            <w:proofErr w:type="spellEnd"/>
+            <w:r>
+              <w:t>"</w:t>
+            </w:r>
+          </w:p>
+          <w:p>
+            <w:r>
+              <w:t xml:space="preserve">                },</w:t>
+            </w:r>
+          </w:p>
+          <w:p>
+            <w:r>
+              <w:t xml:space="preserve">                "</w:t>
+            </w:r>
+            <w:proofErr w:type="spellStart"/>
+            <w:r>
+              <w:t>createdAt</w:t>
+            </w:r>
+            <w:proofErr w:type="spellEnd"/>
+            <w:r>
+              <w:t>": "2023-06-01T00:00:00Z",</w:t>
+            </w:r>
+          </w:p>
+          <w:p>
+            <w:r>
+              <w:t xml:space="preserve">                "</w:t>
+            </w:r>
+            <w:proofErr w:type="spellStart"/>
+            <w:r>
+              <w:t>updateAt</w:t>
+            </w:r>
+            <w:proofErr w:type="spellEnd"/>
+            <w:r>
+              <w:t>": "2023-06-01T00:00:00Z"</w:t>
+            </w:r>
+          </w:p>
+          <w:p>
+            <w:r>
+              <w:t xml:space="preserve">            },</w:t>
+            </w:r>
+          </w:p>
+          <w:p>
+            <w:r>
               <w:t xml:space="preserve">            {</w:t>
             </w:r>
           </w:p>
@@ -5424,7 +7242,7 @@
             </w:r>
             <w:proofErr w:type="spellEnd"/>
             <w:r>
-              <w:t>": "3",</w:t>
+              <w:t>": "4",</w:t>
             </w:r>
           </w:p>
           <w:p>
@@ -5440,7 +7258,7 @@
               <w:t>debt</w:t>
             </w:r>
             <w:r>
-              <w:t>": 5000000,</w:t>
+              <w:t>": 1000000,</w:t>
             </w:r>
           </w:p>
           <w:p>
@@ -5463,20 +7281,20 @@
             </w:r>
             <w:proofErr w:type="spellEnd"/>
             <w:r>
-              <w:t>" : "3",</w:t>
-            </w:r>
-          </w:p>
-          <w:p>
-            <w:r>
-              <w:t xml:space="preserve">                    "description" : "pending" || "</w:t>
-            </w:r>
-            <w:proofErr w:type="spellStart"/>
-            <w:r>
-              <w:t>menunggu</w:t>
-            </w:r>
-            <w:proofErr w:type="spellEnd"/>
-            <w:r>
-              <w:t>"</w:t>
+              <w:t>" : "4",</w:t>
+            </w:r>
+          </w:p>
+          <w:p>
+            <w:r>
+              <w:t xml:space="preserve">                    "description" : "not yet paid off" || "</w:t>
+            </w:r>
+            <w:proofErr w:type="spellStart"/>
+            <w:r>
+              <w:t>belum</w:t>
+            </w:r>
+            <w:proofErr w:type="spellEnd"/>
+            <w:r>
+              <w:t xml:space="preserve"> lunas"</w:t>
             </w:r>
           </w:p>
           <w:p>
@@ -5512,226 +7330,6 @@
           </w:p>
           <w:p>
             <w:r>
-              <w:t xml:space="preserve">            },</w:t>
-            </w:r>
-          </w:p>
-          <w:p>
-            <w:r>
-              <w:t xml:space="preserve">            {</w:t>
-            </w:r>
-          </w:p>
-          <w:p>
-            <w:r>
-              <w:t xml:space="preserve">                "</w:t>
-            </w:r>
-            <w:proofErr w:type="spellStart"/>
-            <w:r>
-              <w:t>loanId</w:t>
-            </w:r>
-            <w:proofErr w:type="spellEnd"/>
-            <w:r>
-              <w:t>": "4",</w:t>
-            </w:r>
-          </w:p>
-          <w:p>
-            <w:r>
-              <w:t xml:space="preserve">                "amount": 5000000,</w:t>
-            </w:r>
-          </w:p>
-          <w:p>
-            <w:r>
-              <w:t xml:space="preserve">                "</w:t>
-            </w:r>
-            <w:r>
-              <w:t>debt</w:t>
-            </w:r>
-            <w:r>
-              <w:t>": 0,</w:t>
-            </w:r>
-          </w:p>
-          <w:p>
-            <w:r>
-              <w:t xml:space="preserve">                "tenure": 12,</w:t>
-            </w:r>
-          </w:p>
-          <w:p>
-            <w:r>
-              <w:t xml:space="preserve">                "status": {</w:t>
-            </w:r>
-          </w:p>
-          <w:p>
-            <w:r>
-              <w:t xml:space="preserve">                    "</w:t>
-            </w:r>
-            <w:proofErr w:type="spellStart"/>
-            <w:r>
-              <w:t>statusId</w:t>
-            </w:r>
-            <w:proofErr w:type="spellEnd"/>
-            <w:r>
-              <w:t>" : "4",</w:t>
-            </w:r>
-          </w:p>
-          <w:p>
-            <w:r>
-              <w:t xml:space="preserve">                    "description" : "paid off" || "</w:t>
-            </w:r>
-            <w:proofErr w:type="spellStart"/>
-            <w:r>
-              <w:t>lunas</w:t>
-            </w:r>
-            <w:proofErr w:type="spellEnd"/>
-            <w:r>
-              <w:t>"</w:t>
-            </w:r>
-          </w:p>
-          <w:p>
-            <w:r>
-              <w:t xml:space="preserve">                },</w:t>
-            </w:r>
-          </w:p>
-          <w:p>
-            <w:r>
-              <w:t xml:space="preserve">                "</w:t>
-            </w:r>
-            <w:proofErr w:type="spellStart"/>
-            <w:r>
-              <w:t>createdAt</w:t>
-            </w:r>
-            <w:proofErr w:type="spellEnd"/>
-            <w:r>
-              <w:t>": "2023-06-01T00:00:00Z",</w:t>
-            </w:r>
-          </w:p>
-          <w:p>
-            <w:r>
-              <w:t xml:space="preserve">                "</w:t>
-            </w:r>
-            <w:proofErr w:type="spellStart"/>
-            <w:r>
-              <w:t>updateAt</w:t>
-            </w:r>
-            <w:proofErr w:type="spellEnd"/>
-            <w:r>
-              <w:t>": "2023-06-01T00:00:00Z"</w:t>
-            </w:r>
-          </w:p>
-          <w:p>
-            <w:r>
-              <w:t xml:space="preserve">            },</w:t>
-            </w:r>
-          </w:p>
-          <w:p>
-            <w:r>
-              <w:t xml:space="preserve">            {</w:t>
-            </w:r>
-          </w:p>
-          <w:p>
-            <w:r>
-              <w:t xml:space="preserve">                "</w:t>
-            </w:r>
-            <w:proofErr w:type="spellStart"/>
-            <w:r>
-              <w:t>loanId</w:t>
-            </w:r>
-            <w:proofErr w:type="spellEnd"/>
-            <w:r>
-              <w:t>": "4",</w:t>
-            </w:r>
-          </w:p>
-          <w:p>
-            <w:r>
-              <w:t xml:space="preserve">                "amount": 5000000,</w:t>
-            </w:r>
-          </w:p>
-          <w:p>
-            <w:r>
-              <w:t xml:space="preserve">                "</w:t>
-            </w:r>
-            <w:r>
-              <w:t>debt</w:t>
-            </w:r>
-            <w:r>
-              <w:t>": 1000000,</w:t>
-            </w:r>
-          </w:p>
-          <w:p>
-            <w:r>
-              <w:t xml:space="preserve">                "tenure": 12,</w:t>
-            </w:r>
-          </w:p>
-          <w:p>
-            <w:r>
-              <w:t xml:space="preserve">                "status": {</w:t>
-            </w:r>
-          </w:p>
-          <w:p>
-            <w:r>
-              <w:t xml:space="preserve">                    "</w:t>
-            </w:r>
-            <w:proofErr w:type="spellStart"/>
-            <w:r>
-              <w:t>statusId</w:t>
-            </w:r>
-            <w:proofErr w:type="spellEnd"/>
-            <w:r>
-              <w:t>" : "4",</w:t>
-            </w:r>
-          </w:p>
-          <w:p>
-            <w:r>
-              <w:t xml:space="preserve">                    "description" : "not yet paid off" || "</w:t>
-            </w:r>
-            <w:proofErr w:type="spellStart"/>
-            <w:r>
-              <w:t>belum</w:t>
-            </w:r>
-            <w:proofErr w:type="spellEnd"/>
-            <w:r>
-              <w:t xml:space="preserve"> </w:t>
-            </w:r>
-            <w:proofErr w:type="spellStart"/>
-            <w:r>
-              <w:t>lunas</w:t>
-            </w:r>
-            <w:proofErr w:type="spellEnd"/>
-            <w:r>
-              <w:t>"</w:t>
-            </w:r>
-          </w:p>
-          <w:p>
-            <w:r>
-              <w:t xml:space="preserve">                },</w:t>
-            </w:r>
-          </w:p>
-          <w:p>
-            <w:r>
-              <w:t xml:space="preserve">                "</w:t>
-            </w:r>
-            <w:proofErr w:type="spellStart"/>
-            <w:r>
-              <w:t>createdAt</w:t>
-            </w:r>
-            <w:proofErr w:type="spellEnd"/>
-            <w:r>
-              <w:t>": "2023-06-01T00:00:00Z",</w:t>
-            </w:r>
-          </w:p>
-          <w:p>
-            <w:r>
-              <w:t xml:space="preserve">                "</w:t>
-            </w:r>
-            <w:proofErr w:type="spellStart"/>
-            <w:r>
-              <w:t>updateAt</w:t>
-            </w:r>
-            <w:proofErr w:type="spellEnd"/>
-            <w:r>
-              <w:t>": "2023-06-01T00:00:00Z"</w:t>
-            </w:r>
-          </w:p>
-          <w:p>
-            <w:r>
               <w:t xml:space="preserve">            }</w:t>
             </w:r>
           </w:p>
@@ -5791,7 +7389,6 @@
           </w:p>
           <w:p>
             <w:r>
-              <w:lastRenderedPageBreak/>
               <w:t xml:space="preserve">    "</w:t>
             </w:r>
             <w:proofErr w:type="spellStart"/>
@@ -5862,6 +7459,7 @@
         </w:rPr>
       </w:pPr>
       <w:r>
+        <w:lastRenderedPageBreak/>
         <w:t>Add</w:t>
       </w:r>
       <w:r>
@@ -6046,7 +7644,6 @@
               <w:ind w:left="0"/>
             </w:pPr>
             <w:r>
-              <w:lastRenderedPageBreak/>
               <w:t>Request</w:t>
             </w:r>
           </w:p>
@@ -6143,6 +7740,7 @@
           </w:p>
           <w:p>
             <w:r>
+              <w:lastRenderedPageBreak/>
               <w:t>{</w:t>
             </w:r>
           </w:p>
@@ -6274,6 +7872,7 @@
               <w:ind w:left="0"/>
             </w:pPr>
             <w:r>
+              <w:lastRenderedPageBreak/>
               <w:t>Response</w:t>
             </w:r>
           </w:p>
@@ -6526,7 +8125,6 @@
               <w:rPr>
                 <w:lang w:val="en-US"/>
               </w:rPr>
-              <w:lastRenderedPageBreak/>
               <w:t xml:space="preserve">        "</w:t>
             </w:r>
             <w:proofErr w:type="spellStart"/>
@@ -6812,7 +8410,6 @@
               <w:ind w:left="0"/>
             </w:pPr>
             <w:r>
-              <w:lastRenderedPageBreak/>
               <w:t>Request</w:t>
             </w:r>
           </w:p>
@@ -6877,6 +8474,7 @@
           </w:p>
           <w:p>
             <w:r>
+              <w:lastRenderedPageBreak/>
               <w:t xml:space="preserve">    channel: {{CHANNEL}}</w:t>
             </w:r>
           </w:p>
@@ -7117,128 +8715,255 @@
           </w:p>
           <w:p>
             <w:r>
-              <w:t xml:space="preserve">        "message": "Loan application </w:t>
-            </w:r>
-            <w:r>
+              <w:t xml:space="preserve">        "message": "Loan application updated",</w:t>
+            </w:r>
+          </w:p>
+          <w:p>
+            <w:r>
+              <w:t xml:space="preserve">        "loan" : {</w:t>
+            </w:r>
+          </w:p>
+          <w:p>
+            <w:r>
+              <w:t xml:space="preserve">            "</w:t>
+            </w:r>
+            <w:proofErr w:type="spellStart"/>
+            <w:r>
+              <w:t>loanId</w:t>
+            </w:r>
+            <w:proofErr w:type="spellEnd"/>
+            <w:r>
+              <w:t>": 1,</w:t>
+            </w:r>
+          </w:p>
+          <w:p>
+            <w:r>
+              <w:t xml:space="preserve">            "amount": 10000000,</w:t>
+            </w:r>
+          </w:p>
+          <w:p>
+            <w:r>
+              <w:t xml:space="preserve">            "tenure": 12,</w:t>
+            </w:r>
+          </w:p>
+          <w:p>
+            <w:r>
+              <w:t xml:space="preserve">        }</w:t>
+            </w:r>
+          </w:p>
+          <w:p>
+            <w:r>
+              <w:t xml:space="preserve">    }</w:t>
+            </w:r>
+          </w:p>
+          <w:p>
+            <w:pPr>
+              <w:pStyle w:val="ListParagraph"/>
+              <w:ind w:left="0"/>
+            </w:pPr>
+            <w:r>
+              <w:t>}</w:t>
+            </w:r>
+          </w:p>
+          <w:p>
+            <w:pPr>
+              <w:pStyle w:val="ListParagraph"/>
+              <w:ind w:left="0"/>
+              <w:rPr>
+                <w:b/>
+                <w:lang w:val="en-US"/>
+              </w:rPr>
+            </w:pPr>
+            <w:r>
+              <w:rPr>
+                <w:b/>
+              </w:rPr>
+              <w:t>failed</w:t>
+            </w:r>
+          </w:p>
+          <w:p>
+            <w:pPr>
+              <w:rPr>
+                <w:lang w:val="en-US"/>
+              </w:rPr>
+            </w:pPr>
+            <w:r>
+              <w:rPr>
+                <w:lang w:val="en-US"/>
+              </w:rPr>
+              <w:t>{</w:t>
+            </w:r>
+          </w:p>
+          <w:p>
+            <w:pPr>
+              <w:rPr>
+                <w:lang w:val="en-US"/>
+              </w:rPr>
+            </w:pPr>
+            <w:r>
+              <w:rPr>
+                <w:lang w:val="en-US"/>
+              </w:rPr>
+              <w:t xml:space="preserve">    "status": true,</w:t>
+            </w:r>
+          </w:p>
+          <w:p>
+            <w:pPr>
+              <w:rPr>
+                <w:lang w:val="en-US"/>
+              </w:rPr>
+            </w:pPr>
+            <w:r>
+              <w:rPr>
+                <w:lang w:val="en-US"/>
+              </w:rPr>
+              <w:t xml:space="preserve">    "code": "LU002",</w:t>
+            </w:r>
+          </w:p>
+          <w:p>
+            <w:pPr>
+              <w:rPr>
+                <w:lang w:val="en-US"/>
+              </w:rPr>
+            </w:pPr>
+            <w:r>
+              <w:rPr>
+                <w:lang w:val="en-US"/>
+              </w:rPr>
+              <w:t xml:space="preserve">    "message": null,</w:t>
+            </w:r>
+          </w:p>
+          <w:p>
+            <w:pPr>
+              <w:rPr>
+                <w:lang w:val="en-US"/>
+              </w:rPr>
+            </w:pPr>
+            <w:r>
+              <w:rPr>
+                <w:lang w:val="en-US"/>
+              </w:rPr>
+              <w:t xml:space="preserve">    "</w:t>
+            </w:r>
+            <w:proofErr w:type="spellStart"/>
+            <w:r>
+              <w:rPr>
+                <w:lang w:val="en-US"/>
+              </w:rPr>
+              <w:t>errorMessage</w:t>
+            </w:r>
+            <w:proofErr w:type="spellEnd"/>
+            <w:r>
+              <w:rPr>
+                <w:lang w:val="en-US"/>
+              </w:rPr>
+              <w:t xml:space="preserve">": "Loan application not </w:t>
+            </w:r>
+            <w:r>
+              <w:rPr>
+                <w:lang w:val="en-US"/>
+              </w:rPr>
               <w:t>updated</w:t>
             </w:r>
             <w:r>
+              <w:rPr>
+                <w:lang w:val="en-US"/>
+              </w:rPr>
               <w:t>",</w:t>
             </w:r>
           </w:p>
           <w:p>
-            <w:r>
-              <w:t xml:space="preserve">        "loan" : {</w:t>
-            </w:r>
-          </w:p>
-          <w:p>
-            <w:r>
-              <w:t xml:space="preserve">            "</w:t>
-            </w:r>
-            <w:proofErr w:type="spellStart"/>
-            <w:r>
-              <w:t>loanId</w:t>
-            </w:r>
-            <w:proofErr w:type="spellEnd"/>
-            <w:r>
-              <w:t>": 1,</w:t>
-            </w:r>
-          </w:p>
-          <w:p>
-            <w:r>
-              <w:t xml:space="preserve">            "amount": 10000000,</w:t>
-            </w:r>
-          </w:p>
-          <w:p>
-            <w:r>
-              <w:t xml:space="preserve">            "tenure": 12,</w:t>
-            </w:r>
-          </w:p>
-          <w:p>
-            <w:r>
-              <w:t xml:space="preserve">        }</w:t>
-            </w:r>
-          </w:p>
-          <w:p>
-            <w:r>
-              <w:t xml:space="preserve">    }</w:t>
-            </w:r>
-          </w:p>
-          <w:p>
-            <w:pPr>
-              <w:pStyle w:val="ListParagraph"/>
-              <w:ind w:left="0"/>
-            </w:pPr>
-            <w:r>
-              <w:t>}</w:t>
-            </w:r>
-          </w:p>
-          <w:p>
-            <w:pPr>
-              <w:pStyle w:val="ListParagraph"/>
-              <w:ind w:left="0"/>
-              <w:rPr>
-                <w:b/>
-                <w:lang w:val="en-US"/>
-              </w:rPr>
-            </w:pPr>
-            <w:r>
-              <w:rPr>
-                <w:b/>
-              </w:rPr>
-              <w:t>failed</w:t>
-            </w:r>
-          </w:p>
-          <w:p>
-            <w:pPr>
-              <w:rPr>
-                <w:lang w:val="en-US"/>
-              </w:rPr>
-            </w:pPr>
-            <w:r>
-              <w:rPr>
-                <w:lang w:val="en-US"/>
-              </w:rPr>
-              <w:t>{</w:t>
-            </w:r>
-          </w:p>
-          <w:p>
-            <w:pPr>
-              <w:rPr>
-                <w:lang w:val="en-US"/>
-              </w:rPr>
-            </w:pPr>
-            <w:r>
-              <w:rPr>
-                <w:lang w:val="en-US"/>
-              </w:rPr>
-              <w:t xml:space="preserve">    "status": true,</w:t>
-            </w:r>
-          </w:p>
-          <w:p>
-            <w:pPr>
-              <w:rPr>
-                <w:lang w:val="en-US"/>
-              </w:rPr>
-            </w:pPr>
-            <w:r>
-              <w:rPr>
-                <w:lang w:val="en-US"/>
-              </w:rPr>
-              <w:t xml:space="preserve">    "code": "LU002",</w:t>
-            </w:r>
-          </w:p>
-          <w:p>
-            <w:pPr>
-              <w:rPr>
-                <w:lang w:val="en-US"/>
-              </w:rPr>
-            </w:pPr>
-            <w:r>
-              <w:rPr>
-                <w:lang w:val="en-US"/>
-              </w:rPr>
-              <w:t xml:space="preserve">    "message": null,</w:t>
+            <w:pPr>
+              <w:rPr>
+                <w:lang w:val="en-US"/>
+              </w:rPr>
+            </w:pPr>
+            <w:r>
+              <w:rPr>
+                <w:lang w:val="en-US"/>
+              </w:rPr>
+              <w:t xml:space="preserve">    "</w:t>
+            </w:r>
+            <w:proofErr w:type="spellStart"/>
+            <w:r>
+              <w:rPr>
+                <w:lang w:val="en-US"/>
+              </w:rPr>
+              <w:t>errorData</w:t>
+            </w:r>
+            <w:proofErr w:type="spellEnd"/>
+            <w:r>
+              <w:rPr>
+                <w:lang w:val="en-US"/>
+              </w:rPr>
+              <w:t>": {</w:t>
+            </w:r>
+          </w:p>
+          <w:p>
+            <w:pPr>
+              <w:rPr>
+                <w:lang w:val="en-US"/>
+              </w:rPr>
+            </w:pPr>
+            <w:r>
+              <w:rPr>
+                <w:lang w:val="en-US"/>
+              </w:rPr>
+              <w:t xml:space="preserve">        "</w:t>
+            </w:r>
+            <w:proofErr w:type="spellStart"/>
+            <w:r>
+              <w:rPr>
+                <w:lang w:val="en-US"/>
+              </w:rPr>
+              <w:t>errorTitle</w:t>
+            </w:r>
+            <w:proofErr w:type="spellEnd"/>
+            <w:r>
+              <w:rPr>
+                <w:lang w:val="en-US"/>
+              </w:rPr>
+              <w:t>": "Loan application not submitted",</w:t>
+            </w:r>
+          </w:p>
+          <w:p>
+            <w:pPr>
+              <w:rPr>
+                <w:lang w:val="en-US"/>
+              </w:rPr>
+            </w:pPr>
+            <w:r>
+              <w:rPr>
+                <w:lang w:val="en-US"/>
+              </w:rPr>
+              <w:t xml:space="preserve">        "</w:t>
+            </w:r>
+            <w:proofErr w:type="spellStart"/>
+            <w:r>
+              <w:rPr>
+                <w:lang w:val="en-US"/>
+              </w:rPr>
+              <w:t>errorDesc</w:t>
+            </w:r>
+            <w:proofErr w:type="spellEnd"/>
+            <w:r>
+              <w:rPr>
+                <w:lang w:val="en-US"/>
+              </w:rPr>
+              <w:t>": "Please check your loan application"</w:t>
+            </w:r>
+          </w:p>
+          <w:p>
+            <w:pPr>
+              <w:rPr>
+                <w:lang w:val="en-US"/>
+              </w:rPr>
+            </w:pPr>
+            <w:r>
+              <w:rPr>
+                <w:lang w:val="en-US"/>
+              </w:rPr>
+              <w:t xml:space="preserve">    },</w:t>
             </w:r>
           </w:p>
           <w:p>
@@ -7252,139 +8977,6 @@
                 <w:lang w:val="en-US"/>
               </w:rPr>
               <w:lastRenderedPageBreak/>
-              <w:t xml:space="preserve">    "</w:t>
-            </w:r>
-            <w:proofErr w:type="spellStart"/>
-            <w:r>
-              <w:rPr>
-                <w:lang w:val="en-US"/>
-              </w:rPr>
-              <w:t>errorMessage</w:t>
-            </w:r>
-            <w:proofErr w:type="spellEnd"/>
-            <w:r>
-              <w:rPr>
-                <w:lang w:val="en-US"/>
-              </w:rPr>
-              <w:t xml:space="preserve">": "Loan application not </w:t>
-            </w:r>
-            <w:r>
-              <w:rPr>
-                <w:lang w:val="en-US"/>
-              </w:rPr>
-              <w:t>updated</w:t>
-            </w:r>
-            <w:r>
-              <w:rPr>
-                <w:lang w:val="en-US"/>
-              </w:rPr>
-              <w:t>",</w:t>
-            </w:r>
-          </w:p>
-          <w:p>
-            <w:pPr>
-              <w:rPr>
-                <w:lang w:val="en-US"/>
-              </w:rPr>
-            </w:pPr>
-            <w:r>
-              <w:rPr>
-                <w:lang w:val="en-US"/>
-              </w:rPr>
-              <w:t xml:space="preserve">    "</w:t>
-            </w:r>
-            <w:proofErr w:type="spellStart"/>
-            <w:r>
-              <w:rPr>
-                <w:lang w:val="en-US"/>
-              </w:rPr>
-              <w:t>errorData</w:t>
-            </w:r>
-            <w:proofErr w:type="spellEnd"/>
-            <w:r>
-              <w:rPr>
-                <w:lang w:val="en-US"/>
-              </w:rPr>
-              <w:t>": {</w:t>
-            </w:r>
-          </w:p>
-          <w:p>
-            <w:pPr>
-              <w:rPr>
-                <w:lang w:val="en-US"/>
-              </w:rPr>
-            </w:pPr>
-            <w:r>
-              <w:rPr>
-                <w:lang w:val="en-US"/>
-              </w:rPr>
-              <w:t xml:space="preserve">        "</w:t>
-            </w:r>
-            <w:proofErr w:type="spellStart"/>
-            <w:r>
-              <w:rPr>
-                <w:lang w:val="en-US"/>
-              </w:rPr>
-              <w:t>errorTitle</w:t>
-            </w:r>
-            <w:proofErr w:type="spellEnd"/>
-            <w:r>
-              <w:rPr>
-                <w:lang w:val="en-US"/>
-              </w:rPr>
-              <w:t>": "Loan application not submitted",</w:t>
-            </w:r>
-          </w:p>
-          <w:p>
-            <w:pPr>
-              <w:rPr>
-                <w:lang w:val="en-US"/>
-              </w:rPr>
-            </w:pPr>
-            <w:r>
-              <w:rPr>
-                <w:lang w:val="en-US"/>
-              </w:rPr>
-              <w:t xml:space="preserve">        "</w:t>
-            </w:r>
-            <w:proofErr w:type="spellStart"/>
-            <w:r>
-              <w:rPr>
-                <w:lang w:val="en-US"/>
-              </w:rPr>
-              <w:t>errorDesc</w:t>
-            </w:r>
-            <w:proofErr w:type="spellEnd"/>
-            <w:r>
-              <w:rPr>
-                <w:lang w:val="en-US"/>
-              </w:rPr>
-              <w:t>": "Please check your loan application"</w:t>
-            </w:r>
-          </w:p>
-          <w:p>
-            <w:pPr>
-              <w:rPr>
-                <w:lang w:val="en-US"/>
-              </w:rPr>
-            </w:pPr>
-            <w:r>
-              <w:rPr>
-                <w:lang w:val="en-US"/>
-              </w:rPr>
-              <w:t xml:space="preserve">    },</w:t>
-            </w:r>
-          </w:p>
-          <w:p>
-            <w:pPr>
-              <w:rPr>
-                <w:lang w:val="en-US"/>
-              </w:rPr>
-            </w:pPr>
-            <w:r>
-              <w:rPr>
-                <w:lang w:val="en-US"/>
-              </w:rPr>
               <w:t xml:space="preserve">    "data": null</w:t>
             </w:r>
           </w:p>
@@ -7415,6 +9007,7 @@
         </w:rPr>
       </w:pPr>
       <w:r>
+        <w:lastRenderedPageBreak/>
         <w:t>Pay Loan</w:t>
       </w:r>
     </w:p>
@@ -7722,6 +9315,7 @@
           </w:p>
           <w:p>
             <w:r>
+              <w:lastRenderedPageBreak/>
               <w:t xml:space="preserve">            "email": "user@example.com",</w:t>
             </w:r>
           </w:p>
@@ -7807,6 +9401,7 @@
               <w:ind w:left="0"/>
             </w:pPr>
             <w:r>
+              <w:lastRenderedPageBreak/>
               <w:t>Response</w:t>
             </w:r>
           </w:p>
@@ -8297,7 +9892,6 @@
         <w:rPr>
           <w:lang w:val="en-US"/>
         </w:rPr>
-        <w:lastRenderedPageBreak/>
         <w:t>Detail design</w:t>
       </w:r>
     </w:p>
@@ -8415,6 +10009,7 @@
               <w:ind w:left="414"/>
             </w:pPr>
             <w:r>
+              <w:lastRenderedPageBreak/>
               <w:t>Navigate to Registration Screen or Login Screen based on user selection.</w:t>
             </w:r>
           </w:p>
@@ -8431,6 +10026,7 @@
               <w:ind w:left="0"/>
             </w:pPr>
             <w:r>
+              <w:lastRenderedPageBreak/>
               <w:t xml:space="preserve">2. </w:t>
             </w:r>
           </w:p>
@@ -8907,7 +10503,7 @@
 </file>
 
 <file path=word/numbering.xml><?xml version="1.0" encoding="utf-8"?>
-<w:numbering xmlns:wpc="http://schemas.microsoft.com/office/word/2010/wordprocessingCanvas" xmlns:mc="http://schemas.openxmlformats.org/markup-compatibility/2006" xmlns:o="urn:schemas-microsoft-com:office:office" xmlns:r="http://schemas.openxmlformats.org/officeDocument/2006/relationships" xmlns:m="http://schemas.openxmlformats.org/officeDocument/2006/math" xmlns:v="urn:schemas-microsoft-com:vml" xmlns:wp14="http://schemas.microsoft.com/office/word/2010/wordprocessingDrawing" xmlns:wp="http://schemas.openxmlformats.org/drawingml/2006/wordprocessingDrawing" xmlns:w10="urn:schemas-microsoft-com:office:word" xmlns:w="http://schemas.openxmlformats.org/wordprocessingml/2006/main" xmlns:w14="http://schemas.microsoft.com/office/word/2010/wordml" xmlns:w15="http://schemas.microsoft.com/office/word/2012/wordml" xmlns:wpg="http://schemas.microsoft.com/office/word/2010/wordprocessingGroup" xmlns:wpi="http://schemas.microsoft.com/office/word/2010/wordprocessingInk" xmlns:wne="http://schemas.microsoft.com/office/word/2006/wordml" xmlns:wps="http://schemas.microsoft.com/office/word/2010/wordprocessingShape" mc:Ignorable="w14 w15 wp14">
+<w:numbering xmlns:wpc="http://schemas.microsoft.com/office/word/2010/wordprocessingCanvas" xmlns:cx="http://schemas.microsoft.com/office/drawing/2014/chartex" xmlns:cx1="http://schemas.microsoft.com/office/drawing/2015/9/8/chartex" xmlns:cx2="http://schemas.microsoft.com/office/drawing/2015/10/21/chartex" xmlns:cx3="http://schemas.microsoft.com/office/drawing/2016/5/9/chartex" xmlns:cx4="http://schemas.microsoft.com/office/drawing/2016/5/10/chartex" xmlns:cx5="http://schemas.microsoft.com/office/drawing/2016/5/11/chartex" xmlns:cx6="http://schemas.microsoft.com/office/drawing/2016/5/12/chartex" xmlns:cx7="http://schemas.microsoft.com/office/drawing/2016/5/13/chartex" xmlns:cx8="http://schemas.microsoft.com/office/drawing/2016/5/14/chartex" xmlns:mc="http://schemas.openxmlformats.org/markup-compatibility/2006" xmlns:aink="http://schemas.microsoft.com/office/drawing/2016/ink" xmlns:am3d="http://schemas.microsoft.com/office/drawing/2017/model3d" xmlns:o="urn:schemas-microsoft-com:office:office" xmlns:oel="http://schemas.microsoft.com/office/2019/extlst" xmlns:r="http://schemas.openxmlformats.org/officeDocument/2006/relationships" xmlns:m="http://schemas.openxmlformats.org/officeDocument/2006/math" xmlns:v="urn:schemas-microsoft-com:vml" xmlns:wp14="http://schemas.microsoft.com/office/word/2010/wordprocessingDrawing" xmlns:wp="http://schemas.openxmlformats.org/drawingml/2006/wordprocessingDrawing" xmlns:w10="urn:schemas-microsoft-com:office:word" xmlns:w="http://schemas.openxmlformats.org/wordprocessingml/2006/main" xmlns:w14="http://schemas.microsoft.com/office/word/2010/wordml" xmlns:w15="http://schemas.microsoft.com/office/word/2012/wordml" xmlns:w16cex="http://schemas.microsoft.com/office/word/2018/wordml/cex" xmlns:w16cid="http://schemas.microsoft.com/office/word/2016/wordml/cid" xmlns:w16="http://schemas.microsoft.com/office/word/2018/wordml" xmlns:w16sdtdh="http://schemas.microsoft.com/office/word/2020/wordml/sdtdatahash" xmlns:w16se="http://schemas.microsoft.com/office/word/2015/wordml/symex" xmlns:wpg="http://schemas.microsoft.com/office/word/2010/wordprocessingGroup" xmlns:wpi="http://schemas.microsoft.com/office/word/2010/wordprocessingInk" xmlns:wne="http://schemas.microsoft.com/office/word/2006/wordml" xmlns:wps="http://schemas.microsoft.com/office/word/2010/wordprocessingShape" mc:Ignorable="w14 w15 w16se w16cid w16 w16cex w16sdtdh wp14">
   <w:abstractNum w:abstractNumId="0" w15:restartNumberingAfterBreak="0">
     <w:nsid w:val="4C89585E"/>
     <w:multiLevelType w:val="hybridMultilevel"/>
@@ -9401,26 +10997,26 @@
       </w:pPr>
     </w:lvl>
   </w:abstractNum>
-  <w:num w:numId="1">
+  <w:num w:numId="1" w16cid:durableId="693850190">
     <w:abstractNumId w:val="4"/>
   </w:num>
-  <w:num w:numId="2">
+  <w:num w:numId="2" w16cid:durableId="1362634635">
     <w:abstractNumId w:val="0"/>
   </w:num>
-  <w:num w:numId="3">
+  <w:num w:numId="3" w16cid:durableId="713769103">
     <w:abstractNumId w:val="2"/>
   </w:num>
-  <w:num w:numId="4">
+  <w:num w:numId="4" w16cid:durableId="603876691">
     <w:abstractNumId w:val="3"/>
   </w:num>
-  <w:num w:numId="5">
+  <w:num w:numId="5" w16cid:durableId="1148666695">
     <w:abstractNumId w:val="1"/>
   </w:num>
 </w:numbering>
 </file>
 
 <file path=word/styles.xml><?xml version="1.0" encoding="utf-8"?>
-<w:styles xmlns:mc="http://schemas.openxmlformats.org/markup-compatibility/2006" xmlns:r="http://schemas.openxmlformats.org/officeDocument/2006/relationships" xmlns:w="http://schemas.openxmlformats.org/wordprocessingml/2006/main" xmlns:w14="http://schemas.microsoft.com/office/word/2010/wordml" xmlns:w15="http://schemas.microsoft.com/office/word/2012/wordml" mc:Ignorable="w14 w15">
+<w:styles xmlns:mc="http://schemas.openxmlformats.org/markup-compatibility/2006" xmlns:r="http://schemas.openxmlformats.org/officeDocument/2006/relationships" xmlns:w="http://schemas.openxmlformats.org/wordprocessingml/2006/main" xmlns:w14="http://schemas.microsoft.com/office/word/2010/wordml" xmlns:w15="http://schemas.microsoft.com/office/word/2012/wordml" xmlns:w16cex="http://schemas.microsoft.com/office/word/2018/wordml/cex" xmlns:w16cid="http://schemas.microsoft.com/office/word/2016/wordml/cid" xmlns:w16="http://schemas.microsoft.com/office/word/2018/wordml" xmlns:w16sdtdh="http://schemas.microsoft.com/office/word/2020/wordml/sdtdatahash" xmlns:w16se="http://schemas.microsoft.com/office/word/2015/wordml/symex" mc:Ignorable="w14 w15 w16se w16cid w16 w16cex w16sdtdh">
   <w:docDefaults>
     <w:rPrDefault>
       <w:rPr>
@@ -9432,7 +11028,7 @@
     </w:rPrDefault>
     <w:pPrDefault/>
   </w:docDefaults>
-  <w:latentStyles w:defLockedState="0" w:defUIPriority="99" w:defSemiHidden="0" w:defUnhideWhenUsed="0" w:defQFormat="0" w:count="371">
+  <w:latentStyles w:defLockedState="0" w:defUIPriority="99" w:defSemiHidden="0" w:defUnhideWhenUsed="0" w:defQFormat="0" w:count="376">
     <w:lsdException w:name="Normal" w:uiPriority="0" w:qFormat="1"/>
     <w:lsdException w:name="heading 1" w:uiPriority="9" w:qFormat="1"/>
     <w:lsdException w:name="heading 2" w:semiHidden="1" w:uiPriority="9" w:unhideWhenUsed="1" w:qFormat="1"/>
@@ -9804,6 +11400,11 @@
     <w:lsdException w:name="List Table 5 Dark Accent 6" w:uiPriority="50"/>
     <w:lsdException w:name="List Table 6 Colorful Accent 6" w:uiPriority="51"/>
     <w:lsdException w:name="List Table 7 Colorful Accent 6" w:uiPriority="52"/>
+    <w:lsdException w:name="Mention" w:semiHidden="1" w:unhideWhenUsed="1"/>
+    <w:lsdException w:name="Smart Hyperlink" w:semiHidden="1" w:unhideWhenUsed="1"/>
+    <w:lsdException w:name="Hashtag" w:semiHidden="1" w:unhideWhenUsed="1"/>
+    <w:lsdException w:name="Unresolved Mention" w:semiHidden="1" w:unhideWhenUsed="1"/>
+    <w:lsdException w:name="Smart Link" w:semiHidden="1" w:unhideWhenUsed="1"/>
   </w:latentStyles>
   <w:style w:type="paragraph" w:default="1" w:styleId="Normal">
     <w:name w:val="Normal"/>
@@ -10311,6 +11912,15 @@
 </file>
 
 <file path=customXml/item1.xml><?xml version="1.0" encoding="utf-8"?>
+<?mso-contentType ?>
+<FormTemplates xmlns="http://schemas.microsoft.com/sharepoint/v3/contenttype/forms">
+  <Display>DocumentLibraryForm</Display>
+  <Edit>DocumentLibraryForm</Edit>
+  <New>DocumentLibraryForm</New>
+</FormTemplates>
+</file>
+
+<file path=customXml/item2.xml><?xml version="1.0" encoding="utf-8"?>
 <ct:contentTypeSchema xmlns:ct="http://schemas.microsoft.com/office/2006/metadata/contentType" xmlns:ma="http://schemas.microsoft.com/office/2006/metadata/properties/metaAttributes" ct:_="" ma:_="" ma:contentTypeName="Document" ma:contentTypeID="0x0101003C99A265C6A1F8448138F526D7DAA861" ma:contentTypeVersion="8" ma:contentTypeDescription="Create a new document." ma:contentTypeScope="" ma:versionID="d20357bf13967bbad5ece045c85e9424">
   <xsd:schema xmlns:xsd="http://www.w3.org/2001/XMLSchema" xmlns:xs="http://www.w3.org/2001/XMLSchema" xmlns:p="http://schemas.microsoft.com/office/2006/metadata/properties" xmlns:ns2="9003479e-3ee1-4949-be5d-8695854aad98" xmlns:ns3="41d08fff-0c50-4c4f-82fa-6f0713fa229e" targetNamespace="http://schemas.microsoft.com/office/2006/metadata/properties" ma:root="true" ma:fieldsID="02d02401823c945edf7bcef739ce44b5" ns2:_="" ns3:_="">
     <xsd:import namespace="9003479e-3ee1-4949-be5d-8695854aad98"/>
@@ -10487,16 +12097,15 @@
 </ct:contentTypeSchema>
 </file>
 
-<file path=customXml/item2.xml><?xml version="1.0" encoding="utf-8"?>
-<?mso-contentType ?>
-<FormTemplates xmlns="http://schemas.microsoft.com/sharepoint/v3/contenttype/forms">
-  <Display>DocumentLibraryForm</Display>
-  <Edit>DocumentLibraryForm</Edit>
-  <New>DocumentLibraryForm</New>
-</FormTemplates>
+<file path=customXml/itemProps1.xml><?xml version="1.0" encoding="utf-8"?>
+<ds:datastoreItem xmlns:ds="http://schemas.openxmlformats.org/officeDocument/2006/customXml" ds:itemID="{7CDC4AAF-8F12-42CC-BE66-DE14DFE703A5}">
+  <ds:schemaRefs>
+    <ds:schemaRef ds:uri="http://schemas.microsoft.com/sharepoint/v3/contenttype/forms"/>
+  </ds:schemaRefs>
+</ds:datastoreItem>
 </file>
 
-<file path=customXml/itemProps1.xml><?xml version="1.0" encoding="utf-8"?>
+<file path=customXml/itemProps2.xml><?xml version="1.0" encoding="utf-8"?>
 <ds:datastoreItem xmlns:ds="http://schemas.openxmlformats.org/officeDocument/2006/customXml" ds:itemID="{22EE054C-312B-4700-89FB-6EE653BC2356}">
   <ds:schemaRefs>
     <ds:schemaRef ds:uri="http://schemas.microsoft.com/office/2006/metadata/contentType"/>
@@ -10513,12 +12122,4 @@
     <ds:schemaRef ds:uri="http://schemas.microsoft.com/internal/obd"/>
   </ds:schemaRefs>
 </ds:datastoreItem>
-</file>
-
-<file path=customXml/itemProps2.xml><?xml version="1.0" encoding="utf-8"?>
-<ds:datastoreItem xmlns:ds="http://schemas.openxmlformats.org/officeDocument/2006/customXml" ds:itemID="{7CDC4AAF-8F12-42CC-BE66-DE14DFE703A5}">
-  <ds:schemaRefs>
-    <ds:schemaRef ds:uri="http://schemas.microsoft.com/sharepoint/v3/contenttype/forms"/>
-  </ds:schemaRefs>
-</ds:datastoreItem>
 </file>